--- a/docs/reports/paper_d/submission/paper_d_full.docx
+++ b/docs/reports/paper_d/submission/paper_d_full.docx
@@ -237,31 +237,31 @@
         <w:t xml:space="preserve"> </w:t>
       </w:r>
       <w:r>
-        <w:t xml:space="preserve">margin explained most of the DiCE deficit but not the SHAP deficit. Holding the margin</w:t>
-      </w:r>
-      <w:r>
-        <w:t xml:space="preserve"> </w:t>
-      </w:r>
-      <w:r>
-        <w:t xml:space="preserve">fixed, the features that SHAP, LIME and Anchors ranked first carried less of the</w:t>
-      </w:r>
-      <w:r>
-        <w:t xml:space="preserve"> </w:t>
-      </w:r>
-      <w:r>
-        <w:t xml:space="preserve">prediction on errors. Fidelity changed little and in opposite directions across</w:t>
-      </w:r>
-      <w:r>
-        <w:t xml:space="preserve"> </w:t>
-      </w:r>
-      <w:r>
-        <w:t xml:space="preserve">explainers. The pattern depended on the model family, and on German Credit it held for</w:t>
-      </w:r>
-      <w:r>
-        <w:t xml:space="preserve"> </w:t>
-      </w:r>
-      <w:r>
-        <w:t xml:space="preserve">Anchors but not for SHAP stability. Quality reported as an average can therefore</w:t>
+        <w:t xml:space="preserve">margin explained most of the DiCE deficit but not the SHAP deficit, and at equal margin</w:t>
+      </w:r>
+      <w:r>
+        <w:t xml:space="preserve"> </w:t>
+      </w:r>
+      <w:r>
+        <w:t xml:space="preserve">the features SHAP ranked first carried less of an erroneous prediction. Both SHAP results</w:t>
+      </w:r>
+      <w:r>
+        <w:t xml:space="preserve"> </w:t>
+      </w:r>
+      <w:r>
+        <w:t xml:space="preserve">held on instances outside the models’ training data. Fidelity changed little and in</w:t>
+      </w:r>
+      <w:r>
+        <w:t xml:space="preserve"> </w:t>
+      </w:r>
+      <w:r>
+        <w:t xml:space="preserve">opposite directions across explainers. The pattern depended on the model family, and on</w:t>
+      </w:r>
+      <w:r>
+        <w:t xml:space="preserve"> </w:t>
+      </w:r>
+      <w:r>
+        <w:t xml:space="preserve">German Credit it held for Anchors but not for SHAP stability. Quality reported as an average can therefore</w:t>
       </w:r>
       <w:r>
         <w:t xml:space="preserve"> </w:t>
@@ -445,19 +445,19 @@
         <w:t xml:space="preserve"> </w:t>
       </w:r>
       <w:r>
-        <w:t xml:space="preserve">del déficit de DiCE, pero no el de SHAP. Con el margen fijo, las variables que SHAP, LIME</w:t>
-      </w:r>
-      <w:r>
-        <w:t xml:space="preserve"> </w:t>
-      </w:r>
-      <w:r>
-        <w:t xml:space="preserve">y Anchors situaron en primer lugar sostuvieron una parte menor de la predicción en los</w:t>
-      </w:r>
-      <w:r>
-        <w:t xml:space="preserve"> </w:t>
-      </w:r>
-      <w:r>
-        <w:t xml:space="preserve">errores. El patrón dependió de la familia de modelos y, en German Credit, se mantuvo</w:t>
+        <w:t xml:space="preserve">del déficit de DiCE, pero no el de SHAP; con el margen fijo, las variables que SHAP</w:t>
+      </w:r>
+      <w:r>
+        <w:t xml:space="preserve"> </w:t>
+      </w:r>
+      <w:r>
+        <w:t xml:space="preserve">situó primero sostuvieron una parte menor de la predicción errónea. Ambos resultados</w:t>
+      </w:r>
+      <w:r>
+        <w:t xml:space="preserve"> </w:t>
+      </w:r>
+      <w:r>
+        <w:t xml:space="preserve">de SHAP se mantuvieron fuera de los datos de entrenamiento. El patrón dependió de la familia de modelos y, en German Credit, se mantuvo</w:t>
       </w:r>
       <w:r>
         <w:t xml:space="preserve"> </w:t>
@@ -571,7 +571,7 @@
         <w:t xml:space="preserve"> </w:t>
       </w:r>
       <w:r>
-        <w:t xml:space="preserve">make the predictions of an opaque classifier inspectable</w:t>
+        <w:t xml:space="preserve">inspect the predictions of an opaque classifier</w:t>
       </w:r>
       <w:r>
         <w:t xml:space="preserve"> </w:t>
@@ -580,19 +580,19 @@
         <w:t xml:space="preserve">[5]</w:t>
       </w:r>
       <w:r>
-        <w:t xml:space="preserve">. Their</w:t>
-      </w:r>
-      <w:r>
-        <w:t xml:space="preserve"> </w:t>
-      </w:r>
-      <w:r>
-        <w:t xml:space="preserve">quality is assessed with proxy metrics: whether the features an explanation ranks as</w:t>
-      </w:r>
-      <w:r>
-        <w:t xml:space="preserve"> </w:t>
-      </w:r>
-      <w:r>
-        <w:t xml:space="preserve">important are those that move the prediction (fidelity and deletion tests</w:t>
+        <w:t xml:space="preserve">. Their quality is</w:t>
+      </w:r>
+      <w:r>
+        <w:t xml:space="preserve"> </w:t>
+      </w:r>
+      <w:r>
+        <w:t xml:space="preserve">measured with proxies: whether the features an explanation ranks first are those that move</w:t>
+      </w:r>
+      <w:r>
+        <w:t xml:space="preserve"> </w:t>
+      </w:r>
+      <w:r>
+        <w:t xml:space="preserve">the prediction</w:t>
       </w:r>
       <w:r>
         <w:t xml:space="preserve"> </w:t>
@@ -601,13 +601,13 @@
         <w:t xml:space="preserve">[6], [7], [8]</w:t>
       </w:r>
       <w:r>
-        <w:t xml:space="preserve">), and whether similar</w:t>
-      </w:r>
-      <w:r>
-        <w:t xml:space="preserve"> </w:t>
-      </w:r>
-      <w:r>
-        <w:t xml:space="preserve">inputs receive similar explanations (stability</w:t>
+        <w:t xml:space="preserve">, and</w:t>
+      </w:r>
+      <w:r>
+        <w:t xml:space="preserve"> </w:t>
+      </w:r>
+      <w:r>
+        <w:t xml:space="preserve">whether similar inputs receive similar explanations</w:t>
       </w:r>
       <w:r>
         <w:t xml:space="preserve"> </w:t>
@@ -616,19 +616,13 @@
         <w:t xml:space="preserve">[9]</w:t>
       </w:r>
       <w:r>
-        <w:t xml:space="preserve">). These</w:t>
-      </w:r>
-      <w:r>
-        <w:t xml:space="preserve"> </w:t>
-      </w:r>
-      <w:r>
-        <w:t xml:space="preserve">metrics are reported as averages over a sample of instances, and benchmarks compare</w:t>
-      </w:r>
-      <w:r>
-        <w:t xml:space="preserve"> </w:t>
-      </w:r>
-      <w:r>
-        <w:t xml:space="preserve">explainers by those averages</w:t>
+        <w:t xml:space="preserve">.</w:t>
+      </w:r>
+      <w:r>
+        <w:t xml:space="preserve"> </w:t>
+      </w:r>
+      <w:r>
+        <w:t xml:space="preserve">Benchmarks report these metrics as averages over instances</w:t>
       </w:r>
       <w:r>
         <w:t xml:space="preserve"> </w:t>
@@ -645,43 +639,31 @@
         <w:pStyle w:val="BodyText"/>
       </w:pPr>
       <w:r>
-        <w:t xml:space="preserve">An average hides how quality is distributed across instances, and one split matters more</w:t>
-      </w:r>
-      <w:r>
-        <w:t xml:space="preserve"> </w:t>
-      </w:r>
-      <w:r>
-        <w:t xml:space="preserve">than most: whether the model’s prediction was right. An explanation is rarely consulted to</w:t>
-      </w:r>
-      <w:r>
-        <w:t xml:space="preserve"> </w:t>
-      </w:r>
-      <w:r>
-        <w:t xml:space="preserve">confirm an obviously correct decision. It is consulted when a decision is contested, when</w:t>
-      </w:r>
-      <w:r>
-        <w:t xml:space="preserve"> </w:t>
-      </w:r>
-      <w:r>
-        <w:t xml:space="preserve">an auditor examines a failure, or when a user must decide whether to accept a</w:t>
-      </w:r>
-      <w:r>
-        <w:t xml:space="preserve"> </w:t>
-      </w:r>
-      <w:r>
-        <w:t xml:space="preserve">recommendation. In those situations the prediction is disproportionately likely to be</w:t>
-      </w:r>
-      <w:r>
-        <w:t xml:space="preserve"> </w:t>
-      </w:r>
-      <w:r>
-        <w:t xml:space="preserve">wrong. User studies show that explanations can raise acceptance of a model’s</w:t>
-      </w:r>
-      <w:r>
-        <w:t xml:space="preserve"> </w:t>
-      </w:r>
-      <w:r>
-        <w:t xml:space="preserve">recommendation whether or not the recommendation is correct</w:t>
+        <w:t xml:space="preserve">An average hides one split that matters: whether the prediction was right. Explanations</w:t>
+      </w:r>
+      <w:r>
+        <w:t xml:space="preserve"> </w:t>
+      </w:r>
+      <w:r>
+        <w:t xml:space="preserve">are consulted when a decision is contested, when an auditor examines a failure, or when a</w:t>
+      </w:r>
+      <w:r>
+        <w:t xml:space="preserve"> </w:t>
+      </w:r>
+      <w:r>
+        <w:t xml:space="preserve">user decides whether to accept a recommendation, situations in which the prediction is</w:t>
+      </w:r>
+      <w:r>
+        <w:t xml:space="preserve"> </w:t>
+      </w:r>
+      <w:r>
+        <w:t xml:space="preserve">disproportionately likely to be wrong. Explanations can raise acceptance of a</w:t>
+      </w:r>
+      <w:r>
+        <w:t xml:space="preserve"> </w:t>
+      </w:r>
+      <w:r>
+        <w:t xml:space="preserve">recommendation whether or not it is correct</w:t>
       </w:r>
       <w:r>
         <w:t xml:space="preserve"> </w:t>
@@ -690,13 +672,13 @@
         <w:t xml:space="preserve">[11]</w:t>
       </w:r>
       <w:r>
-        <w:t xml:space="preserve">, and</w:t>
-      </w:r>
-      <w:r>
-        <w:t xml:space="preserve"> </w:t>
-      </w:r>
-      <w:r>
-        <w:t xml:space="preserve">explanations can be unreliable in ways that their appearance does not reveal</w:t>
+        <w:t xml:space="preserve">, and they can be</w:t>
+      </w:r>
+      <w:r>
+        <w:t xml:space="preserve"> </w:t>
+      </w:r>
+      <w:r>
+        <w:t xml:space="preserve">unreliable in ways their appearance does not reveal</w:t>
       </w:r>
       <w:r>
         <w:t xml:space="preserve"> </w:t>
@@ -705,19 +687,19 @@
         <w:t xml:space="preserve">[12], [13]</w:t>
       </w:r>
       <w:r>
-        <w:t xml:space="preserve">. If explanations are also less faithful or less</w:t>
-      </w:r>
-      <w:r>
-        <w:t xml:space="preserve"> </w:t>
-      </w:r>
-      <w:r>
-        <w:t xml:space="preserve">stable on misclassified instances, an explanation can look convincing exactly where it</w:t>
-      </w:r>
-      <w:r>
-        <w:t xml:space="preserve"> </w:t>
-      </w:r>
-      <w:r>
-        <w:t xml:space="preserve">deserves the least trust</w:t>
+        <w:t xml:space="preserve">.</w:t>
+      </w:r>
+      <w:r>
+        <w:t xml:space="preserve"> </w:t>
+      </w:r>
+      <w:r>
+        <w:t xml:space="preserve">If they are also less faithful or less stable on errors, an explanation can look most</w:t>
+      </w:r>
+      <w:r>
+        <w:t xml:space="preserve"> </w:t>
+      </w:r>
+      <w:r>
+        <w:t xml:space="preserve">convincing where it deserves the least trust</w:t>
       </w:r>
       <w:r>
         <w:t xml:space="preserve"> </w:t>
@@ -734,19 +716,7 @@
         <w:pStyle w:val="BodyText"/>
       </w:pPr>
       <w:r>
-        <w:t xml:space="preserve">Whether explanation quality differs between correct and incorrect predictions is an</w:t>
-      </w:r>
-      <w:r>
-        <w:t xml:space="preserve"> </w:t>
-      </w:r>
-      <w:r>
-        <w:t xml:space="preserve">empirical question, and the usual reporting cannot answer it. We answer it with a</w:t>
-      </w:r>
-      <w:r>
-        <w:t xml:space="preserve"> </w:t>
-      </w:r>
-      <w:r>
-        <w:t xml:space="preserve">pre-specified re-analysis of an existing benchmark that explained, under one protocol,</w:t>
+        <w:t xml:space="preserve">We test this with a pre-specified re-analysis of an existing benchmark that explained</w:t>
       </w:r>
       <w:r>
         <w:t xml:space="preserve"> </w:t>
@@ -758,230 +728,102 @@
         <w:t xml:space="preserve"> </w:t>
       </w:r>
       <w:r>
-        <w:t xml:space="preserve">for four explainers and five model families. We ask four questions:</w:t>
+        <w:t xml:space="preserve">for four explainers and five model families, and ask: does explanation quality differ</w:t>
+      </w:r>
+      <w:r>
+        <w:t xml:space="preserve"> </w:t>
+      </w:r>
+      <w:r>
+        <w:t xml:space="preserve">between correct and misclassified instances (RQ1), does the difference depend on the</w:t>
+      </w:r>
+      <w:r>
+        <w:t xml:space="preserve"> </w:t>
+      </w:r>
+      <w:r>
+        <w:t xml:space="preserve">model family (RQ2), do false positives and false negatives differ (RQ3), and is the</w:t>
+      </w:r>
+      <w:r>
+        <w:t xml:space="preserve"> </w:t>
+      </w:r>
+      <w:r>
+        <w:t xml:space="preserve">difference explained by proximity to the decision boundary, where errors tend to lie</w:t>
+      </w:r>
+      <w:r>
+        <w:t xml:space="preserve"> </w:t>
+      </w:r>
+      <w:r>
+        <w:t xml:space="preserve">(RQ4)?</w:t>
+      </w:r>
+    </w:p>
+    <w:bookmarkEnd w:id="11"/>
+    <w:bookmarkStart w:id="15" w:name="materials-and-methods"/>
+    <w:p>
+      <w:pPr>
+        <w:pStyle w:val="Heading1"/>
+      </w:pPr>
+      <w:r>
+        <w:t xml:space="preserve">Materials and methods</w:t>
+      </w:r>
+    </w:p>
+    <w:bookmarkStart w:id="12" w:name="benchmark-and-data"/>
+    <w:p>
+      <w:pPr>
+        <w:pStyle w:val="Heading2"/>
+      </w:pPr>
+      <w:r>
+        <w:t xml:space="preserve">Benchmark and data</w:t>
       </w:r>
     </w:p>
     <w:p>
       <w:pPr>
-        <w:numPr>
-          <w:ilvl w:val="0"/>
-          <w:numId w:val="1001"/>
-        </w:numPr>
-      </w:pPr>
-      <w:r>
-        <w:rPr>
-          <w:b/>
-          <w:bCs/>
-        </w:rPr>
-        <w:t xml:space="preserve">RQ1.</w:t>
-      </w:r>
-      <w:r>
-        <w:t xml:space="preserve"> </w:t>
-      </w:r>
-      <w:r>
-        <w:t xml:space="preserve">Does explanation quality differ between correctly and incorrectly</w:t>
-      </w:r>
-      <w:r>
-        <w:t xml:space="preserve"> </w:t>
-      </w:r>
-      <w:r>
-        <w:t xml:space="preserve">classified instances, for each explainer?</w:t>
+        <w:pStyle w:val="FirstParagraph"/>
+      </w:pPr>
+      <w:r>
+        <w:t xml:space="preserve">The data are the runs of an existing benchmark on the UCI Adult income data</w:t>
+      </w:r>
+      <w:r>
+        <w:t xml:space="preserve"> </w:t>
+      </w:r>
+      <w:r>
+        <w:t xml:space="preserve">[16], [17]</w:t>
+      </w:r>
+      <w:r>
+        <w:t xml:space="preserve">, released with its protocol in</w:t>
+      </w:r>
+      <w:r>
+        <w:t xml:space="preserve"> </w:t>
+      </w:r>
+      <w:r>
+        <w:t xml:space="preserve">[10]</w:t>
+      </w:r>
+      <w:r>
+        <w:t xml:space="preserve">. That study, and a later analysis of the same runs, compare</w:t>
+      </w:r>
+      <w:r>
+        <w:t xml:space="preserve"> </w:t>
+      </w:r>
+      <w:r>
+        <w:t xml:space="preserve">explainers by their average quality; the present analysis reports none of their results</w:t>
+      </w:r>
+      <w:r>
+        <w:t xml:space="preserve"> </w:t>
+      </w:r>
+      <w:r>
+        <w:t xml:space="preserve">and compares each explainer with itself, between correct and misclassified instances of</w:t>
+      </w:r>
+      <w:r>
+        <w:t xml:space="preserve"> </w:t>
+      </w:r>
+      <w:r>
+        <w:t xml:space="preserve">the same run.</w:t>
       </w:r>
     </w:p>
     <w:p>
       <w:pPr>
-        <w:numPr>
-          <w:ilvl w:val="0"/>
-          <w:numId w:val="1001"/>
-        </w:numPr>
-      </w:pPr>
-      <w:r>
-        <w:rPr>
-          <w:b/>
-          <w:bCs/>
-        </w:rPr>
-        <w:t xml:space="preserve">RQ2.</w:t>
-      </w:r>
-      <w:r>
-        <w:t xml:space="preserve"> </w:t>
-      </w:r>
-      <w:r>
-        <w:t xml:space="preserve">Does the difference depend on the model family?</w:t>
-      </w:r>
-    </w:p>
-    <w:p>
-      <w:pPr>
-        <w:numPr>
-          <w:ilvl w:val="0"/>
-          <w:numId w:val="1001"/>
-        </w:numPr>
-      </w:pPr>
-      <w:r>
-        <w:rPr>
-          <w:b/>
-          <w:bCs/>
-        </w:rPr>
-        <w:t xml:space="preserve">RQ3.</w:t>
-      </w:r>
-      <w:r>
-        <w:t xml:space="preserve"> </w:t>
-      </w:r>
-      <w:r>
-        <w:t xml:space="preserve">Among errors, do false positives and false negatives differ?</w:t>
-      </w:r>
-    </w:p>
-    <w:p>
-      <w:pPr>
-        <w:numPr>
-          <w:ilvl w:val="0"/>
-          <w:numId w:val="1001"/>
-        </w:numPr>
-      </w:pPr>
-      <w:r>
-        <w:rPr>
-          <w:b/>
-          <w:bCs/>
-        </w:rPr>
-        <w:t xml:space="preserve">RQ4.</w:t>
-      </w:r>
-      <w:r>
-        <w:t xml:space="preserve"> </w:t>
-      </w:r>
-      <w:r>
-        <w:t xml:space="preserve">Is the difference explained by proximity to the decision boundary?</w:t>
-      </w:r>
-      <w:r>
-        <w:t xml:space="preserve"> </w:t>
-      </w:r>
-      <w:r>
-        <w:t xml:space="preserve">Errors tend to lie near it, and some metrics may depend on the margin rather than on</w:t>
-      </w:r>
-      <w:r>
-        <w:t xml:space="preserve"> </w:t>
-      </w:r>
-      <w:r>
-        <w:t xml:space="preserve">correctness itself.</w:t>
-      </w:r>
-    </w:p>
-    <w:p>
-      <w:pPr>
-        <w:pStyle w:val="FirstParagraph"/>
-      </w:pPr>
-      <w:r>
-        <w:t xml:space="preserve">The contribution is an instance-level answer, with the run as the unit of inference, a</w:t>
-      </w:r>
-      <w:r>
-        <w:t xml:space="preserve"> </w:t>
-      </w:r>
-      <w:r>
-        <w:t xml:space="preserve">margin control, an external check on a second dataset, and a practical recommendation</w:t>
-      </w:r>
-      <w:r>
-        <w:t xml:space="preserve"> </w:t>
-      </w:r>
-      <w:r>
-        <w:t xml:space="preserve">for how explanation audits should report quality.</w:t>
-      </w:r>
-    </w:p>
-    <w:bookmarkEnd w:id="11"/>
-    <w:bookmarkStart w:id="16" w:name="materials-and-methods"/>
-    <w:p>
-      <w:pPr>
-        <w:pStyle w:val="Heading1"/>
-      </w:pPr>
-      <w:r>
-        <w:t xml:space="preserve">Materials and methods</w:t>
-      </w:r>
-    </w:p>
-    <w:bookmarkStart w:id="13" w:name="benchmark-and-data"/>
-    <w:p>
-      <w:pPr>
-        <w:pStyle w:val="Heading2"/>
-      </w:pPr>
-      <w:r>
-        <w:t xml:space="preserve">Benchmark and data</w:t>
-      </w:r>
-    </w:p>
-    <w:p>
-      <w:pPr>
-        <w:pStyle w:val="FirstParagraph"/>
-      </w:pPr>
-      <w:r>
-        <w:t xml:space="preserve">The data are the runs of an existing benchmark of post-hoc explainers on the UCI Adult</w:t>
-      </w:r>
-      <w:r>
-        <w:t xml:space="preserve"> </w:t>
-      </w:r>
-      <w:r>
-        <w:t xml:space="preserve">income data</w:t>
-      </w:r>
-      <w:r>
-        <w:t xml:space="preserve"> </w:t>
-      </w:r>
-      <w:r>
-        <w:t xml:space="preserve">[16], [17]</w:t>
-      </w:r>
-      <w:r>
-        <w:t xml:space="preserve">, released with its protocol and</w:t>
-      </w:r>
-      <w:r>
-        <w:t xml:space="preserve"> </w:t>
-      </w:r>
-      <w:r>
-        <w:t xml:space="preserve">reproducibility contract in</w:t>
-      </w:r>
-      <w:r>
-        <w:t xml:space="preserve"> </w:t>
-      </w:r>
-      <w:r>
-        <w:t xml:space="preserve">[10]</w:t>
-      </w:r>
-      <w:r>
-        <w:t xml:space="preserve">. That study, and a later</w:t>
-      </w:r>
-      <w:r>
-        <w:t xml:space="preserve"> </w:t>
-      </w:r>
-      <w:r>
-        <w:t xml:space="preserve">analysis of the same runs, compare explainers by their average quality over all</w:t>
-      </w:r>
-      <w:r>
-        <w:t xml:space="preserve"> </w:t>
-      </w:r>
-      <w:r>
-        <w:t xml:space="preserve">instances. The present analysis is different and reports none of their results: it</w:t>
-      </w:r>
-      <w:r>
-        <w:t xml:space="preserve"> </w:t>
-      </w:r>
-      <w:r>
-        <w:t xml:space="preserve">compares each explainer with itself, between correct and misclassified instances of the</w:t>
-      </w:r>
-      <w:r>
-        <w:t xml:space="preserve"> </w:t>
-      </w:r>
-      <w:r>
-        <w:t xml:space="preserve">same run. Re-using the cohort rather than re-executing it keeps the explainers, models and</w:t>
-      </w:r>
-      <w:r>
-        <w:t xml:space="preserve"> </w:t>
-      </w:r>
-      <w:r>
-        <w:t xml:space="preserve">instances fixed, so the only contrast is the correctness of the prediction.</w:t>
-      </w:r>
-    </w:p>
-    <w:p>
-      <w:pPr>
         <w:pStyle w:val="BodyText"/>
       </w:pPr>
       <w:r>
-        <w:t xml:space="preserve">Five classifiers, each trained once, were explained: logistic regression,</w:t>
-      </w:r>
-      <w:r>
-        <w:t xml:space="preserve"> </w:t>
-      </w:r>
-      <w:r>
-        <w:t xml:space="preserve">random forest</w:t>
+        <w:t xml:space="preserve">Five classifiers were explained: logistic regression, random forest</w:t>
       </w:r>
       <w:r>
         <w:t xml:space="preserve"> </w:t>
@@ -990,7 +832,7 @@
         <w:t xml:space="preserve">[18]</w:t>
       </w:r>
       <w:r>
-        <w:t xml:space="preserve">, gradient-boosted trees (XGBoost)</w:t>
+        <w:t xml:space="preserve">, XGBoost</w:t>
       </w:r>
       <w:r>
         <w:t xml:space="preserve"> </w:t>
@@ -999,19 +841,25 @@
         <w:t xml:space="preserve">[19]</w:t>
       </w:r>
       <w:r>
-        <w:t xml:space="preserve">, a support vector machine and a multilayer perceptron. Each run</w:t>
-      </w:r>
-      <w:r>
-        <w:t xml:space="preserve"> </w:t>
-      </w:r>
-      <w:r>
-        <w:t xml:space="preserve">crossed one model family with one explainer, one random seed (42, 123, 456, 789 or 999)</w:t>
-      </w:r>
-      <w:r>
-        <w:t xml:space="preserve"> </w:t>
-      </w:r>
-      <w:r>
-        <w:t xml:space="preserve">and one sampling intensity of</w:t>
+        <w:t xml:space="preserve">, a support vector machine and a</w:t>
+      </w:r>
+      <w:r>
+        <w:t xml:space="preserve"> </w:t>
+      </w:r>
+      <w:r>
+        <w:t xml:space="preserve">multilayer perceptron, all trained once on the seed-42 partition of the data. Each run</w:t>
+      </w:r>
+      <w:r>
+        <w:t xml:space="preserve"> </w:t>
+      </w:r>
+      <w:r>
+        <w:t xml:space="preserve">crossed one model, one explainer, one seed (42, 123, 456, 789 or 999), which fixed the</w:t>
+      </w:r>
+      <w:r>
+        <w:t xml:space="preserve"> </w:t>
+      </w:r>
+      <w:r>
+        <w:t xml:space="preserve">partition sampled, and</w:t>
       </w:r>
       <w:r>
         <w:t xml:space="preserve"> </w:t>
@@ -1059,618 +907,109 @@
         <w:t xml:space="preserve"> </w:t>
       </w:r>
       <w:r>
-        <w:t xml:space="preserve">instances per error quadrant. The</w:t>
-      </w:r>
-      <w:r>
-        <w:t xml:space="preserve"> </w:t>
-      </w:r>
-      <w:r>
-        <w:t xml:space="preserve">seed fixed the partition from which instances were drawn; the models were trained on the</w:t>
-      </w:r>
-      <w:r>
-        <w:t xml:space="preserve"> </w:t>
-      </w:r>
-      <w:r>
-        <w:t xml:space="preserve">partition of seed 42. Within a run, test instances</w:t>
-      </w:r>
-      <w:r>
-        <w:t xml:space="preserve"> </w:t>
-      </w:r>
-      <w:r>
-        <w:t xml:space="preserve">were sampled separately from the four quadrants (TP, TN, FP, FN), so correct and</w:t>
-      </w:r>
-      <w:r>
-        <w:t xml:space="preserve"> </w:t>
-      </w:r>
-      <w:r>
-        <w:t xml:space="preserve">misclassified instances are represented in nearly equal numbers by design.</w:t>
-      </w:r>
-    </w:p>
-    <w:p>
-      <w:pPr>
-        <w:pStyle w:val="BodyText"/>
-      </w:pPr>
-      <w:r>
-        <w:t xml:space="preserve">Of the 299 run files, 265 entered the analysis.</w:t>
-      </w:r>
-      <w:r>
-        <w:t xml:space="preserve"> </w:t>
-      </w:r>
-      <w:r>
-        <w:t xml:space="preserve">Anchors and DiCE produced no explanations in</w:t>
-      </w:r>
-      <w:r>
-        <w:t xml:space="preserve"> </w:t>
-      </w:r>
-      <w:r>
-        <w:t xml:space="preserve">18 and</w:t>
-      </w:r>
-      <w:r>
-        <w:t xml:space="preserve"> </w:t>
-      </w:r>
-      <w:r>
-        <w:t xml:space="preserve">7 runs respectively (failed or</w:t>
-      </w:r>
-      <w:r>
-        <w:t xml:space="preserve"> </w:t>
-      </w:r>
-      <w:r>
-        <w:t xml:space="preserve">non-converged), and 9 SHAP runs had fewer</w:t>
-      </w:r>
-      <w:r>
-        <w:t xml:space="preserve"> </w:t>
-      </w:r>
-      <w:r>
-        <w:t xml:space="preserve">than ten instances in one of the two groups. The analysis covers</w:t>
-      </w:r>
-      <w:r>
-        <w:t xml:space="preserve"> </w:t>
-      </w:r>
-      <w:r>
-        <w:t xml:space="preserve">122,529 explained instances; 278 instances</w:t>
-      </w:r>
-      <w:r>
-        <w:t xml:space="preserve"> </w:t>
-      </w:r>
-      <w:r>
-        <w:t xml:space="preserve">without a recorded quadrant were excluded. Table </w:t>
-      </w:r>
-      <w:hyperlink w:anchor="tab:data">
+        <w:t xml:space="preserve">instances per error quadrant (TP, TN, FP,</w:t>
+      </w:r>
+      <w:r>
+        <w:t xml:space="preserve"> </w:t>
+      </w:r>
+      <w:r>
+        <w:t xml:space="preserve">FN), so correct and misclassified instances are about equally represented. Of the</w:t>
+      </w:r>
+      <w:r>
+        <w:t xml:space="preserve"> </w:t>
+      </w:r>
+      <w:r>
+        <w:t xml:space="preserve">299 runs, 265 were analysed: Anchors and DiCE</w:t>
+      </w:r>
+      <w:r>
+        <w:t xml:space="preserve"> </w:t>
+      </w:r>
+      <w:r>
+        <w:t xml:space="preserve">returned no explanations in 18 and</w:t>
+      </w:r>
+      <w:r>
+        <w:t xml:space="preserve"> </w:t>
+      </w:r>
+      <w:r>
+        <w:t xml:space="preserve">7 runs, and</w:t>
+      </w:r>
+      <w:r>
+        <w:t xml:space="preserve"> </w:t>
+      </w:r>
+      <w:r>
+        <w:t xml:space="preserve">9 SHAP runs had fewer than ten instances</w:t>
+      </w:r>
+      <w:r>
+        <w:t xml:space="preserve"> </w:t>
+      </w:r>
+      <w:r>
+        <w:t xml:space="preserve">in a group. They contain 122,529 explained instances, of which</w:t>
+      </w:r>
+      <w:r>
+        <w:t xml:space="preserve"> </w:t>
+      </w:r>
+      <w:r>
+        <w:t xml:space="preserve">70,788 belong to the training data (Section </w:t>
+      </w:r>
+      <w:hyperlink w:anchor="sec:sens">
         <w:r>
           <w:rPr>
             <w:rStyle w:val="Hyperlink"/>
           </w:rPr>
-          <w:t xml:space="preserve">1</w:t>
+          <w:t xml:space="preserve">3.4</w:t>
         </w:r>
       </w:hyperlink>
       <w:r>
-        <w:t xml:space="preserve"> </w:t>
-      </w:r>
-      <w:r>
-        <w:t xml:space="preserve">gives the counts per</w:t>
-      </w:r>
-      <w:r>
-        <w:t xml:space="preserve"> </w:t>
-      </w:r>
-      <w:r>
-        <w:t xml:space="preserve">explainer.</w:t>
+        <w:t xml:space="preserve">);</w:t>
+      </w:r>
+      <w:r>
+        <w:t xml:space="preserve"> </w:t>
+      </w:r>
+      <w:r>
+        <w:t xml:space="preserve">278 instances without a quadrant were excluded. The external check</w:t>
+      </w:r>
+      <w:r>
+        <w:t xml:space="preserve"> </w:t>
+      </w:r>
+      <w:r>
+        <w:t xml:space="preserve">uses the benchmark’s German Credit runs</w:t>
+      </w:r>
+      <w:r>
+        <w:t xml:space="preserve"> </w:t>
+      </w:r>
+      <w:r>
+        <w:t xml:space="preserve">[20]</w:t>
+      </w:r>
+      <w:r>
+        <w:t xml:space="preserve">: random forest and</w:t>
+      </w:r>
+      <w:r>
+        <w:t xml:space="preserve"> </w:t>
+      </w:r>
+      <w:r>
+        <w:t xml:space="preserve">XGBoost, explained by SHAP and Anchors, three seeds each (12 runs, 13 to</w:t>
+      </w:r>
+      <w:r>
+        <w:t xml:space="preserve"> </w:t>
+      </w:r>
+      <w:r>
+        <w:t xml:space="preserve">37 errors per quadrant). Breast Cancer was excluded in advance, with one to four errors</w:t>
+      </w:r>
+      <w:r>
+        <w:t xml:space="preserve"> </w:t>
+      </w:r>
+      <w:r>
+        <w:t xml:space="preserve">per quadrant.</w:t>
       </w:r>
     </w:p>
-    <w:bookmarkStart w:id="12" w:name="tab:data"/>
+    <w:bookmarkEnd w:id="12"/>
+    <w:bookmarkStart w:id="13" w:name="quality-metrics"/>
     <w:p>
       <w:pPr>
-        <w:pStyle w:val="TableCaption"/>
-      </w:pPr>
-      <w:r>
-        <w:t xml:space="preserve">Runs and instances analysed per explainer (UCI Adult).</w:t>
-      </w:r>
-    </w:p>
-    <w:tbl>
-      <w:tblPr>
-        <w:tblStyle w:val="Table"/>
-        <w:tblW w:type="auto" w:w="0"/>
-        <w:tblLook w:firstRow="1" w:lastRow="0" w:firstColumn="0" w:lastColumn="0" w:noHBand="0" w:noVBand="0" w:val="0020"/>
-        <w:tblCaption w:val="Runs and instances analysed per explainer (UCI Adult)."/>
-      </w:tblPr>
-      <w:tblGrid>
-        <w:gridCol w:w="1584"/>
-        <w:gridCol w:w="1584"/>
-        <w:gridCol w:w="1584"/>
-        <w:gridCol w:w="1584"/>
-        <w:gridCol w:w="1584"/>
-      </w:tblGrid>
-      <w:tr>
-        <w:trPr>
-          <w:tblHeader w:val="on"/>
-        </w:trPr>
-        <w:tc>
-          <w:tcPr/>
-          <w:p>
-            <w:pPr>
-              <w:pStyle w:val="Compact"/>
-              <w:spacing w:before="0" w:after="0" w:line="240" w:lineRule="auto"/>
-              <w:jc w:val="left"/>
-            </w:pPr>
-            <w:r>
-              <w:rPr>
-                <w:sz w:val="20"/>
-                <w:szCs w:val="20"/>
-              </w:rPr>
-              <w:t xml:space="preserve">Explainer</w:t>
-            </w:r>
-          </w:p>
-        </w:tc>
-        <w:tc>
-          <w:tcPr/>
-          <w:p>
-            <w:pPr>
-              <w:pStyle w:val="Compact"/>
-              <w:spacing w:before="0" w:after="0" w:line="240" w:lineRule="auto"/>
-              <w:jc w:val="right"/>
-            </w:pPr>
-            <w:r>
-              <w:rPr>
-                <w:sz w:val="20"/>
-                <w:szCs w:val="20"/>
-              </w:rPr>
-              <w:t xml:space="preserve">Runs present</w:t>
-            </w:r>
-          </w:p>
-        </w:tc>
-        <w:tc>
-          <w:tcPr/>
-          <w:p>
-            <w:pPr>
-              <w:pStyle w:val="Compact"/>
-              <w:spacing w:before="0" w:after="0" w:line="240" w:lineRule="auto"/>
-              <w:jc w:val="right"/>
-            </w:pPr>
-            <w:r>
-              <w:rPr>
-                <w:sz w:val="20"/>
-                <w:szCs w:val="20"/>
-              </w:rPr>
-              <w:t xml:space="preserve">Runs analysed</w:t>
-            </w:r>
-          </w:p>
-        </w:tc>
-        <w:tc>
-          <w:tcPr/>
-          <w:p>
-            <w:pPr>
-              <w:pStyle w:val="Compact"/>
-              <w:spacing w:before="0" w:after="0" w:line="240" w:lineRule="auto"/>
-              <w:jc w:val="right"/>
-            </w:pPr>
-            <w:r>
-              <w:rPr>
-                <w:sz w:val="20"/>
-                <w:szCs w:val="20"/>
-              </w:rPr>
-              <w:t xml:space="preserve">Correct</w:t>
-            </w:r>
-          </w:p>
-        </w:tc>
-        <w:tc>
-          <w:tcPr/>
-          <w:p>
-            <w:pPr>
-              <w:pStyle w:val="Compact"/>
-              <w:spacing w:before="0" w:after="0" w:line="240" w:lineRule="auto"/>
-              <w:jc w:val="right"/>
-            </w:pPr>
-            <w:r>
-              <w:rPr>
-                <w:sz w:val="20"/>
-                <w:szCs w:val="20"/>
-              </w:rPr>
-              <w:t xml:space="preserve">Misclassified</w:t>
-            </w:r>
-          </w:p>
-        </w:tc>
-      </w:tr>
-      <w:tr>
-        <w:tc>
-          <w:tcPr/>
-          <w:p>
-            <w:pPr>
-              <w:pStyle w:val="Compact"/>
-              <w:spacing w:before="0" w:after="0" w:line="240" w:lineRule="auto"/>
-              <w:jc w:val="left"/>
-            </w:pPr>
-            <w:r>
-              <w:rPr>
-                <w:sz w:val="20"/>
-                <w:szCs w:val="20"/>
-              </w:rPr>
-              <w:t xml:space="preserve">SHAP</w:t>
-            </w:r>
-          </w:p>
-        </w:tc>
-        <w:tc>
-          <w:tcPr/>
-          <w:p>
-            <w:pPr>
-              <w:pStyle w:val="Compact"/>
-              <w:spacing w:before="0" w:after="0" w:line="240" w:lineRule="auto"/>
-              <w:jc w:val="right"/>
-            </w:pPr>
-            <w:r>
-              <w:rPr>
-                <w:sz w:val="20"/>
-                <w:szCs w:val="20"/>
-              </w:rPr>
-              <w:t xml:space="preserve">74</w:t>
-            </w:r>
-          </w:p>
-        </w:tc>
-        <w:tc>
-          <w:tcPr/>
-          <w:p>
-            <w:pPr>
-              <w:pStyle w:val="Compact"/>
-              <w:spacing w:before="0" w:after="0" w:line="240" w:lineRule="auto"/>
-              <w:jc w:val="right"/>
-            </w:pPr>
-            <w:r>
-              <w:rPr>
-                <w:sz w:val="20"/>
-                <w:szCs w:val="20"/>
-              </w:rPr>
-              <w:t xml:space="preserve">65</w:t>
-            </w:r>
-          </w:p>
-        </w:tc>
-        <w:tc>
-          <w:tcPr/>
-          <w:p>
-            <w:pPr>
-              <w:pStyle w:val="Compact"/>
-              <w:spacing w:before="0" w:after="0" w:line="240" w:lineRule="auto"/>
-              <w:jc w:val="right"/>
-            </w:pPr>
-            <w:r>
-              <w:rPr>
-                <w:sz w:val="20"/>
-                <w:szCs w:val="20"/>
-              </w:rPr>
-              <w:t xml:space="preserve">15,369</w:t>
-            </w:r>
-          </w:p>
-        </w:tc>
-        <w:tc>
-          <w:tcPr/>
-          <w:p>
-            <w:pPr>
-              <w:pStyle w:val="Compact"/>
-              <w:spacing w:before="0" w:after="0" w:line="240" w:lineRule="auto"/>
-              <w:jc w:val="right"/>
-            </w:pPr>
-            <w:r>
-              <w:rPr>
-                <w:sz w:val="20"/>
-                <w:szCs w:val="20"/>
-              </w:rPr>
-              <w:t xml:space="preserve">14,302</w:t>
-            </w:r>
-          </w:p>
-        </w:tc>
-      </w:tr>
-      <w:tr>
-        <w:tc>
-          <w:tcPr/>
-          <w:p>
-            <w:pPr>
-              <w:pStyle w:val="Compact"/>
-              <w:spacing w:before="0" w:after="0" w:line="240" w:lineRule="auto"/>
-              <w:jc w:val="left"/>
-            </w:pPr>
-            <w:r>
-              <w:rPr>
-                <w:sz w:val="20"/>
-                <w:szCs w:val="20"/>
-              </w:rPr>
-              <w:t xml:space="preserve">LIME</w:t>
-            </w:r>
-          </w:p>
-        </w:tc>
-        <w:tc>
-          <w:tcPr/>
-          <w:p>
-            <w:pPr>
-              <w:pStyle w:val="Compact"/>
-              <w:spacing w:before="0" w:after="0" w:line="240" w:lineRule="auto"/>
-              <w:jc w:val="right"/>
-            </w:pPr>
-            <w:r>
-              <w:rPr>
-                <w:sz w:val="20"/>
-                <w:szCs w:val="20"/>
-              </w:rPr>
-              <w:t xml:space="preserve">75</w:t>
-            </w:r>
-          </w:p>
-        </w:tc>
-        <w:tc>
-          <w:tcPr/>
-          <w:p>
-            <w:pPr>
-              <w:pStyle w:val="Compact"/>
-              <w:spacing w:before="0" w:after="0" w:line="240" w:lineRule="auto"/>
-              <w:jc w:val="right"/>
-            </w:pPr>
-            <w:r>
-              <w:rPr>
-                <w:sz w:val="20"/>
-                <w:szCs w:val="20"/>
-              </w:rPr>
-              <w:t xml:space="preserve">75</w:t>
-            </w:r>
-          </w:p>
-        </w:tc>
-        <w:tc>
-          <w:tcPr/>
-          <w:p>
-            <w:pPr>
-              <w:pStyle w:val="Compact"/>
-              <w:spacing w:before="0" w:after="0" w:line="240" w:lineRule="auto"/>
-              <w:jc w:val="right"/>
-            </w:pPr>
-            <w:r>
-              <w:rPr>
-                <w:sz w:val="20"/>
-                <w:szCs w:val="20"/>
-              </w:rPr>
-              <w:t xml:space="preserve">17,500</w:t>
-            </w:r>
-          </w:p>
-        </w:tc>
-        <w:tc>
-          <w:tcPr/>
-          <w:p>
-            <w:pPr>
-              <w:pStyle w:val="Compact"/>
-              <w:spacing w:before="0" w:after="0" w:line="240" w:lineRule="auto"/>
-              <w:jc w:val="right"/>
-            </w:pPr>
-            <w:r>
-              <w:rPr>
-                <w:sz w:val="20"/>
-                <w:szCs w:val="20"/>
-              </w:rPr>
-              <w:t xml:space="preserve">17,103</w:t>
-            </w:r>
-          </w:p>
-        </w:tc>
-      </w:tr>
-      <w:tr>
-        <w:tc>
-          <w:tcPr/>
-          <w:p>
-            <w:pPr>
-              <w:pStyle w:val="Compact"/>
-              <w:spacing w:before="0" w:after="0" w:line="240" w:lineRule="auto"/>
-              <w:jc w:val="left"/>
-            </w:pPr>
-            <w:r>
-              <w:rPr>
-                <w:sz w:val="20"/>
-                <w:szCs w:val="20"/>
-              </w:rPr>
-              <w:t xml:space="preserve">Anchors</w:t>
-            </w:r>
-          </w:p>
-        </w:tc>
-        <w:tc>
-          <w:tcPr/>
-          <w:p>
-            <w:pPr>
-              <w:pStyle w:val="Compact"/>
-              <w:spacing w:before="0" w:after="0" w:line="240" w:lineRule="auto"/>
-              <w:jc w:val="right"/>
-            </w:pPr>
-            <w:r>
-              <w:rPr>
-                <w:sz w:val="20"/>
-                <w:szCs w:val="20"/>
-              </w:rPr>
-              <w:t xml:space="preserve">75</w:t>
-            </w:r>
-          </w:p>
-        </w:tc>
-        <w:tc>
-          <w:tcPr/>
-          <w:p>
-            <w:pPr>
-              <w:pStyle w:val="Compact"/>
-              <w:spacing w:before="0" w:after="0" w:line="240" w:lineRule="auto"/>
-              <w:jc w:val="right"/>
-            </w:pPr>
-            <w:r>
-              <w:rPr>
-                <w:sz w:val="20"/>
-                <w:szCs w:val="20"/>
-              </w:rPr>
-              <w:t xml:space="preserve">57</w:t>
-            </w:r>
-          </w:p>
-        </w:tc>
-        <w:tc>
-          <w:tcPr/>
-          <w:p>
-            <w:pPr>
-              <w:pStyle w:val="Compact"/>
-              <w:spacing w:before="0" w:after="0" w:line="240" w:lineRule="auto"/>
-              <w:jc w:val="right"/>
-            </w:pPr>
-            <w:r>
-              <w:rPr>
-                <w:sz w:val="20"/>
-                <w:szCs w:val="20"/>
-              </w:rPr>
-              <w:t xml:space="preserve">12,992</w:t>
-            </w:r>
-          </w:p>
-        </w:tc>
-        <w:tc>
-          <w:tcPr/>
-          <w:p>
-            <w:pPr>
-              <w:pStyle w:val="Compact"/>
-              <w:spacing w:before="0" w:after="0" w:line="240" w:lineRule="auto"/>
-              <w:jc w:val="right"/>
-            </w:pPr>
-            <w:r>
-              <w:rPr>
-                <w:sz w:val="20"/>
-                <w:szCs w:val="20"/>
-              </w:rPr>
-              <w:t xml:space="preserve">12,775</w:t>
-            </w:r>
-          </w:p>
-        </w:tc>
-      </w:tr>
-      <w:tr>
-        <w:tc>
-          <w:tcPr/>
-          <w:p>
-            <w:pPr>
-              <w:pStyle w:val="Compact"/>
-              <w:spacing w:before="0" w:after="0" w:line="240" w:lineRule="auto"/>
-              <w:jc w:val="left"/>
-            </w:pPr>
-            <w:r>
-              <w:rPr>
-                <w:sz w:val="20"/>
-                <w:szCs w:val="20"/>
-              </w:rPr>
-              <w:t xml:space="preserve">DiCE</w:t>
-            </w:r>
-          </w:p>
-        </w:tc>
-        <w:tc>
-          <w:tcPr/>
-          <w:p>
-            <w:pPr>
-              <w:pStyle w:val="Compact"/>
-              <w:spacing w:before="0" w:after="0" w:line="240" w:lineRule="auto"/>
-              <w:jc w:val="right"/>
-            </w:pPr>
-            <w:r>
-              <w:rPr>
-                <w:sz w:val="20"/>
-                <w:szCs w:val="20"/>
-              </w:rPr>
-              <w:t xml:space="preserve">75</w:t>
-            </w:r>
-          </w:p>
-        </w:tc>
-        <w:tc>
-          <w:tcPr/>
-          <w:p>
-            <w:pPr>
-              <w:pStyle w:val="Compact"/>
-              <w:spacing w:before="0" w:after="0" w:line="240" w:lineRule="auto"/>
-              <w:jc w:val="right"/>
-            </w:pPr>
-            <w:r>
-              <w:rPr>
-                <w:sz w:val="20"/>
-                <w:szCs w:val="20"/>
-              </w:rPr>
-              <w:t xml:space="preserve">68</w:t>
-            </w:r>
-          </w:p>
-        </w:tc>
-        <w:tc>
-          <w:tcPr/>
-          <w:p>
-            <w:pPr>
-              <w:pStyle w:val="Compact"/>
-              <w:spacing w:before="0" w:after="0" w:line="240" w:lineRule="auto"/>
-              <w:jc w:val="right"/>
-            </w:pPr>
-            <w:r>
-              <w:rPr>
-                <w:sz w:val="20"/>
-                <w:szCs w:val="20"/>
-              </w:rPr>
-              <w:t xml:space="preserve">16,300</w:t>
-            </w:r>
-          </w:p>
-        </w:tc>
-        <w:tc>
-          <w:tcPr/>
-          <w:p>
-            <w:pPr>
-              <w:pStyle w:val="Compact"/>
-              <w:spacing w:before="0" w:after="0" w:line="240" w:lineRule="auto"/>
-              <w:jc w:val="right"/>
-            </w:pPr>
-            <w:r>
-              <w:rPr>
-                <w:sz w:val="20"/>
-                <w:szCs w:val="20"/>
-              </w:rPr>
-              <w:t xml:space="preserve">16,188</w:t>
-            </w:r>
-          </w:p>
-        </w:tc>
-      </w:tr>
-    </w:tbl>
-    <w:bookmarkEnd w:id="12"/>
-    <w:p>
-      <w:pPr>
-        <w:pStyle w:val="BodyText"/>
-      </w:pPr>
-      <w:r>
-        <w:t xml:space="preserve">For the external check we used the German Credit data</w:t>
-      </w:r>
-      <w:r>
-        <w:t xml:space="preserve"> </w:t>
-      </w:r>
-      <w:r>
-        <w:t xml:space="preserve">[20]</w:t>
-      </w:r>
-      <w:r>
-        <w:t xml:space="preserve"> </w:t>
-      </w:r>
-      <w:r>
-        <w:t xml:space="preserve">from the</w:t>
-      </w:r>
-      <w:r>
-        <w:t xml:space="preserve"> </w:t>
-      </w:r>
-      <w:r>
-        <w:t xml:space="preserve">same benchmark: random forest and XGBoost, explained by SHAP and Anchors, three seeds</w:t>
-      </w:r>
-      <w:r>
-        <w:t xml:space="preserve"> </w:t>
-      </w:r>
-      <w:r>
-        <w:t xml:space="preserve">each (12 runs). These runs have 13 to 37 errors per quadrant. A</w:t>
-      </w:r>
-      <w:r>
-        <w:t xml:space="preserve"> </w:t>
-      </w:r>
-      <w:r>
-        <w:t xml:space="preserve">third dataset in the benchmark, Breast Cancer, was excluded in advance because it has only</w:t>
-      </w:r>
-      <w:r>
-        <w:t xml:space="preserve"> </w:t>
-      </w:r>
-      <w:r>
-        <w:t xml:space="preserve">one to four errors per quadrant per run.</w:t>
-      </w:r>
-    </w:p>
-    <w:bookmarkEnd w:id="13"/>
-    <w:bookmarkStart w:id="14" w:name="explainers-and-quality-metrics"/>
-    <w:p>
-      <w:pPr>
         <w:pStyle w:val="Heading2"/>
       </w:pPr>
       <w:r>
-        <w:t xml:space="preserve">Explainers and quality metrics</w:t>
+        <w:t xml:space="preserve">Quality metrics</w:t>
       </w:r>
     </w:p>
     <w:p>
@@ -1678,13 +1017,13 @@
         <w:pStyle w:val="FirstParagraph"/>
       </w:pPr>
       <w:r>
-        <w:t xml:space="preserve">SHAP used TreeExplainer for the tree models and KernelExplainer otherwise; LIME used a</w:t>
-      </w:r>
-      <w:r>
-        <w:t xml:space="preserve"> </w:t>
-      </w:r>
-      <w:r>
-        <w:t xml:space="preserve">tabular surrogate with ten features. Both return an attribution vector</w:t>
+        <w:t xml:space="preserve">SHAP (TreeExplainer for tree models, KernelExplainer otherwise) and LIME (ten features)</w:t>
+      </w:r>
+      <w:r>
+        <w:t xml:space="preserve"> </w:t>
+      </w:r>
+      <w:r>
+        <w:t xml:space="preserve">return an attribution vector</w:t>
       </w:r>
       <w:r>
         <w:t xml:space="preserve"> </w:t>
@@ -1732,62 +1071,13 @@
         </m:sSup>
       </m:oMath>
       <w:r>
-        <w:t xml:space="preserve"> </w:t>
-      </w:r>
-      <w:r>
-        <w:t xml:space="preserve">over the</w:t>
-      </w:r>
-      <w:r>
-        <w:t xml:space="preserve"> </w:t>
-      </w:r>
-      <m:oMath>
-        <m:r>
-          <m:t>M</m:t>
-        </m:r>
-      </m:oMath>
-      <w:r>
-        <w:t xml:space="preserve"> </w:t>
-      </w:r>
-      <w:r>
-        <w:t xml:space="preserve">model features. Anchors returns a rule; it is</w:t>
-      </w:r>
-      <w:r>
-        <w:t xml:space="preserve"> </w:t>
-      </w:r>
-      <w:r>
-        <w:t xml:space="preserve">represented as a binary vector marking the features in the rule. DiCE returns a</w:t>
-      </w:r>
-      <w:r>
-        <w:t xml:space="preserve"> </w:t>
-      </w:r>
-      <w:r>
-        <w:t xml:space="preserve">counterfactual</w:t>
-      </w:r>
-      <w:r>
-        <w:t xml:space="preserve"> </w:t>
-      </w:r>
-      <m:oMath>
-        <m:sSup>
-          <m:e>
-            <m:r>
-              <m:t>x</m:t>
-            </m:r>
-          </m:e>
-          <m:sup>
-            <m:r>
-              <m:rPr>
-                <m:sty m:val="p"/>
-              </m:rPr>
-              <m:t>′</m:t>
-            </m:r>
-          </m:sup>
-        </m:sSup>
-      </m:oMath>
-      <w:r>
-        <w:t xml:space="preserve"> </w:t>
-      </w:r>
-      <w:r>
-        <w:t xml:space="preserve">of the opposite class, represented as</w:t>
+        <w:t xml:space="preserve">; Anchors is represented as a binary</w:t>
+      </w:r>
+      <w:r>
+        <w:t xml:space="preserve"> </w:t>
+      </w:r>
+      <w:r>
+        <w:t xml:space="preserve">vector of the features in its rule, and DiCE as</w:t>
       </w:r>
       <w:r>
         <w:t xml:space="preserve"> </w:t>
@@ -1831,7 +1121,39 @@
         </m:r>
       </m:oMath>
       <w:r>
-        <w:t xml:space="preserve">. Let</w:t>
+        <w:t xml:space="preserve"> </w:t>
+      </w:r>
+      <w:r>
+        <w:t xml:space="preserve">for its counterfactual</w:t>
+      </w:r>
+      <w:r>
+        <w:t xml:space="preserve"> </w:t>
+      </w:r>
+      <m:oMath>
+        <m:sSup>
+          <m:e>
+            <m:r>
+              <m:t>x</m:t>
+            </m:r>
+          </m:e>
+          <m:sup>
+            <m:r>
+              <m:rPr>
+                <m:sty m:val="p"/>
+              </m:rPr>
+              <m:t>′</m:t>
+            </m:r>
+          </m:sup>
+        </m:sSup>
+      </m:oMath>
+      <w:r>
+        <w:t xml:space="preserve">.</w:t>
+      </w:r>
+      <w:r>
+        <w:t xml:space="preserve"> </w:t>
+      </w:r>
+      <w:r>
+        <w:t xml:space="preserve">With</w:t>
       </w:r>
       <w:r>
         <w:t xml:space="preserve"> </w:t>
@@ -1860,33 +1182,13 @@
         <w:t xml:space="preserve"> </w:t>
       </w:r>
       <w:r>
-        <w:t xml:space="preserve">be the</w:t>
-      </w:r>
-      <w:r>
-        <w:t xml:space="preserve"> </w:t>
-      </w:r>
-      <w:r>
-        <w:t xml:space="preserve">model’s predicted probability of the positive class, and let masking feature</w:t>
-      </w:r>
-      <w:r>
-        <w:t xml:space="preserve"> </w:t>
-      </w:r>
-      <m:oMath>
-        <m:r>
-          <m:t>j</m:t>
-        </m:r>
-      </m:oMath>
-      <w:r>
-        <w:t xml:space="preserve"> </w:t>
-      </w:r>
-      <w:r>
-        <w:t xml:space="preserve">replace</w:t>
-      </w:r>
-      <w:r>
-        <w:t xml:space="preserve"> </w:t>
-      </w:r>
-      <w:r>
-        <w:t xml:space="preserve">its value with the training mean. The metrics, computed per instance by the benchmark</w:t>
+        <w:t xml:space="preserve">the predicted probability of the positive class and masking a feature meaning</w:t>
+      </w:r>
+      <w:r>
+        <w:t xml:space="preserve"> </w:t>
+      </w:r>
+      <w:r>
+        <w:t xml:space="preserve">replacing it with its training mean, the benchmark</w:t>
       </w:r>
       <w:r>
         <w:t xml:space="preserve"> </w:t>
@@ -1895,28 +1197,17 @@
         <w:t xml:space="preserve">[10]</w:t>
       </w:r>
       <w:r>
-        <w:t xml:space="preserve">, are:</w:t>
-      </w:r>
-    </w:p>
-    <w:p>
-      <w:pPr>
-        <w:pStyle w:val="BodyText"/>
-      </w:pPr>
-      <w:r>
-        <w:rPr>
-          <w:b/>
-          <w:bCs/>
-        </w:rPr>
-        <w:t xml:space="preserve">Stability</w:t>
-      </w:r>
-      <w:r>
-        <w:t xml:space="preserve"> </w:t>
-      </w:r>
-      <m:oMath>
-        <m:r>
-          <m:t>S</m:t>
-        </m:r>
-      </m:oMath>
+        <w:t xml:space="preserve"> </w:t>
+      </w:r>
+      <w:r>
+        <w:t xml:space="preserve">computes</w:t>
+      </w:r>
+      <w:r>
+        <w:t xml:space="preserve"> </w:t>
+      </w:r>
+      <w:r>
+        <w:t xml:space="preserve">per instance the stability</w:t>
+      </w:r>
       <w:r>
         <w:t xml:space="preserve"> </w:t>
       </w:r>
@@ -1924,7 +1215,13 @@
         <w:t xml:space="preserve">[9]</w:t>
       </w:r>
       <w:r>
-        <w:t xml:space="preserve">: the explainer is run on</w:t>
+        <w:t xml:space="preserve">, the mean cosine similarity of</w:t>
+      </w:r>
+      <w:r>
+        <w:t xml:space="preserve"> </w:t>
+      </w:r>
+      <w:r>
+        <w:t xml:space="preserve">explanations of</w:t>
       </w:r>
       <w:r>
         <w:t xml:space="preserve"> </w:t>
@@ -1938,7 +1235,7 @@
         <w:t xml:space="preserve"> </w:t>
       </w:r>
       <w:r>
-        <w:t xml:space="preserve">copies of</w:t>
+        <w:t xml:space="preserve">noisy copies of</w:t>
       </w:r>
       <w:r>
         <w:t xml:space="preserve"> </w:t>
@@ -1949,30 +1246,7 @@
         </m:r>
       </m:oMath>
       <w:r>
-        <w:t xml:space="preserve"> </w:t>
-      </w:r>
-      <w:r>
-        <w:t xml:space="preserve">perturbed with Gaussian noise, and</w:t>
-      </w:r>
-      <w:r>
-        <w:t xml:space="preserve"> </w:t>
-      </w:r>
-      <m:oMath>
-        <m:r>
-          <m:t>S</m:t>
-        </m:r>
-      </m:oMath>
-      <w:r>
-        <w:t xml:space="preserve"> </w:t>
-      </w:r>
-      <w:r>
-        <w:t xml:space="preserve">is the mean cosine similarity of the</w:t>
-      </w:r>
-      <w:r>
-        <w:t xml:space="preserve"> </w:t>
-      </w:r>
-      <w:r>
-        <w:t xml:space="preserve">resulting vectors over all pairs:</w:t>
+        <w:t xml:space="preserve">,</w:t>
       </w:r>
     </w:p>
     <w:p>
@@ -2135,7 +1409,7 @@
             <m:rPr>
               <m:sty m:val="p"/>
             </m:rPr>
-            <m:t>.</m:t>
+            <m:t>,</m:t>
           </m:r>
         </m:oMath>
       </m:oMathPara>
@@ -2145,22 +1419,7 @@
         <w:pStyle w:val="FirstParagraph"/>
       </w:pPr>
       <w:r>
-        <w:rPr>
-          <w:b/>
-          <w:bCs/>
-        </w:rPr>
-        <w:t xml:space="preserve">Fidelity</w:t>
-      </w:r>
-      <w:r>
-        <w:t xml:space="preserve"> </w:t>
-      </w:r>
-      <m:oMath>
-        <m:r>
-          <m:t>F</m:t>
-        </m:r>
-      </m:oMath>
-      <w:r>
-        <w:t xml:space="preserve">, a single-feature form of faithfulness correlation</w:t>
+        <w:t xml:space="preserve">the fidelity</w:t>
       </w:r>
       <w:r>
         <w:t xml:space="preserve"> </w:t>
@@ -2169,19 +1428,13 @@
         <w:t xml:space="preserve">[6]</w:t>
       </w:r>
       <w:r>
-        <w:t xml:space="preserve">: the Pearson correlation, across features, between the</w:t>
-      </w:r>
-      <w:r>
-        <w:t xml:space="preserve"> </w:t>
-      </w:r>
-      <w:r>
-        <w:t xml:space="preserve">magnitude of each attribution and the change in prediction when that feature alone is</w:t>
-      </w:r>
-      <w:r>
-        <w:t xml:space="preserve"> </w:t>
-      </w:r>
-      <w:r>
-        <w:t xml:space="preserve">masked:</w:t>
+        <w:t xml:space="preserve">, the correlation across features between</w:t>
+      </w:r>
+      <w:r>
+        <w:t xml:space="preserve"> </w:t>
+      </w:r>
+      <w:r>
+        <w:t xml:space="preserve">attribution size and the effect of masking that feature,</w:t>
       </w:r>
     </w:p>
     <w:p>
@@ -2415,7 +1668,7 @@
             <m:rPr>
               <m:sty m:val="p"/>
             </m:rPr>
-            <m:t>.</m:t>
+            <m:t>,</m:t>
           </m:r>
         </m:oMath>
       </m:oMathPara>
@@ -2425,22 +1678,7 @@
         <w:pStyle w:val="FirstParagraph"/>
       </w:pPr>
       <w:r>
-        <w:rPr>
-          <w:b/>
-          <w:bCs/>
-        </w:rPr>
-        <w:t xml:space="preserve">Faithfulness gap</w:t>
-      </w:r>
-      <w:r>
-        <w:t xml:space="preserve"> </w:t>
-      </w:r>
-      <m:oMath>
-        <m:r>
-          <m:t>G</m:t>
-        </m:r>
-      </m:oMath>
-      <w:r>
-        <w:t xml:space="preserve">, a deletion test</w:t>
+        <w:t xml:space="preserve">and the faithfulness gap</w:t>
       </w:r>
       <w:r>
         <w:t xml:space="preserve"> </w:t>
@@ -2449,13 +1687,13 @@
         <w:t xml:space="preserve">[7], [8]</w:t>
       </w:r>
       <w:r>
-        <w:t xml:space="preserve">:</w:t>
-      </w:r>
-      <w:r>
-        <w:t xml:space="preserve"> </w:t>
-      </w:r>
-      <w:r>
-        <w:t xml:space="preserve">the change in prediction when the</w:t>
+        <w:t xml:space="preserve">, the effect of</w:t>
+      </w:r>
+      <w:r>
+        <w:t xml:space="preserve"> </w:t>
+      </w:r>
+      <w:r>
+        <w:t xml:space="preserve">masking the</w:t>
       </w:r>
       <w:r>
         <w:t xml:space="preserve"> </w:t>
@@ -2478,13 +1716,7 @@
         <w:t xml:space="preserve"> </w:t>
       </w:r>
       <w:r>
-        <w:t xml:space="preserve">features with the largest attributions are</w:t>
-      </w:r>
-      <w:r>
-        <w:t xml:space="preserve"> </w:t>
-      </w:r>
-      <w:r>
-        <w:t xml:space="preserve">masked together:</w:t>
+        <w:t xml:space="preserve">top-ranked features together,</w:t>
       </w:r>
     </w:p>
     <w:p>
@@ -2604,30 +1836,17 @@
         <w:pStyle w:val="FirstParagraph"/>
       </w:pPr>
       <w:r>
-        <w:rPr>
-          <w:b/>
-          <w:bCs/>
-        </w:rPr>
-        <w:t xml:space="preserve">Sparsity</w:t>
-      </w:r>
-      <w:r>
-        <w:t xml:space="preserve">, the share of features with a non-negligible attribution, was analysed</w:t>
-      </w:r>
-      <w:r>
-        <w:t xml:space="preserve"> </w:t>
-      </w:r>
-      <w:r>
-        <w:t xml:space="preserve">as a secondary metric. Explanation time was summarised descriptively. For all three primary</w:t>
-      </w:r>
-      <w:r>
-        <w:t xml:space="preserve"> </w:t>
-      </w:r>
-      <w:r>
-        <w:t xml:space="preserve">metrics, higher values indicate a better explanation.</w:t>
+        <w:t xml:space="preserve">Higher is better for all three. Sparsity was a secondary metric and explanation time was</w:t>
+      </w:r>
+      <w:r>
+        <w:t xml:space="preserve"> </w:t>
+      </w:r>
+      <w:r>
+        <w:t xml:space="preserve">described.</w:t>
       </w:r>
     </w:p>
-    <w:bookmarkEnd w:id="14"/>
-    <w:bookmarkStart w:id="15" w:name="statistical-analysis"/>
+    <w:bookmarkEnd w:id="13"/>
+    <w:bookmarkStart w:id="14" w:name="statistical-analysis"/>
     <w:p>
       <w:pPr>
         <w:pStyle w:val="Heading2"/>
@@ -2641,31 +1860,13 @@
         <w:pStyle w:val="FirstParagraph"/>
       </w:pPr>
       <w:r>
-        <w:t xml:space="preserve">The analysis plan, with the questions, metrics, tests and corrections, was written and</w:t>
-      </w:r>
-      <w:r>
-        <w:t xml:space="preserve"> </w:t>
-      </w:r>
-      <w:r>
-        <w:t xml:space="preserve">committed to the project repository before any result was computed; its two deviations</w:t>
-      </w:r>
-      <w:r>
-        <w:t xml:space="preserve"> </w:t>
-      </w:r>
-      <w:r>
-        <w:t xml:space="preserve">are reported below. Instances are nested in runs, so instance-level tests would treat</w:t>
-      </w:r>
-      <w:r>
-        <w:t xml:space="preserve"> </w:t>
-      </w:r>
-      <w:r>
-        <w:t xml:space="preserve">thousands of dependent explanations as independent. The run is therefore the unit of</w:t>
-      </w:r>
-      <w:r>
-        <w:t xml:space="preserve"> </w:t>
-      </w:r>
-      <w:r>
-        <w:t xml:space="preserve">inference. For run</w:t>
+        <w:t xml:space="preserve">The analysis plan was committed to the project repository before any result was</w:t>
+      </w:r>
+      <w:r>
+        <w:t xml:space="preserve"> </w:t>
+      </w:r>
+      <w:r>
+        <w:t xml:space="preserve">computed. Instances are nested in runs, so the run is the unit of inference. For run</w:t>
       </w:r>
       <w:r>
         <w:t xml:space="preserve"> </w:t>
@@ -2829,13 +2030,7 @@
         <w:pStyle w:val="FirstParagraph"/>
       </w:pPr>
       <w:r>
-        <w:t xml:space="preserve">the mean over misclassified instances (FP and FN) minus the mean over correct instances</w:t>
-      </w:r>
-      <w:r>
-        <w:t xml:space="preserve"> </w:t>
-      </w:r>
-      <w:r>
-        <w:t xml:space="preserve">(TP and TN). A negative</w:t>
+        <w:t xml:space="preserve">so a negative</w:t>
       </w:r>
       <w:r>
         <w:t xml:space="preserve"> </w:t>
@@ -2852,57 +2047,13 @@
         <w:t xml:space="preserve"> </w:t>
       </w:r>
       <w:r>
-        <w:t xml:space="preserve">means lower quality on errors.</w:t>
-      </w:r>
-    </w:p>
-    <w:p>
-      <w:pPr>
-        <w:pStyle w:val="BodyText"/>
-      </w:pPr>
-      <w:r>
-        <w:rPr>
-          <w:b/>
-          <w:bCs/>
-        </w:rPr>
-        <w:t xml:space="preserve">RQ1:</w:t>
-      </w:r>
-      <w:r>
-        <w:t xml:space="preserve"> </w:t>
-      </w:r>
-      <w:r>
-        <w:t xml:space="preserve">for each explainer and primary metric (12 tests), a two-sided Wilcoxon</w:t>
-      </w:r>
-      <w:r>
-        <w:t xml:space="preserve"> </w:t>
-      </w:r>
-      <w:r>
-        <w:t xml:space="preserve">signed-rank test of</w:t>
-      </w:r>
-      <w:r>
-        <w:t xml:space="preserve"> </w:t>
-      </w:r>
-      <m:oMath>
-        <m:r>
-          <m:rPr>
-            <m:sty m:val="p"/>
-          </m:rPr>
-          <m:t>Δ</m:t>
-        </m:r>
-        <m:r>
-          <m:rPr>
-            <m:sty m:val="p"/>
-          </m:rPr>
-          <m:t>=</m:t>
-        </m:r>
-        <m:r>
-          <m:t>0</m:t>
-        </m:r>
-      </m:oMath>
-      <w:r>
-        <w:t xml:space="preserve"> </w:t>
-      </w:r>
-      <w:r>
-        <w:t xml:space="preserve">across runs</w:t>
+        <w:t xml:space="preserve">means lower quality on errors. RQ1 uses a two-sided Wilcoxon</w:t>
+      </w:r>
+      <w:r>
+        <w:t xml:space="preserve"> </w:t>
+      </w:r>
+      <w:r>
+        <w:t xml:space="preserve">signed-rank test per explainer and metric</w:t>
       </w:r>
       <w:r>
         <w:t xml:space="preserve"> </w:t>
@@ -2911,13 +2062,13 @@
         <w:t xml:space="preserve">[21]</w:t>
       </w:r>
       <w:r>
-        <w:t xml:space="preserve">, with Holm</w:t>
-      </w:r>
-      <w:r>
-        <w:t xml:space="preserve"> </w:t>
-      </w:r>
-      <w:r>
-        <w:t xml:space="preserve">correction across the 12 tests</w:t>
+        <w:t xml:space="preserve">, Holm-corrected</w:t>
+      </w:r>
+      <w:r>
+        <w:t xml:space="preserve"> </w:t>
+      </w:r>
+      <w:r>
+        <w:t xml:space="preserve">across the 12 tests</w:t>
       </w:r>
       <w:r>
         <w:t xml:space="preserve"> </w:t>
@@ -2949,27 +2100,7 @@
         </m:r>
       </m:oMath>
       <w:r>
-        <w:t xml:space="preserve">. We report the</w:t>
-      </w:r>
-      <w:r>
-        <w:t xml:space="preserve"> </w:t>
-      </w:r>
-      <w:r>
-        <w:t xml:space="preserve">median</w:t>
-      </w:r>
-      <w:r>
-        <w:t xml:space="preserve"> </w:t>
-      </w:r>
-      <m:oMath>
-        <m:r>
-          <m:rPr>
-            <m:sty m:val="p"/>
-          </m:rPr>
-          <m:t>Δ</m:t>
-        </m:r>
-      </m:oMath>
-      <w:r>
-        <w:t xml:space="preserve">, the mean with a 95% confidence interval, and the standardised effect</w:t>
+        <w:t xml:space="preserve">, with</w:t>
       </w:r>
       <w:r>
         <w:t xml:space="preserve"> </w:t>
@@ -2992,36 +2123,10 @@
         <w:t xml:space="preserve"> </w:t>
       </w:r>
       <w:r>
-        <w:t xml:space="preserve">(mean over standard deviation of</w:t>
-      </w:r>
-      <w:r>
-        <w:t xml:space="preserve"> </w:t>
-      </w:r>
-      <m:oMath>
-        <m:r>
-          <m:rPr>
-            <m:sty m:val="p"/>
-          </m:rPr>
-          <m:t>Δ</m:t>
-        </m:r>
-      </m:oMath>
-      <w:r>
-        <w:t xml:space="preserve">)</w:t>
-      </w:r>
-      <w:r>
-        <w:t xml:space="preserve"> </w:t>
-      </w:r>
-      <w:r>
         <w:t xml:space="preserve">[23]</w:t>
       </w:r>
       <w:r>
-        <w:t xml:space="preserve">. An effect</w:t>
-      </w:r>
-      <w:r>
-        <w:t xml:space="preserve"> </w:t>
-      </w:r>
-      <w:r>
-        <w:t xml:space="preserve">is called practically relevant when it is significant after correction,</w:t>
+        <w:t xml:space="preserve">; an effect is practically relevant if also</w:t>
       </w:r>
       <w:r>
         <w:t xml:space="preserve"> </w:t>
@@ -3110,13 +2215,7 @@
         </m:r>
       </m:oMath>
       <w:r>
-        <w:t xml:space="preserve">. As a robustness check, the analysis was repeated</w:t>
-      </w:r>
-      <w:r>
-        <w:t xml:space="preserve"> </w:t>
-      </w:r>
-      <w:r>
-        <w:t xml:space="preserve">after averaging</w:t>
+        <w:t xml:space="preserve">. It was repeated with</w:t>
       </w:r>
       <w:r>
         <w:t xml:space="preserve"> </w:t>
@@ -3133,34 +2232,21 @@
         <w:t xml:space="preserve"> </w:t>
       </w:r>
       <w:r>
-        <w:t xml:space="preserve">over the three sampling intensities within each model and seed.</w:t>
-      </w:r>
-      <w:r>
-        <w:t xml:space="preserve"> </w:t>
-      </w:r>
-      <w:r>
-        <w:rPr>
-          <w:b/>
-          <w:bCs/>
-        </w:rPr>
-        <w:t xml:space="preserve">RQ2:</w:t>
+        <w:t xml:space="preserve">averaged over</w:t>
       </w:r>
       <w:r>
         <w:t xml:space="preserve"> </w:t>
       </w:r>
       <m:oMath>
         <m:r>
-          <m:rPr>
-            <m:sty m:val="p"/>
-          </m:rPr>
-          <m:t>Δ</m:t>
+          <m:t>n</m:t>
         </m:r>
       </m:oMath>
       <w:r>
         <w:t xml:space="preserve"> </w:t>
       </w:r>
       <w:r>
-        <w:t xml:space="preserve">by model family, with a Kruskal–Wallis test</w:t>
+        <w:t xml:space="preserve">within model and seed. RQ2 uses Kruskal–Wallis tests across families</w:t>
       </w:r>
       <w:r>
         <w:t xml:space="preserve"> </w:t>
@@ -3172,49 +2258,12 @@
         <w:t xml:space="preserve"> </w:t>
       </w:r>
       <w:r>
-        <w:t xml:space="preserve">per explainer and metric (Holm across 12).</w:t>
-      </w:r>
-      <w:r>
-        <w:t xml:space="preserve"> </w:t>
-      </w:r>
-      <w:r>
-        <w:rPr>
-          <w:b/>
-          <w:bCs/>
-        </w:rPr>
-        <w:t xml:space="preserve">RQ3:</w:t>
-      </w:r>
-      <w:r>
-        <w:t xml:space="preserve"> </w:t>
-      </w:r>
-      <w:r>
-        <w:t xml:space="preserve">as RQ1 with</w:t>
+        <w:t xml:space="preserve">and RQ3 the RQ1 test on</w:t>
       </w:r>
       <w:r>
         <w:t xml:space="preserve"> </w:t>
       </w:r>
       <m:oMath>
-        <m:sSub>
-          <m:e>
-            <m:r>
-              <m:rPr>
-                <m:sty m:val="p"/>
-              </m:rPr>
-              <m:t>Δ</m:t>
-            </m:r>
-          </m:e>
-          <m:sub>
-            <m:r>
-              <m:t>r</m:t>
-            </m:r>
-          </m:sub>
-        </m:sSub>
-        <m:r>
-          <m:rPr>
-            <m:sty m:val="p"/>
-          </m:rPr>
-          <m:t>=</m:t>
-        </m:r>
         <m:sSub>
           <m:e>
             <m:acc>
@@ -3229,15 +2278,6 @@
             </m:acc>
           </m:e>
           <m:sub>
-            <m:r>
-              <m:t>r</m:t>
-            </m:r>
-            <m:r>
-              <m:rPr>
-                <m:sty m:val="p"/>
-              </m:rPr>
-              <m:t>,</m:t>
-            </m:r>
             <m:r>
               <m:rPr>
                 <m:sty m:val="p"/>
@@ -3273,15 +2313,6 @@
           </m:e>
           <m:sub>
             <m:r>
-              <m:t>r</m:t>
-            </m:r>
-            <m:r>
-              <m:rPr>
-                <m:sty m:val="p"/>
-              </m:rPr>
-              <m:t>,</m:t>
-            </m:r>
-            <m:r>
               <m:rPr>
                 <m:sty m:val="p"/>
               </m:rPr>
@@ -3297,31 +2328,13 @@
         </m:sSub>
       </m:oMath>
       <w:r>
-        <w:t xml:space="preserve">.</w:t>
-      </w:r>
-    </w:p>
-    <w:p>
-      <w:pPr>
-        <w:pStyle w:val="BodyText"/>
-      </w:pPr>
-      <w:r>
-        <w:rPr>
-          <w:b/>
-          <w:bCs/>
-        </w:rPr>
-        <w:t xml:space="preserve">RQ4:</w:t>
-      </w:r>
-      <w:r>
-        <w:t xml:space="preserve"> </w:t>
-      </w:r>
-      <w:r>
-        <w:t xml:space="preserve">misclassified instances lie closer to the decision boundary, and metrics</w:t>
-      </w:r>
-      <w:r>
-        <w:t xml:space="preserve"> </w:t>
-      </w:r>
-      <w:r>
-        <w:t xml:space="preserve">that perturb or mask the input may behave differently there. The margin of an instance,</w:t>
+        <w:t xml:space="preserve">,</w:t>
+      </w:r>
+      <w:r>
+        <w:t xml:space="preserve"> </w:t>
+      </w:r>
+      <w:r>
+        <w:t xml:space="preserve">both Holm-corrected. For RQ4 the margin</w:t>
       </w:r>
       <w:r>
         <w:t xml:space="preserve"> </w:t>
@@ -3369,13 +2382,16 @@
         </m:r>
       </m:oMath>
       <w:r>
-        <w:t xml:space="preserve">, was recomputed from the stored models. For each explainer and</w:t>
-      </w:r>
-      <w:r>
-        <w:t xml:space="preserve"> </w:t>
-      </w:r>
-      <w:r>
-        <w:t xml:space="preserve">metric we fitted, at instance level,</w:t>
+        <w:t xml:space="preserve"> </w:t>
+      </w:r>
+      <w:r>
+        <w:t xml:space="preserve">was recomputed from the</w:t>
+      </w:r>
+      <w:r>
+        <w:t xml:space="preserve"> </w:t>
+      </w:r>
+      <w:r>
+        <w:t xml:space="preserve">stored models and, per explainer and metric, we fitted</w:t>
       </w:r>
     </w:p>
     <w:p>
@@ -3524,30 +2540,7 @@
         <w:pStyle w:val="FirstParagraph"/>
       </w:pPr>
       <w:r>
-        <w:t xml:space="preserve">with run fixed effects</w:t>
-      </w:r>
-      <w:r>
-        <w:t xml:space="preserve"> </w:t>
-      </w:r>
-      <m:oMath>
-        <m:sSub>
-          <m:e>
-            <m:r>
-              <m:t>α</m:t>
-            </m:r>
-          </m:e>
-          <m:sub>
-            <m:r>
-              <m:t>r</m:t>
-            </m:r>
-          </m:sub>
-        </m:sSub>
-      </m:oMath>
-      <w:r>
-        <w:t xml:space="preserve"> </w:t>
-      </w:r>
-      <w:r>
-        <w:t xml:space="preserve">and standard errors clustered by run</w:t>
+        <w:t xml:space="preserve">with run fixed effects and standard errors clustered by run</w:t>
       </w:r>
       <w:r>
         <w:t xml:space="preserve"> </w:t>
@@ -3556,7 +2549,7 @@
         <w:t xml:space="preserve">[25]</w:t>
       </w:r>
       <w:r>
-        <w:t xml:space="preserve">, and compared</w:t>
+        <w:t xml:space="preserve">; a difference is explained by the margin if</w:t>
       </w:r>
       <w:r>
         <w:t xml:space="preserve"> </w:t>
@@ -3570,45 +2563,19 @@
         <w:t xml:space="preserve"> </w:t>
       </w:r>
       <w:r>
-        <w:t xml:space="preserve">with its value when the margin is</w:t>
-      </w:r>
-      <w:r>
-        <w:t xml:space="preserve"> </w:t>
-      </w:r>
-      <w:r>
-        <w:t xml:space="preserve">omitted. A difference is called explained by the margin when</w:t>
-      </w:r>
-      <w:r>
-        <w:t xml:space="preserve"> </w:t>
-      </w:r>
-      <m:oMath>
-        <m:r>
-          <m:t>β</m:t>
-        </m:r>
-      </m:oMath>
-      <w:r>
-        <w:t xml:space="preserve"> </w:t>
-      </w:r>
-      <w:r>
-        <w:t xml:space="preserve">shrinks by more than</w:t>
-      </w:r>
-      <w:r>
-        <w:t xml:space="preserve"> </w:t>
-      </w:r>
-      <w:r>
-        <w:t xml:space="preserve">half and its confidence interval includes zero. The external check repeats RQ1 on German</w:t>
-      </w:r>
-      <w:r>
-        <w:t xml:space="preserve"> </w:t>
-      </w:r>
-      <w:r>
-        <w:t xml:space="preserve">Credit descriptively: with six runs per explainer, no test can reach significance after</w:t>
-      </w:r>
-      <w:r>
-        <w:t xml:space="preserve"> </w:t>
-      </w:r>
-      <w:r>
-        <w:t xml:space="preserve">correction.</w:t>
+        <w:t xml:space="preserve">more</w:t>
+      </w:r>
+      <w:r>
+        <w:t xml:space="preserve"> </w:t>
+      </w:r>
+      <w:r>
+        <w:t xml:space="preserve">than halves and its interval includes zero. German Credit, with six runs per explainer, is</w:t>
+      </w:r>
+      <w:r>
+        <w:t xml:space="preserve"> </w:t>
+      </w:r>
+      <w:r>
+        <w:t xml:space="preserve">reported descriptively.</w:t>
       </w:r>
     </w:p>
     <w:p>
@@ -3616,59 +2583,31 @@
         <w:pStyle w:val="BodyText"/>
       </w:pPr>
       <w:r>
-        <w:rPr>
-          <w:b/>
-          <w:bCs/>
-        </w:rPr>
-        <w:t xml:space="preserve">Deviations from the plan.</w:t>
-      </w:r>
-      <w:r>
-        <w:t xml:space="preserve"> </w:t>
-      </w:r>
-      <w:r>
-        <w:t xml:space="preserve">(1) For the random-forest runs executed first, the stored</w:t>
-      </w:r>
-      <w:r>
-        <w:t xml:space="preserve"> </w:t>
-      </w:r>
-      <w:r>
-        <w:t xml:space="preserve">model reproduced only part of the recorded predictions, so their margin cannot be</w:t>
-      </w:r>
-      <w:r>
-        <w:t xml:space="preserve"> </w:t>
-      </w:r>
-      <w:r>
-        <w:t xml:space="preserve">recomputed; RQ4 therefore uses the 223 of</w:t>
-      </w:r>
-      <w:r>
-        <w:t xml:space="preserve"> </w:t>
-      </w:r>
-      <w:r>
-        <w:t xml:space="preserve">274 runs whose recorded predictions the stored model reproduces</w:t>
-      </w:r>
-      <w:r>
-        <w:t xml:space="preserve"> </w:t>
-      </w:r>
-      <w:r>
-        <w:t xml:space="preserve">(at least 99%), which leaves 9 of</w:t>
-      </w:r>
-      <w:r>
-        <w:t xml:space="preserve"> </w:t>
-      </w:r>
-      <w:r>
-        <w:t xml:space="preserve">60 random-forest runs. RQ1–RQ3 are unaffected, because their</w:t>
-      </w:r>
-      <w:r>
-        <w:t xml:space="preserve"> </w:t>
-      </w:r>
-      <w:r>
-        <w:t xml:space="preserve">correct and misclassified labels were assigned by the model that actually ran. (2) For the</w:t>
-      </w:r>
-      <w:r>
-        <w:t xml:space="preserve"> </w:t>
-      </w:r>
-      <w:r>
-        <w:t xml:space="preserve">SVM,</w:t>
+        <w:t xml:space="preserve">Deviations from the plan: (1) for random-forest runs made first, the stored model</w:t>
+      </w:r>
+      <w:r>
+        <w:t xml:space="preserve"> </w:t>
+      </w:r>
+      <w:r>
+        <w:t xml:space="preserve">reproduces only part of the recorded predictions, so RQ4 uses the</w:t>
+      </w:r>
+      <w:r>
+        <w:t xml:space="preserve"> </w:t>
+      </w:r>
+      <w:r>
+        <w:t xml:space="preserve">223 of 274 runs it reproduces (99% or more),</w:t>
+      </w:r>
+      <w:r>
+        <w:t xml:space="preserve"> </w:t>
+      </w:r>
+      <w:r>
+        <w:t xml:space="preserve">including 9 of 60 random-forest runs;</w:t>
+      </w:r>
+      <w:r>
+        <w:t xml:space="preserve"> </w:t>
+      </w:r>
+      <w:r>
+        <w:t xml:space="preserve">RQ1–RQ3 are unaffected, as their labels come from the model that ran. (2) For the SVM,</w:t>
       </w:r>
       <w:r>
         <w:t xml:space="preserve"> </w:t>
@@ -3689,7 +2628,7 @@
         <w:t xml:space="preserve"> </w:t>
       </w:r>
       <w:r>
-        <w:t xml:space="preserve">is the Platt-scaled probability</w:t>
+        <w:t xml:space="preserve">is Platt-scaled</w:t>
       </w:r>
       <w:r>
         <w:t xml:space="preserve"> </w:t>
@@ -3698,24 +2637,33 @@
         <w:t xml:space="preserve">[26]</w:t>
       </w:r>
       <w:r>
-        <w:t xml:space="preserve">, which</w:t>
-      </w:r>
-      <w:r>
-        <w:t xml:space="preserve"> </w:t>
-      </w:r>
-      <w:r>
-        <w:t xml:space="preserve">disagrees with the predicted class for 404 of</w:t>
-      </w:r>
-      <w:r>
-        <w:t xml:space="preserve"> </w:t>
-      </w:r>
-      <w:r>
-        <w:t xml:space="preserve">22,426 instances; they were kept.</w:t>
+        <w:t xml:space="preserve"> </w:t>
+      </w:r>
+      <w:r>
+        <w:t xml:space="preserve">and disagrees with the predicted</w:t>
+      </w:r>
+      <w:r>
+        <w:t xml:space="preserve"> </w:t>
+      </w:r>
+      <w:r>
+        <w:t xml:space="preserve">class for 404 of 22,426 instances,</w:t>
+      </w:r>
+      <w:r>
+        <w:t xml:space="preserve"> </w:t>
+      </w:r>
+      <w:r>
+        <w:t xml:space="preserve">which were kept. Two post-hoc analyses were added: (3) RQ1 and RQ4 without training</w:t>
+      </w:r>
+      <w:r>
+        <w:t xml:space="preserve"> </w:t>
+      </w:r>
+      <w:r>
+        <w:t xml:space="preserve">instances, and RQ1 on seed 42 alone; (4) a check of the mechanism proposed for RQ3.</w:t>
       </w:r>
     </w:p>
+    <w:bookmarkEnd w:id="14"/>
     <w:bookmarkEnd w:id="15"/>
-    <w:bookmarkEnd w:id="16"/>
-    <w:bookmarkStart w:id="37" w:name="results"/>
+    <w:bookmarkStart w:id="35" w:name="results"/>
     <w:p>
       <w:pPr>
         <w:pStyle w:val="Heading1"/>
@@ -3724,7 +2672,7 @@
         <w:t xml:space="preserve">Results</w:t>
       </w:r>
     </w:p>
-    <w:bookmarkStart w:id="22" w:name="X113a1311184c30a7f1c357e0d675c998f9d33b0"/>
+    <w:bookmarkStart w:id="21" w:name="X113a1311184c30a7f1c357e0d675c998f9d33b0"/>
     <w:p>
       <w:pPr>
         <w:pStyle w:val="Heading2"/>
@@ -3738,21 +2686,24 @@
         <w:pStyle w:val="FirstParagraph"/>
       </w:pPr>
       <w:r>
-        <w:t xml:space="preserve">Table </w:t>
+        <w:t xml:space="preserve">Stability was lower on misclassified instances for all four explainers</w:t>
+      </w:r>
+      <w:r>
+        <w:t xml:space="preserve"> </w:t>
+      </w:r>
+      <w:r>
+        <w:t xml:space="preserve">(Table </w:t>
       </w:r>
       <w:hyperlink w:anchor="tab:rq1">
         <w:r>
           <w:rPr>
             <w:rStyle w:val="Hyperlink"/>
           </w:rPr>
-          <w:t xml:space="preserve">2</w:t>
+          <w:t xml:space="preserve">1</w:t>
         </w:r>
       </w:hyperlink>
       <w:r>
-        <w:t xml:space="preserve"> </w:t>
-      </w:r>
-      <w:r>
-        <w:t xml:space="preserve">and Figure </w:t>
+        <w:t xml:space="preserve">, Figure </w:t>
       </w:r>
       <w:hyperlink w:anchor="fig:rq1">
         <w:r>
@@ -3763,252 +2714,94 @@
         </w:r>
       </w:hyperlink>
       <w:r>
-        <w:t xml:space="preserve"> </w:t>
-      </w:r>
-      <w:r>
-        <w:t xml:space="preserve">give the per-run differences. Stability was</w:t>
-      </w:r>
-      <w:r>
-        <w:t xml:space="preserve"> </w:t>
-      </w:r>
-      <w:r>
-        <w:t xml:space="preserve">lower on misclassified instances for all four explainers after correction. The deficit</w:t>
-      </w:r>
-      <w:r>
-        <w:t xml:space="preserve"> </w:t>
-      </w:r>
-      <w:r>
-        <w:t xml:space="preserve">was large for SHAP, lower in all 65 runs (median</w:t>
-      </w:r>
-      <w:r>
-        <w:t xml:space="preserve"> </w:t>
-      </w:r>
-      <w:r>
-        <w:t xml:space="preserve">−0.076,</w:t>
-      </w:r>
-      <w:r>
-        <w:t xml:space="preserve"> </w:t>
-      </w:r>
-      <m:oMath>
-        <m:sSub>
-          <m:e>
-            <m:r>
-              <m:t>d</m:t>
-            </m:r>
-          </m:e>
-          <m:sub>
-            <m:r>
-              <m:t>z</m:t>
-            </m:r>
-          </m:sub>
-        </m:sSub>
-        <m:r>
-          <m:rPr>
-            <m:sty m:val="p"/>
-          </m:rPr>
-          <m:t>=</m:t>
-        </m:r>
-      </m:oMath>
-      <w:r>
-        <w:t xml:space="preserve"> </w:t>
-      </w:r>
-      <w:r>
-        <w:t xml:space="preserve">−1.36), and for DiCE,</w:t>
-      </w:r>
-      <w:r>
-        <w:t xml:space="preserve"> </w:t>
-      </w:r>
-      <w:r>
-        <w:t xml:space="preserve">lower in 67 of 68 runs (median</w:t>
-      </w:r>
-      <w:r>
-        <w:t xml:space="preserve"> </w:t>
-      </w:r>
-      <w:r>
-        <w:t xml:space="preserve">−0.210,</w:t>
-      </w:r>
-      <w:r>
-        <w:t xml:space="preserve"> </w:t>
-      </w:r>
-      <m:oMath>
-        <m:sSub>
-          <m:e>
-            <m:r>
-              <m:t>d</m:t>
-            </m:r>
-          </m:e>
-          <m:sub>
-            <m:r>
-              <m:t>z</m:t>
-            </m:r>
-          </m:sub>
-        </m:sSub>
-        <m:r>
-          <m:rPr>
-            <m:sty m:val="p"/>
-          </m:rPr>
-          <m:t>=</m:t>
-        </m:r>
-      </m:oMath>
-      <w:r>
-        <w:t xml:space="preserve"> </w:t>
-      </w:r>
-      <w:r>
-        <w:t xml:space="preserve">−2.15). For LIME the</w:t>
-      </w:r>
-      <w:r>
-        <w:t xml:space="preserve"> </w:t>
-      </w:r>
-      <w:r>
-        <w:t xml:space="preserve">deficit was consistent, lower in 73 of</w:t>
-      </w:r>
-      <w:r>
-        <w:t xml:space="preserve"> </w:t>
-      </w:r>
-      <w:r>
-        <w:t xml:space="preserve">75 runs, but small in absolute terms</w:t>
-      </w:r>
-      <w:r>
-        <w:t xml:space="preserve"> </w:t>
-      </w:r>
-      <w:r>
-        <w:t xml:space="preserve">(median −0.0034), because LIME’s stability on these data is</w:t>
-      </w:r>
-      <w:r>
-        <w:t xml:space="preserve"> </w:t>
-      </w:r>
-      <w:r>
-        <w:t xml:space="preserve">close to zero on average. For Anchors the median was close to zero.</w:t>
+        <w:t xml:space="preserve">). The deficit was large for SHAP, in all</w:t>
+      </w:r>
+      <w:r>
+        <w:t xml:space="preserve"> </w:t>
+      </w:r>
+      <w:r>
+        <w:t xml:space="preserve">65 runs, and DiCE, in 67 of</w:t>
+      </w:r>
+      <w:r>
+        <w:t xml:space="preserve"> </w:t>
+      </w:r>
+      <w:r>
+        <w:t xml:space="preserve">68. For LIME it was consistent (73 of</w:t>
+      </w:r>
+      <w:r>
+        <w:t xml:space="preserve"> </w:t>
+      </w:r>
+      <w:r>
+        <w:t xml:space="preserve">75 runs) but small, as LIME’s stability on these data is near zero.</w:t>
+      </w:r>
+      <w:r>
+        <w:t xml:space="preserve"> </w:t>
+      </w:r>
+      <w:r>
+        <w:t xml:space="preserve">For Anchors most runs had stability near zero in both groups, so the median is close to</w:t>
+      </w:r>
+      <w:r>
+        <w:t xml:space="preserve"> </w:t>
+      </w:r>
+      <w:r>
+        <w:t xml:space="preserve">zero, yet the difference was negative in 49 of</w:t>
+      </w:r>
+      <w:r>
+        <w:t xml:space="preserve"> </w:t>
+      </w:r>
+      <w:r>
+        <w:t xml:space="preserve">57 runs. Fidelity was lower on errors for DiCE and Anchors,</w:t>
+      </w:r>
+      <w:r>
+        <w:t xml:space="preserve"> </w:t>
+      </w:r>
+      <w:r>
+        <w:t xml:space="preserve">higher for LIME, and not significant for SHAP, whose positive mean comes from a minority of</w:t>
+      </w:r>
+      <w:r>
+        <w:t xml:space="preserve"> </w:t>
+      </w:r>
+      <w:r>
+        <w:t xml:space="preserve">random-forest and SVM runs while its median is near zero. The faithfulness gap was lower on</w:t>
+      </w:r>
+      <w:r>
+        <w:t xml:space="preserve"> </w:t>
+      </w:r>
+      <w:r>
+        <w:t xml:space="preserve">errors for SHAP and DiCE only. Of the 12 tests, 9 were significant and</w:t>
+      </w:r>
+      <w:r>
+        <w:t xml:space="preserve"> </w:t>
+      </w:r>
+      <w:r>
+        <w:t xml:space="preserve">3 practically relevant (SHAP stability, DiCE stability and fidelity); the</w:t>
+      </w:r>
+      <w:r>
+        <w:t xml:space="preserve"> </w:t>
+      </w:r>
+      <w:r>
+        <w:t xml:space="preserve">model–seed analysis agreed for 10, the DiCE faithfulness gap losing</w:t>
+      </w:r>
+      <w:r>
+        <w:t xml:space="preserve"> </w:t>
+      </w:r>
+      <w:r>
+        <w:t xml:space="preserve">significance. Sparsity differences were significant but within</w:t>
+      </w:r>
+      <w:r>
+        <w:t xml:space="preserve"> </w:t>
+      </w:r>
+      <w:r>
+        <w:t xml:space="preserve">0.005 of zero, and only Anchors was slower on errors (median</w:t>
+      </w:r>
+      <w:r>
+        <w:t xml:space="preserve"> </w:t>
+      </w:r>
+      <w:r>
+        <w:t xml:space="preserve">3,338 ms more per instance).</w:t>
       </w:r>
     </w:p>
-    <w:p>
-      <w:pPr>
-        <w:pStyle w:val="BodyText"/>
-      </w:pPr>
-      <w:r>
-        <w:t xml:space="preserve">Fidelity moved in opposite directions. It was lower on errors for DiCE (median</w:t>
-      </w:r>
-      <w:r>
-        <w:t xml:space="preserve"> </w:t>
-      </w:r>
-      <w:r>
-        <w:t xml:space="preserve">−0.053) and Anchors (−0.022),</w:t>
-      </w:r>
-      <w:r>
-        <w:t xml:space="preserve"> </w:t>
-      </w:r>
-      <w:r>
-        <w:t xml:space="preserve">higher for LIME (+0.032), and not significantly different for</w:t>
-      </w:r>
-      <w:r>
-        <w:t xml:space="preserve"> </w:t>
-      </w:r>
-      <w:r>
-        <w:t xml:space="preserve">SHAP after correction (</w:t>
-      </w:r>
-      <m:oMath>
-        <m:sSub>
-          <m:e>
-            <m:r>
-              <m:t>p</m:t>
-            </m:r>
-          </m:e>
-          <m:sub>
-            <m:r>
-              <m:rPr>
-                <m:sty m:val="p"/>
-              </m:rPr>
-              <m:t>H</m:t>
-            </m:r>
-            <m:r>
-              <m:rPr>
-                <m:sty m:val="p"/>
-              </m:rPr>
-              <m:t>o</m:t>
-            </m:r>
-            <m:r>
-              <m:rPr>
-                <m:sty m:val="p"/>
-              </m:rPr>
-              <m:t>l</m:t>
-            </m:r>
-            <m:r>
-              <m:rPr>
-                <m:sty m:val="p"/>
-              </m:rPr>
-              <m:t>m</m:t>
-            </m:r>
-          </m:sub>
-        </m:sSub>
-        <m:r>
-          <m:rPr>
-            <m:sty m:val="p"/>
-          </m:rPr>
-          <m:t>=</m:t>
-        </m:r>
-      </m:oMath>
-      <w:r>
-        <w:t xml:space="preserve"> </w:t>
-      </w:r>
-      <w:r>
-        <w:t xml:space="preserve">0.057). The</w:t>
-      </w:r>
-      <w:r>
-        <w:t xml:space="preserve"> </w:t>
-      </w:r>
-      <w:r>
-        <w:t xml:space="preserve">faithfulness gap was lower on errors for SHAP (median</w:t>
-      </w:r>
-      <w:r>
-        <w:t xml:space="preserve"> </w:t>
-      </w:r>
-      <w:r>
-        <w:t xml:space="preserve">−0.023, lower in 55</w:t>
-      </w:r>
-      <w:r>
-        <w:t xml:space="preserve"> </w:t>
-      </w:r>
-      <w:r>
-        <w:t xml:space="preserve">of 65 runs) and DiCE, and did not differ for LIME and</w:t>
-      </w:r>
-      <w:r>
-        <w:t xml:space="preserve"> </w:t>
-      </w:r>
-      <w:r>
-        <w:t xml:space="preserve">Anchors. Of the 12 primary tests, 9 were significant after</w:t>
-      </w:r>
-      <w:r>
-        <w:t xml:space="preserve"> </w:t>
-      </w:r>
-      <w:r>
-        <w:t xml:space="preserve">correction and 3 met the practical-relevance criterion: SHAP stability,</w:t>
-      </w:r>
-      <w:r>
-        <w:t xml:space="preserve"> </w:t>
-      </w:r>
-      <w:r>
-        <w:t xml:space="preserve">DiCE stability and DiCE fidelity. The robustness analysis over model–seed units agreed in</w:t>
-      </w:r>
-      <w:r>
-        <w:t xml:space="preserve"> </w:t>
-      </w:r>
-      <w:r>
-        <w:t xml:space="preserve">direction and significance for 10 of the 12 tests; the exceptions were the</w:t>
-      </w:r>
-      <w:r>
-        <w:t xml:space="preserve"> </w:t>
-      </w:r>
-      <w:r>
-        <w:t xml:space="preserve">LIME faithfulness gap, not significant in either analysis, and the DiCE faithfulness gap,</w:t>
-      </w:r>
-      <w:r>
-        <w:t xml:space="preserve"> </w:t>
-      </w:r>
-      <w:r>
-        <w:t xml:space="preserve">which lost significance.</w:t>
-      </w:r>
-    </w:p>
-    <w:bookmarkStart w:id="17" w:name="tab:rq1"/>
+    <w:bookmarkStart w:id="16" w:name="tab:rq1"/>
     <w:p>
       <w:pPr>
         <w:pStyle w:val="TableCaption"/>
@@ -4072,7 +2865,7 @@
         <w:t xml:space="preserve"> </w:t>
       </w:r>
       <w:r>
-        <w:t xml:space="preserve">signed-rank, Holm-corrected within the 12 primary and, separately, the 4 sparsity tests.</w:t>
+        <w:t xml:space="preserve">signed-rank, Holm-corrected across the 12 tests.</w:t>
       </w:r>
     </w:p>
     <w:tbl>
@@ -4080,7 +2873,7 @@
         <w:tblStyle w:val="Table"/>
         <w:tblW w:type="auto" w:w="0"/>
         <w:tblLook w:firstRow="1" w:lastRow="0" w:firstColumn="0" w:lastColumn="0" w:noHBand="0" w:noVBand="0" w:val="0020"/>
-        <w:tblCaption w:val="Per-run difference in quality, misclassified minus correct instances (UCI Adult). n: runs; CI: 95% confidence interval of the mean; p_{\mathrm{Holm}}: Wilcoxon signed-rank, Holm-corrected within the 12 primary and, separately, the 4 sparsity tests."/>
+        <w:tblCaption w:val="Per-run difference in quality, misclassified minus correct instances (UCI Adult). n: runs; CI: 95% confidence interval of the mean; p_{\mathrm{Holm}}: Wilcoxon signed-rank, Holm-corrected across the 12 tests."/>
       </w:tblPr>
       <w:tblGrid>
         <w:gridCol w:w="1131"/>
@@ -5701,469 +4494,9 @@
           </w:p>
         </w:tc>
       </w:tr>
-      <w:tr>
-        <w:tc>
-          <w:tcPr/>
-          <w:p>
-            <w:pPr>
-              <w:pStyle w:val="Compact"/>
-              <w:spacing w:before="0" w:after="0" w:line="240" w:lineRule="auto"/>
-              <w:jc w:val="left"/>
-            </w:pPr>
-            <w:r>
-              <w:rPr>
-                <w:sz w:val="20"/>
-                <w:szCs w:val="20"/>
-              </w:rPr>
-              <w:t xml:space="preserve">Sparsity</w:t>
-            </w:r>
-          </w:p>
-        </w:tc>
-        <w:tc>
-          <w:tcPr/>
-          <w:p>
-            <w:pPr>
-              <w:pStyle w:val="Compact"/>
-              <w:spacing w:before="0" w:after="0" w:line="240" w:lineRule="auto"/>
-              <w:jc w:val="left"/>
-            </w:pPr>
-            <w:r>
-              <w:rPr>
-                <w:sz w:val="20"/>
-                <w:szCs w:val="20"/>
-              </w:rPr>
-              <w:t xml:space="preserve">SHAP</w:t>
-            </w:r>
-          </w:p>
-        </w:tc>
-        <w:tc>
-          <w:tcPr/>
-          <w:p>
-            <w:pPr>
-              <w:pStyle w:val="Compact"/>
-              <w:spacing w:before="0" w:after="0" w:line="240" w:lineRule="auto"/>
-              <w:jc w:val="right"/>
-            </w:pPr>
-            <w:r>
-              <w:rPr>
-                <w:sz w:val="20"/>
-                <w:szCs w:val="20"/>
-              </w:rPr>
-              <w:t xml:space="preserve">65</w:t>
-            </w:r>
-          </w:p>
-        </w:tc>
-        <w:tc>
-          <w:tcPr/>
-          <w:p>
-            <w:pPr>
-              <w:pStyle w:val="Compact"/>
-              <w:spacing w:before="0" w:after="0" w:line="240" w:lineRule="auto"/>
-              <w:jc w:val="right"/>
-            </w:pPr>
-            <w:r>
-              <w:rPr>
-                <w:sz w:val="20"/>
-                <w:szCs w:val="20"/>
-              </w:rPr>
-              <w:t xml:space="preserve">0.000</w:t>
-            </w:r>
-          </w:p>
-        </w:tc>
-        <w:tc>
-          <w:tcPr/>
-          <w:p>
-            <w:pPr>
-              <w:pStyle w:val="Compact"/>
-              <w:spacing w:before="0" w:after="0" w:line="240" w:lineRule="auto"/>
-              <w:jc w:val="right"/>
-            </w:pPr>
-            <w:r>
-              <w:rPr>
-                <w:sz w:val="20"/>
-                <w:szCs w:val="20"/>
-              </w:rPr>
-              <w:t xml:space="preserve">+0.009 [+0.006, +0.012]</w:t>
-            </w:r>
-          </w:p>
-        </w:tc>
-        <w:tc>
-          <w:tcPr/>
-          <w:p>
-            <w:pPr>
-              <w:pStyle w:val="Compact"/>
-              <w:spacing w:before="0" w:after="0" w:line="240" w:lineRule="auto"/>
-              <w:jc w:val="right"/>
-            </w:pPr>
-            <w:r>
-              <w:rPr>
-                <w:sz w:val="20"/>
-                <w:szCs w:val="20"/>
-              </w:rPr>
-              <w:t xml:space="preserve">+0.85</w:t>
-            </w:r>
-          </w:p>
-        </w:tc>
-        <w:tc>
-          <w:tcPr/>
-          <w:p>
-            <w:pPr>
-              <w:pStyle w:val="Compact"/>
-              <w:spacing w:before="0" w:after="0" w:line="240" w:lineRule="auto"/>
-              <w:jc w:val="right"/>
-            </w:pPr>
-            <w:r>
-              <w:rPr>
-                <w:sz w:val="20"/>
-                <w:szCs w:val="20"/>
-              </w:rPr>
-              <w:t xml:space="preserve">&lt;0.001</w:t>
-            </w:r>
-          </w:p>
-        </w:tc>
-      </w:tr>
-      <w:tr>
-        <w:tc>
-          <w:tcPr/>
-          <w:p>
-            <w:pPr>
-              <w:pStyle w:val="Compact"/>
-              <w:spacing w:before="0" w:after="0" w:line="240" w:lineRule="auto"/>
-            </w:pPr>
-          </w:p>
-        </w:tc>
-        <w:tc>
-          <w:tcPr/>
-          <w:p>
-            <w:pPr>
-              <w:pStyle w:val="Compact"/>
-              <w:spacing w:before="0" w:after="0" w:line="240" w:lineRule="auto"/>
-              <w:jc w:val="left"/>
-            </w:pPr>
-            <w:r>
-              <w:rPr>
-                <w:sz w:val="20"/>
-                <w:szCs w:val="20"/>
-              </w:rPr>
-              <w:t xml:space="preserve">LIME</w:t>
-            </w:r>
-          </w:p>
-        </w:tc>
-        <w:tc>
-          <w:tcPr/>
-          <w:p>
-            <w:pPr>
-              <w:pStyle w:val="Compact"/>
-              <w:spacing w:before="0" w:after="0" w:line="240" w:lineRule="auto"/>
-              <w:jc w:val="right"/>
-            </w:pPr>
-            <w:r>
-              <w:rPr>
-                <w:sz w:val="20"/>
-                <w:szCs w:val="20"/>
-              </w:rPr>
-              <w:t xml:space="preserve">75</w:t>
-            </w:r>
-          </w:p>
-        </w:tc>
-        <w:tc>
-          <w:tcPr/>
-          <w:p>
-            <w:pPr>
-              <w:pStyle w:val="Compact"/>
-              <w:spacing w:before="0" w:after="0" w:line="240" w:lineRule="auto"/>
-              <w:jc w:val="right"/>
-            </w:pPr>
-            <w:r>
-              <w:rPr>
-                <w:sz w:val="20"/>
-                <w:szCs w:val="20"/>
-              </w:rPr>
-              <w:t xml:space="preserve">+0.001</w:t>
-            </w:r>
-          </w:p>
-        </w:tc>
-        <w:tc>
-          <w:tcPr/>
-          <w:p>
-            <w:pPr>
-              <w:pStyle w:val="Compact"/>
-              <w:spacing w:before="0" w:after="0" w:line="240" w:lineRule="auto"/>
-              <w:jc w:val="right"/>
-            </w:pPr>
-            <w:r>
-              <w:rPr>
-                <w:sz w:val="20"/>
-                <w:szCs w:val="20"/>
-              </w:rPr>
-              <w:t xml:space="preserve">+0.002 [+0.001, +0.003]</w:t>
-            </w:r>
-          </w:p>
-        </w:tc>
-        <w:tc>
-          <w:tcPr/>
-          <w:p>
-            <w:pPr>
-              <w:pStyle w:val="Compact"/>
-              <w:spacing w:before="0" w:after="0" w:line="240" w:lineRule="auto"/>
-              <w:jc w:val="right"/>
-            </w:pPr>
-            <w:r>
-              <w:rPr>
-                <w:sz w:val="20"/>
-                <w:szCs w:val="20"/>
-              </w:rPr>
-              <w:t xml:space="preserve">+0.44</w:t>
-            </w:r>
-          </w:p>
-        </w:tc>
-        <w:tc>
-          <w:tcPr/>
-          <w:p>
-            <w:pPr>
-              <w:pStyle w:val="Compact"/>
-              <w:spacing w:before="0" w:after="0" w:line="240" w:lineRule="auto"/>
-              <w:jc w:val="right"/>
-            </w:pPr>
-            <w:r>
-              <w:rPr>
-                <w:sz w:val="20"/>
-                <w:szCs w:val="20"/>
-              </w:rPr>
-              <w:t xml:space="preserve">0.003</w:t>
-            </w:r>
-          </w:p>
-        </w:tc>
-      </w:tr>
-      <w:tr>
-        <w:tc>
-          <w:tcPr/>
-          <w:p>
-            <w:pPr>
-              <w:pStyle w:val="Compact"/>
-              <w:spacing w:before="0" w:after="0" w:line="240" w:lineRule="auto"/>
-            </w:pPr>
-          </w:p>
-        </w:tc>
-        <w:tc>
-          <w:tcPr/>
-          <w:p>
-            <w:pPr>
-              <w:pStyle w:val="Compact"/>
-              <w:spacing w:before="0" w:after="0" w:line="240" w:lineRule="auto"/>
-              <w:jc w:val="left"/>
-            </w:pPr>
-            <w:r>
-              <w:rPr>
-                <w:sz w:val="20"/>
-                <w:szCs w:val="20"/>
-              </w:rPr>
-              <w:t xml:space="preserve">Anchors</w:t>
-            </w:r>
-          </w:p>
-        </w:tc>
-        <w:tc>
-          <w:tcPr/>
-          <w:p>
-            <w:pPr>
-              <w:pStyle w:val="Compact"/>
-              <w:spacing w:before="0" w:after="0" w:line="240" w:lineRule="auto"/>
-              <w:jc w:val="right"/>
-            </w:pPr>
-            <w:r>
-              <w:rPr>
-                <w:sz w:val="20"/>
-                <w:szCs w:val="20"/>
-              </w:rPr>
-              <w:t xml:space="preserve">57</w:t>
-            </w:r>
-          </w:p>
-        </w:tc>
-        <w:tc>
-          <w:tcPr/>
-          <w:p>
-            <w:pPr>
-              <w:pStyle w:val="Compact"/>
-              <w:spacing w:before="0" w:after="0" w:line="240" w:lineRule="auto"/>
-              <w:jc w:val="right"/>
-            </w:pPr>
-            <w:r>
-              <w:rPr>
-                <w:sz w:val="20"/>
-                <w:szCs w:val="20"/>
-              </w:rPr>
-              <w:t xml:space="preserve">+0.005</w:t>
-            </w:r>
-          </w:p>
-        </w:tc>
-        <w:tc>
-          <w:tcPr/>
-          <w:p>
-            <w:pPr>
-              <w:pStyle w:val="Compact"/>
-              <w:spacing w:before="0" w:after="0" w:line="240" w:lineRule="auto"/>
-              <w:jc w:val="right"/>
-            </w:pPr>
-            <w:r>
-              <w:rPr>
-                <w:sz w:val="20"/>
-                <w:szCs w:val="20"/>
-              </w:rPr>
-              <w:t xml:space="preserve">+0.014 [+0.007, +0.020]</w:t>
-            </w:r>
-          </w:p>
-        </w:tc>
-        <w:tc>
-          <w:tcPr/>
-          <w:p>
-            <w:pPr>
-              <w:pStyle w:val="Compact"/>
-              <w:spacing w:before="0" w:after="0" w:line="240" w:lineRule="auto"/>
-              <w:jc w:val="right"/>
-            </w:pPr>
-            <w:r>
-              <w:rPr>
-                <w:sz w:val="20"/>
-                <w:szCs w:val="20"/>
-              </w:rPr>
-              <w:t xml:space="preserve">+0.58</w:t>
-            </w:r>
-          </w:p>
-        </w:tc>
-        <w:tc>
-          <w:tcPr/>
-          <w:p>
-            <w:pPr>
-              <w:pStyle w:val="Compact"/>
-              <w:spacing w:before="0" w:after="0" w:line="240" w:lineRule="auto"/>
-              <w:jc w:val="right"/>
-            </w:pPr>
-            <w:r>
-              <w:rPr>
-                <w:sz w:val="20"/>
-                <w:szCs w:val="20"/>
-              </w:rPr>
-              <w:t xml:space="preserve">&lt;0.001</w:t>
-            </w:r>
-          </w:p>
-        </w:tc>
-      </w:tr>
-      <w:tr>
-        <w:tc>
-          <w:tcPr/>
-          <w:p>
-            <w:pPr>
-              <w:pStyle w:val="Compact"/>
-              <w:spacing w:before="0" w:after="0" w:line="240" w:lineRule="auto"/>
-            </w:pPr>
-          </w:p>
-        </w:tc>
-        <w:tc>
-          <w:tcPr/>
-          <w:p>
-            <w:pPr>
-              <w:pStyle w:val="Compact"/>
-              <w:spacing w:before="0" w:after="0" w:line="240" w:lineRule="auto"/>
-              <w:jc w:val="left"/>
-            </w:pPr>
-            <w:r>
-              <w:rPr>
-                <w:sz w:val="20"/>
-                <w:szCs w:val="20"/>
-              </w:rPr>
-              <w:t xml:space="preserve">DiCE</w:t>
-            </w:r>
-          </w:p>
-        </w:tc>
-        <w:tc>
-          <w:tcPr/>
-          <w:p>
-            <w:pPr>
-              <w:pStyle w:val="Compact"/>
-              <w:spacing w:before="0" w:after="0" w:line="240" w:lineRule="auto"/>
-              <w:jc w:val="right"/>
-            </w:pPr>
-            <w:r>
-              <w:rPr>
-                <w:sz w:val="20"/>
-                <w:szCs w:val="20"/>
-              </w:rPr>
-              <w:t xml:space="preserve">68</w:t>
-            </w:r>
-          </w:p>
-        </w:tc>
-        <w:tc>
-          <w:tcPr/>
-          <w:p>
-            <w:pPr>
-              <w:pStyle w:val="Compact"/>
-              <w:spacing w:before="0" w:after="0" w:line="240" w:lineRule="auto"/>
-              <w:jc w:val="right"/>
-            </w:pPr>
-            <w:r>
-              <w:rPr>
-                <w:sz w:val="20"/>
-                <w:szCs w:val="20"/>
-              </w:rPr>
-              <w:t xml:space="preserve">−0.003</w:t>
-            </w:r>
-          </w:p>
-        </w:tc>
-        <w:tc>
-          <w:tcPr/>
-          <w:p>
-            <w:pPr>
-              <w:pStyle w:val="Compact"/>
-              <w:spacing w:before="0" w:after="0" w:line="240" w:lineRule="auto"/>
-              <w:jc w:val="right"/>
-            </w:pPr>
-            <w:r>
-              <w:rPr>
-                <w:sz w:val="20"/>
-                <w:szCs w:val="20"/>
-              </w:rPr>
-              <w:t xml:space="preserve">−0.003 [−0.003, −0.002]</w:t>
-            </w:r>
-          </w:p>
-        </w:tc>
-        <w:tc>
-          <w:tcPr/>
-          <w:p>
-            <w:pPr>
-              <w:pStyle w:val="Compact"/>
-              <w:spacing w:before="0" w:after="0" w:line="240" w:lineRule="auto"/>
-              <w:jc w:val="right"/>
-            </w:pPr>
-            <w:r>
-              <w:rPr>
-                <w:sz w:val="20"/>
-                <w:szCs w:val="20"/>
-              </w:rPr>
-              <w:t xml:space="preserve">−1.18</w:t>
-            </w:r>
-          </w:p>
-        </w:tc>
-        <w:tc>
-          <w:tcPr/>
-          <w:p>
-            <w:pPr>
-              <w:pStyle w:val="Compact"/>
-              <w:spacing w:before="0" w:after="0" w:line="240" w:lineRule="auto"/>
-              <w:jc w:val="right"/>
-            </w:pPr>
-            <w:r>
-              <w:rPr>
-                <w:sz w:val="20"/>
-                <w:szCs w:val="20"/>
-              </w:rPr>
-              <w:t xml:space="preserve">&lt;0.001</w:t>
-            </w:r>
-          </w:p>
-        </w:tc>
-      </w:tr>
     </w:tbl>
-    <w:bookmarkEnd w:id="17"/>
-    <w:bookmarkStart w:id="21" w:name="fig:rq1"/>
+    <w:bookmarkEnd w:id="16"/>
+    <w:bookmarkStart w:id="20" w:name="fig:rq1"/>
     <w:p>
       <w:pPr>
         <w:pStyle w:val="CaptionedFigure"/>
@@ -6171,20 +4504,20 @@
       <w:r>
         <w:drawing>
           <wp:inline>
-            <wp:extent cx="5334000" cy="1766904"/>
+            <wp:extent cx="4800600" cy="1590214"/>
             <wp:effectExtent b="0" l="0" r="0" t="0"/>
-            <wp:docPr descr="" title="" id="19" name="Picture"/>
+            <wp:docPr descr="" title="" id="18" name="Picture"/>
             <a:graphic>
               <a:graphicData uri="http://schemas.openxmlformats.org/drawingml/2006/picture">
                 <pic:pic>
                   <pic:nvPicPr>
-                    <pic:cNvPr descr="figures/fig1.png" id="20" name="Picture"/>
+                    <pic:cNvPr descr="figures/fig1.png" id="19" name="Picture"/>
                     <pic:cNvPicPr>
                       <a:picLocks noChangeArrowheads="1" noChangeAspect="1"/>
                     </pic:cNvPicPr>
                   </pic:nvPicPr>
                   <pic:blipFill>
-                    <a:blip r:embed="rId18"/>
+                    <a:blip r:embed="rId17"/>
                     <a:stretch>
                       <a:fillRect/>
                     </a:stretch>
@@ -6192,7 +4525,7 @@
                   <pic:spPr bwMode="auto">
                     <a:xfrm>
                       <a:off x="0" y="0"/>
-                      <a:ext cx="5334000" cy="1766904"/>
+                      <a:ext cx="4800600" cy="1590214"/>
                     </a:xfrm>
                     <a:prstGeom prst="rect">
                       <a:avLst/>
@@ -6228,64 +4561,24 @@
         <w:t xml:space="preserve"> </w:t>
       </w:r>
       <w:r>
-        <w:t xml:space="preserve">correction; open markers: not significant. Negative values mean lower quality on errors.</w:t>
+        <w:t xml:space="preserve">correction; open markers: not significant (the Wilcoxon test concerns the median; for SHAP fidelity the median is</w:t>
+      </w:r>
+      <w:r>
+        <w:t xml:space="preserve"> </w:t>
+      </w:r>
+      <w:r>
+        <w:t xml:space="preserve">near zero while the mean is not). Negative values mean lower quality on errors.</w:t>
       </w:r>
     </w:p>
+    <w:bookmarkEnd w:id="20"/>
     <w:bookmarkEnd w:id="21"/>
+    <w:bookmarkStart w:id="27" w:name="model-families-and-error-types-rq2-rq3"/>
     <w:p>
       <w:pPr>
-        <w:pStyle w:val="BodyText"/>
-      </w:pPr>
-      <w:r>
-        <w:t xml:space="preserve">Sparsity differed little in absolute terms (all medians within</w:t>
-      </w:r>
-      <w:r>
-        <w:t xml:space="preserve"> </w:t>
-      </w:r>
-      <m:oMath>
-        <m:r>
-          <m:rPr>
-            <m:sty m:val="p"/>
-          </m:rPr>
-          <m:t>±</m:t>
-        </m:r>
-        <m:r>
-          <m:t>0.0025</m:t>
-        </m:r>
-      </m:oMath>
-      <w:r>
-        <w:t xml:space="preserve"> </w:t>
-      </w:r>
-      <w:r>
-        <w:t xml:space="preserve">of zero apart from Anchors). Explanation time did</w:t>
-      </w:r>
-      <w:r>
-        <w:t xml:space="preserve"> </w:t>
-      </w:r>
-      <w:r>
-        <w:t xml:space="preserve">not differ systematically, except for Anchors, which took a median</w:t>
-      </w:r>
-      <w:r>
-        <w:t xml:space="preserve"> </w:t>
-      </w:r>
-      <w:r>
-        <w:t xml:space="preserve">3,338 ms longer per instance on errors, plausibly because its rule</w:t>
-      </w:r>
-      <w:r>
-        <w:t xml:space="preserve"> </w:t>
-      </w:r>
-      <w:r>
-        <w:t xml:space="preserve">search runs longer near the boundary.</w:t>
-      </w:r>
-    </w:p>
-    <w:bookmarkEnd w:id="22"/>
-    <w:bookmarkStart w:id="27" w:name="differences-across-model-families-rq2"/>
-    <w:p>
-      <w:pPr>
         <w:pStyle w:val="Heading2"/>
       </w:pPr>
       <w:r>
-        <w:t xml:space="preserve">Differences across model families (RQ2)</w:t>
+        <w:t xml:space="preserve">Model families and error types (RQ2, RQ3)</w:t>
       </w:r>
     </w:p>
     <w:p>
@@ -6293,13 +4586,13 @@
         <w:pStyle w:val="FirstParagraph"/>
       </w:pPr>
       <w:r>
-        <w:t xml:space="preserve">The size, and for fidelity and the faithfulness gap also the sign, of the difference</w:t>
-      </w:r>
-      <w:r>
-        <w:t xml:space="preserve"> </w:t>
-      </w:r>
-      <w:r>
-        <w:t xml:space="preserve">depended on the model family (Figure </w:t>
+        <w:t xml:space="preserve">The size, and for fidelity and faithfulness gap the sign, of the difference depended on the</w:t>
+      </w:r>
+      <w:r>
+        <w:t xml:space="preserve"> </w:t>
+      </w:r>
+      <w:r>
+        <w:t xml:space="preserve">family (Figure </w:t>
       </w:r>
       <w:hyperlink w:anchor="fig:rq2">
         <w:r>
@@ -6310,64 +4603,34 @@
         </w:r>
       </w:hyperlink>
       <w:r>
-        <w:t xml:space="preserve">). The Kruskal–Wallis test was</w:t>
-      </w:r>
-      <w:r>
-        <w:t xml:space="preserve"> </w:t>
-      </w:r>
-      <w:r>
-        <w:t xml:space="preserve">significant after correction for 10 of the</w:t>
-      </w:r>
-      <w:r>
-        <w:t xml:space="preserve"> </w:t>
-      </w:r>
-      <w:r>
-        <w:t xml:space="preserve">12 explainer–metric combinations; the two exceptions were the</w:t>
-      </w:r>
-      <w:r>
-        <w:t xml:space="preserve"> </w:t>
-      </w:r>
-      <w:r>
-        <w:t xml:space="preserve">stability of LIME and Anchors, whose differences were small for every family. The SHAP</w:t>
-      </w:r>
-      <w:r>
-        <w:t xml:space="preserve"> </w:t>
-      </w:r>
-      <w:r>
-        <w:t xml:space="preserve">stability deficit was largest for the multilayer perceptron (median</w:t>
-      </w:r>
-      <w:r>
-        <w:t xml:space="preserve"> </w:t>
-      </w:r>
-      <w:r>
-        <w:t xml:space="preserve">−0.216) and XGBoost (−0.168)</w:t>
-      </w:r>
-      <w:r>
-        <w:t xml:space="preserve"> </w:t>
-      </w:r>
-      <w:r>
-        <w:t xml:space="preserve">and smallest for the random forest (−0.025) and the SVM</w:t>
-      </w:r>
-      <w:r>
-        <w:t xml:space="preserve"> </w:t>
-      </w:r>
-      <w:r>
-        <w:t xml:space="preserve">(−0.030). The DiCE</w:t>
-      </w:r>
-      <w:r>
-        <w:t xml:space="preserve"> </w:t>
-      </w:r>
-      <w:r>
-        <w:t xml:space="preserve">stability deficit was present for every family and largest for logistic regression</w:t>
-      </w:r>
-      <w:r>
-        <w:t xml:space="preserve"> </w:t>
-      </w:r>
-      <w:r>
-        <w:t xml:space="preserve">(−0.321).</w:t>
+        <w:t xml:space="preserve">); the Kruskal–Wallis test was significant for</w:t>
+      </w:r>
+      <w:r>
+        <w:t xml:space="preserve"> </w:t>
+      </w:r>
+      <w:r>
+        <w:t xml:space="preserve">10 of 12 combinations, all but LIME and Anchors</w:t>
+      </w:r>
+      <w:r>
+        <w:t xml:space="preserve"> </w:t>
+      </w:r>
+      <w:r>
+        <w:t xml:space="preserve">stability. The SHAP stability deficit was largest for the multilayer perceptron</w:t>
+      </w:r>
+      <w:r>
+        <w:t xml:space="preserve"> </w:t>
+      </w:r>
+      <w:r>
+        <w:t xml:space="preserve">(−0.216) and XGBoost (−0.168);</w:t>
+      </w:r>
+      <w:r>
+        <w:t xml:space="preserve"> </w:t>
+      </w:r>
+      <w:r>
+        <w:t xml:space="preserve">the DiCE deficit appeared in every family.</w:t>
       </w:r>
     </w:p>
-    <w:bookmarkStart w:id="26" w:name="fig:rq2"/>
+    <w:bookmarkStart w:id="25" w:name="fig:rq2"/>
     <w:p>
       <w:pPr>
         <w:pStyle w:val="CaptionedFigure"/>
@@ -6375,20 +4638,20 @@
       <w:r>
         <w:drawing>
           <wp:inline>
-            <wp:extent cx="5334000" cy="1850118"/>
+            <wp:extent cx="4800600" cy="1665106"/>
             <wp:effectExtent b="0" l="0" r="0" t="0"/>
-            <wp:docPr descr="" title="" id="24" name="Picture"/>
+            <wp:docPr descr="" title="" id="23" name="Picture"/>
             <a:graphic>
               <a:graphicData uri="http://schemas.openxmlformats.org/drawingml/2006/picture">
                 <pic:pic>
                   <pic:nvPicPr>
-                    <pic:cNvPr descr="figures/fig2.png" id="25" name="Picture"/>
+                    <pic:cNvPr descr="figures/fig2.png" id="24" name="Picture"/>
                     <pic:cNvPicPr>
                       <a:picLocks noChangeArrowheads="1" noChangeAspect="1"/>
                     </pic:cNvPicPr>
                   </pic:nvPicPr>
                   <pic:blipFill>
-                    <a:blip r:embed="rId23"/>
+                    <a:blip r:embed="rId22"/>
                     <a:stretch>
                       <a:fillRect/>
                     </a:stretch>
@@ -6396,7 +4659,7 @@
                   <pic:spPr bwMode="auto">
                     <a:xfrm>
                       <a:off x="0" y="0"/>
-                      <a:ext cx="5334000" cy="1850118"/>
+                      <a:ext cx="4800600" cy="1665106"/>
                     </a:xfrm>
                     <a:prstGeom prst="rect">
                       <a:avLst/>
@@ -6432,23 +4695,19 @@
         <w:t xml:space="preserve"> </w:t>
       </w:r>
       <w:r>
-        <w:t xml:space="preserve">machine; MLP: multilayer perceptron. Red: lower quality on errors; blue: higher.</w:t>
+        <w:t xml:space="preserve">machine; MLP: multilayer perceptron. Red: lower quality on errors; blue: higher. LIME</w:t>
+      </w:r>
+      <w:r>
+        <w:t xml:space="preserve"> </w:t>
+      </w:r>
+      <w:r>
+        <w:t xml:space="preserve">and Anchors stability differences are small on this scale.</w:t>
       </w:r>
     </w:p>
-    <w:bookmarkEnd w:id="26"/>
-    <w:bookmarkEnd w:id="27"/>
-    <w:bookmarkStart w:id="29" w:name="Xb36d7a40d8776a67cd5e9eea02f359347024849"/>
+    <w:bookmarkEnd w:id="25"/>
     <w:p>
       <w:pPr>
-        <w:pStyle w:val="Heading2"/>
-      </w:pPr>
-      <w:r>
-        <w:t xml:space="preserve">False positives versus false negatives (RQ3)</w:t>
-      </w:r>
-    </w:p>
-    <w:p>
-      <w:pPr>
-        <w:pStyle w:val="FirstParagraph"/>
+        <w:pStyle w:val="BodyText"/>
       </w:pPr>
       <w:r>
         <w:t xml:space="preserve">Among errors, the faithfulness gap was much larger for false positives than for false</w:t>
@@ -6464,50 +4723,50 @@
           <w:rPr>
             <w:rStyle w:val="Hyperlink"/>
           </w:rPr>
-          <w:t xml:space="preserve">3</w:t>
+          <w:t xml:space="preserve">2</w:t>
         </w:r>
       </w:hyperlink>
       <w:r>
-        <w:t xml:space="preserve">); for SHAP and LIME this held in every</w:t>
-      </w:r>
-      <w:r>
-        <w:t xml:space="preserve"> </w:t>
-      </w:r>
-      <w:r>
-        <w:t xml:space="preserve">run. DiCE stability was lower on false positives. The other differences were small.</w:t>
-      </w:r>
-      <w:r>
-        <w:t xml:space="preserve"> </w:t>
-      </w:r>
-      <w:r>
-        <w:t xml:space="preserve">A likely reason for the faithfulness-gap asymmetry is how the metric masks features:</w:t>
-      </w:r>
-      <w:r>
-        <w:t xml:space="preserve"> </w:t>
-      </w:r>
-      <w:r>
-        <w:t xml:space="preserve">masking to the training mean moves an instance towards the majority, negative class, so</w:t>
-      </w:r>
-      <w:r>
-        <w:t xml:space="preserve"> </w:t>
-      </w:r>
-      <w:r>
-        <w:t xml:space="preserve">removing the top features changes a positive prediction (a false positive) far more than a</w:t>
-      </w:r>
-      <w:r>
-        <w:t xml:space="preserve"> </w:t>
-      </w:r>
-      <w:r>
-        <w:t xml:space="preserve">negative one (a false negative). The gap is therefore not comparable across predicted classes, which</w:t>
-      </w:r>
-      <w:r>
-        <w:t xml:space="preserve"> </w:t>
-      </w:r>
-      <w:r>
-        <w:t xml:space="preserve">matters for any audit that compares explanations of different decisions.</w:t>
+        <w:t xml:space="preserve">). This follows the predicted class, not</w:t>
+      </w:r>
+      <w:r>
+        <w:t xml:space="preserve"> </w:t>
+      </w:r>
+      <w:r>
+        <w:t xml:space="preserve">the error: between correct predictions the gap was far larger for true positives than for</w:t>
+      </w:r>
+      <w:r>
+        <w:t xml:space="preserve"> </w:t>
+      </w:r>
+      <w:r>
+        <w:t xml:space="preserve">true negatives (SHAP +0.597, positive in every run), and errors fell</w:t>
+      </w:r>
+      <w:r>
+        <w:t xml:space="preserve"> </w:t>
+      </w:r>
+      <w:r>
+        <w:t xml:space="preserve">between them (false positives below true positives, SHAP −0.142;</w:t>
+      </w:r>
+      <w:r>
+        <w:t xml:space="preserve"> </w:t>
+      </w:r>
+      <w:r>
+        <w:t xml:space="preserve">false negatives above true negatives, +0.078). Masking to the</w:t>
+      </w:r>
+      <w:r>
+        <w:t xml:space="preserve"> </w:t>
+      </w:r>
+      <w:r>
+        <w:t xml:space="preserve">training mean plausibly pushes instances towards the majority, negative class, so the gap</w:t>
+      </w:r>
+      <w:r>
+        <w:t xml:space="preserve"> </w:t>
+      </w:r>
+      <w:r>
+        <w:t xml:space="preserve">is not comparable across predicted classes.</w:t>
       </w:r>
     </w:p>
-    <w:bookmarkStart w:id="28" w:name="tab:rq3"/>
+    <w:bookmarkStart w:id="26" w:name="tab:rq3"/>
     <w:p>
       <w:pPr>
         <w:pStyle w:val="TableCaption"/>
@@ -6938,9 +5197,9 @@
         </w:tc>
       </w:tr>
     </w:tbl>
-    <w:bookmarkEnd w:id="28"/>
-    <w:bookmarkEnd w:id="29"/>
-    <w:bookmarkStart w:id="35" w:name="the-role-of-the-decision-boundary-rq4"/>
+    <w:bookmarkEnd w:id="26"/>
+    <w:bookmarkEnd w:id="27"/>
+    <w:bookmarkStart w:id="33" w:name="the-role-of-the-decision-boundary-rq4"/>
     <w:p>
       <w:pPr>
         <w:pStyle w:val="Heading2"/>
@@ -6954,25 +5213,25 @@
         <w:pStyle w:val="FirstParagraph"/>
       </w:pPr>
       <w:r>
-        <w:t xml:space="preserve">Errors were indeed closer to the boundary (median margin</w:t>
-      </w:r>
-      <w:r>
-        <w:t xml:space="preserve"> </w:t>
-      </w:r>
-      <w:r>
-        <w:t xml:space="preserve">0.18 against 0.43</w:t>
-      </w:r>
-      <w:r>
-        <w:t xml:space="preserve"> </w:t>
-      </w:r>
-      <w:r>
-        <w:t xml:space="preserve">for correct instances in the SHAP runs), and stability rose with the margin for every</w:t>
-      </w:r>
-      <w:r>
-        <w:t xml:space="preserve"> </w:t>
-      </w:r>
-      <w:r>
-        <w:t xml:space="preserve">explainer (Figure </w:t>
+        <w:t xml:space="preserve">Errors lay closer to the boundary (median margin</w:t>
+      </w:r>
+      <w:r>
+        <w:t xml:space="preserve"> </w:t>
+      </w:r>
+      <w:r>
+        <w:t xml:space="preserve">0.18 against</w:t>
+      </w:r>
+      <w:r>
+        <w:t xml:space="preserve"> </w:t>
+      </w:r>
+      <w:r>
+        <w:t xml:space="preserve">0.43 in the SHAP runs), and stability rose with</w:t>
+      </w:r>
+      <w:r>
+        <w:t xml:space="preserve"> </w:t>
+      </w:r>
+      <w:r>
+        <w:t xml:space="preserve">the margin (Figure </w:t>
       </w:r>
       <w:hyperlink w:anchor="fig:rq4">
         <w:r>
@@ -6983,66 +5242,36 @@
         </w:r>
       </w:hyperlink>
       <w:r>
-        <w:t xml:space="preserve">). Controlling for the margin changed the picture in three</w:t>
-      </w:r>
-      <w:r>
-        <w:t xml:space="preserve"> </w:t>
-      </w:r>
-      <w:r>
-        <w:t xml:space="preserve">ways (Table </w:t>
+        <w:t xml:space="preserve">). With the margin controlled (Table </w:t>
       </w:r>
       <w:hyperlink w:anchor="tab:rq4">
         <w:r>
           <w:rPr>
             <w:rStyle w:val="Hyperlink"/>
           </w:rPr>
-          <w:t xml:space="preserve">4</w:t>
+          <w:t xml:space="preserve">3</w:t>
         </w:r>
       </w:hyperlink>
       <w:r>
-        <w:t xml:space="preserve">). First, the DiCE stability deficit was almost entirely a</w:t>
-      </w:r>
-      <w:r>
-        <w:t xml:space="preserve"> </w:t>
-      </w:r>
-      <w:r>
-        <w:t xml:space="preserve">margin effect: its coefficient fell from −0.191 to</w:t>
-      </w:r>
-      <w:r>
-        <w:t xml:space="preserve"> </w:t>
-      </w:r>
-      <w:r>
-        <w:t xml:space="preserve">−0.014, with a confidence interval including zero. A</w:t>
-      </w:r>
-      <w:r>
-        <w:t xml:space="preserve"> </w:t>
-      </w:r>
-      <w:r>
-        <w:t xml:space="preserve">counterfactual for an instance near the boundary needs only a small change, and small</w:t>
-      </w:r>
-      <w:r>
-        <w:t xml:space="preserve"> </w:t>
-      </w:r>
-      <w:r>
-        <w:t xml:space="preserve">changes vary more under noise. Second, the SHAP stability deficit was reduced but</w:t>
-      </w:r>
-      <w:r>
-        <w:t xml:space="preserve"> </w:t>
-      </w:r>
-      <w:r>
-        <w:t xml:space="preserve">remained: −0.146 without and −0.042</w:t>
-      </w:r>
-      <w:r>
-        <w:t xml:space="preserve"> </w:t>
-      </w:r>
-      <w:r>
-        <w:t xml:space="preserve">[−0.057, −0.027] with the margin.</w:t>
-      </w:r>
-      <w:r>
-        <w:t xml:space="preserve"> </w:t>
-      </w:r>
-      <w:r>
-        <w:t xml:space="preserve">Figure </w:t>
+        <w:t xml:space="preserve">), the</w:t>
+      </w:r>
+      <w:r>
+        <w:t xml:space="preserve"> </w:t>
+      </w:r>
+      <w:r>
+        <w:t xml:space="preserve">DiCE stability deficit almost vanished: near the boundary a counterfactual needs only a</w:t>
+      </w:r>
+      <w:r>
+        <w:t xml:space="preserve"> </w:t>
+      </w:r>
+      <w:r>
+        <w:t xml:space="preserve">small change, which varies more under noise. The SHAP stability deficit shrank but</w:t>
+      </w:r>
+      <w:r>
+        <w:t xml:space="preserve"> </w:t>
+      </w:r>
+      <w:r>
+        <w:t xml:space="preserve">remained, and is visible in every margin bin of Figure </w:t>
       </w:r>
       <w:hyperlink w:anchor="fig:rq4">
         <w:r>
@@ -7053,73 +5282,34 @@
         </w:r>
       </w:hyperlink>
       <w:r>
-        <w:t xml:space="preserve"> </w:t>
-      </w:r>
-      <w:r>
-        <w:t xml:space="preserve">shows the same: at equal margin, SHAP explanations of errors are less</w:t>
-      </w:r>
-      <w:r>
-        <w:t xml:space="preserve"> </w:t>
-      </w:r>
-      <w:r>
-        <w:t xml:space="preserve">stable than those of correct predictions. Third, the faithfulness gap, which in RQ1</w:t>
-      </w:r>
-      <w:r>
-        <w:t xml:space="preserve"> </w:t>
-      </w:r>
-      <w:r>
-        <w:t xml:space="preserve">was lower on errors only for SHAP and DiCE and by small amounts, became lower on errors once</w:t>
-      </w:r>
-      <w:r>
-        <w:t xml:space="preserve"> </w:t>
-      </w:r>
-      <w:r>
-        <w:t xml:space="preserve">the margin was held fixed for SHAP</w:t>
-      </w:r>
-      <w:r>
-        <w:t xml:space="preserve"> </w:t>
-      </w:r>
-      <w:r>
-        <w:t xml:space="preserve">(−0.064), LIME (−0.031)</w:t>
-      </w:r>
-      <w:r>
-        <w:t xml:space="preserve"> </w:t>
-      </w:r>
-      <w:r>
-        <w:t xml:space="preserve">and Anchors (−0.017). Near the boundary any deletion</w:t>
-      </w:r>
-      <w:r>
-        <w:t xml:space="preserve"> </w:t>
-      </w:r>
-      <w:r>
-        <w:t xml:space="preserve">moves the prediction a lot, which inflates the gap of errors; at equal margin, the</w:t>
-      </w:r>
-      <w:r>
-        <w:t xml:space="preserve"> </w:t>
-      </w:r>
-      <w:r>
-        <w:t xml:space="preserve">features named first carry less of an erroneous prediction. The fidelity differences</w:t>
-      </w:r>
-      <w:r>
-        <w:t xml:space="preserve"> </w:t>
-      </w:r>
-      <w:r>
-        <w:t xml:space="preserve">were largely margin effects: the LIME advantage on errors fell from</w:t>
-      </w:r>
-      <w:r>
-        <w:t xml:space="preserve"> </w:t>
-      </w:r>
-      <w:r>
-        <w:t xml:space="preserve">+0.039 to +0.014, the Anchors deficit</w:t>
-      </w:r>
-      <w:r>
-        <w:t xml:space="preserve"> </w:t>
-      </w:r>
-      <w:r>
-        <w:t xml:space="preserve">vanished, and the DiCE deficit reversed sign.</w:t>
+        <w:t xml:space="preserve">. The faithfulness gap,</w:t>
+      </w:r>
+      <w:r>
+        <w:t xml:space="preserve"> </w:t>
+      </w:r>
+      <w:r>
+        <w:t xml:space="preserve">which near the boundary is inflated because any deletion moves the prediction, became</w:t>
+      </w:r>
+      <w:r>
+        <w:t xml:space="preserve"> </w:t>
+      </w:r>
+      <w:r>
+        <w:t xml:space="preserve">lower on errors for SHAP, LIME and Anchors. The fidelity differences were largely margin</w:t>
+      </w:r>
+      <w:r>
+        <w:t xml:space="preserve"> </w:t>
+      </w:r>
+      <w:r>
+        <w:t xml:space="preserve">effects (LIME’s advantage fell from +0.039 to</w:t>
+      </w:r>
+      <w:r>
+        <w:t xml:space="preserve"> </w:t>
+      </w:r>
+      <w:r>
+        <w:t xml:space="preserve">+0.014; DiCE’s deficit reversed).</w:t>
       </w:r>
     </w:p>
-    <w:bookmarkStart w:id="30" w:name="tab:rq4"/>
+    <w:bookmarkStart w:id="28" w:name="tab:rq4"/>
     <w:p>
       <w:pPr>
         <w:pStyle w:val="TableCaption"/>
@@ -7139,19 +5329,31 @@
         <w:t xml:space="preserve"> </w:t>
       </w:r>
       <w:r>
-        <w:t xml:space="preserve">(95% CI) in run fixed-effects</w:t>
-      </w:r>
-      <w:r>
-        <w:t xml:space="preserve"> </w:t>
-      </w:r>
-      <w:r>
-        <w:t xml:space="preserve">regressions, without and with the prediction margin; standard errors clustered by run.</w:t>
-      </w:r>
-      <w:r>
-        <w:t xml:space="preserve"> </w:t>
-      </w:r>
-      <w:r>
-        <w:t xml:space="preserve">Runs whose recorded predictions the stored model reproduces.</w:t>
+        <w:t xml:space="preserve">for stability and faithfulness gap in run</w:t>
+      </w:r>
+      <w:r>
+        <w:t xml:space="preserve"> </w:t>
+      </w:r>
+      <w:r>
+        <w:t xml:space="preserve">fixed-effects regressions:</w:t>
+      </w:r>
+      <w:r>
+        <w:t xml:space="preserve"> </w:t>
+      </w:r>
+      <w:r>
+        <w:t xml:space="preserve">without the margin, with the margin (95% CI), and with the margin on instances outside</w:t>
+      </w:r>
+      <w:r>
+        <w:t xml:space="preserve"> </w:t>
+      </w:r>
+      <w:r>
+        <w:t xml:space="preserve">the training data (95% CI). Standard errors clustered by run; runs whose recorded</w:t>
+      </w:r>
+      <w:r>
+        <w:t xml:space="preserve"> </w:t>
+      </w:r>
+      <w:r>
+        <w:t xml:space="preserve">predictions the stored model reproduces.</w:t>
       </w:r>
     </w:p>
     <w:tbl>
@@ -7159,13 +5361,14 @@
         <w:tblStyle w:val="Table"/>
         <w:tblW w:type="auto" w:w="0"/>
         <w:tblLook w:firstRow="1" w:lastRow="0" w:firstColumn="0" w:lastColumn="0" w:noHBand="0" w:noVBand="0" w:val="0020"/>
-        <w:tblCaption w:val="Coefficient of misclassification \beta (95% CI) in run fixed-effects regressions, without and with the prediction margin; standard errors clustered by run. Runs whose recorded predictions the stored model reproduces."/>
+        <w:tblCaption w:val="Coefficient of misclassification \beta for stability and faithfulness gap in run fixed-effects regressions: without the margin, with the margin (95% CI), and with the margin on instances outside the training data (95% CI). Standard errors clustered by run; runs whose recorded predictions the stored model reproduces."/>
       </w:tblPr>
       <w:tblGrid>
-        <w:gridCol w:w="1980"/>
-        <w:gridCol w:w="1980"/>
-        <w:gridCol w:w="1980"/>
-        <w:gridCol w:w="1980"/>
+        <w:gridCol w:w="1584"/>
+        <w:gridCol w:w="1584"/>
+        <w:gridCol w:w="1584"/>
+        <w:gridCol w:w="1584"/>
+        <w:gridCol w:w="1584"/>
       </w:tblGrid>
       <w:tr>
         <w:trPr>
@@ -7213,24 +5416,12 @@
               <w:spacing w:before="0" w:after="0" w:line="240" w:lineRule="auto"/>
               <w:jc w:val="center"/>
             </w:pPr>
-            <m:oMath>
-              <m:r>
-                <m:t>β</m:t>
-              </m:r>
-            </m:oMath>
-            <w:r>
-              <w:rPr>
-                <w:sz w:val="20"/>
-                <w:szCs w:val="20"/>
-              </w:rPr>
-              <w:t xml:space="preserve"> </w:t>
-            </w:r>
-            <w:r>
-              <w:rPr>
-                <w:sz w:val="20"/>
-                <w:szCs w:val="20"/>
-              </w:rPr>
-              <w:t xml:space="preserve">without margin</w:t>
+            <w:r>
+              <w:rPr>
+                <w:sz w:val="20"/>
+                <w:szCs w:val="20"/>
+              </w:rPr>
+              <w:t xml:space="preserve">Without margin</w:t>
             </w:r>
           </w:p>
         </w:tc>
@@ -7242,24 +5433,29 @@
               <w:spacing w:before="0" w:after="0" w:line="240" w:lineRule="auto"/>
               <w:jc w:val="center"/>
             </w:pPr>
-            <m:oMath>
-              <m:r>
-                <m:t>β</m:t>
-              </m:r>
-            </m:oMath>
-            <w:r>
-              <w:rPr>
-                <w:sz w:val="20"/>
-                <w:szCs w:val="20"/>
-              </w:rPr>
-              <w:t xml:space="preserve"> </w:t>
-            </w:r>
-            <w:r>
-              <w:rPr>
-                <w:sz w:val="20"/>
-                <w:szCs w:val="20"/>
-              </w:rPr>
-              <w:t xml:space="preserve">with margin</w:t>
+            <w:r>
+              <w:rPr>
+                <w:sz w:val="20"/>
+                <w:szCs w:val="20"/>
+              </w:rPr>
+              <w:t xml:space="preserve">With margin</w:t>
+            </w:r>
+          </w:p>
+        </w:tc>
+        <w:tc>
+          <w:tcPr/>
+          <w:p>
+            <w:pPr>
+              <w:pStyle w:val="Compact"/>
+              <w:spacing w:before="0" w:after="0" w:line="240" w:lineRule="auto"/>
+              <w:jc w:val="center"/>
+            </w:pPr>
+            <w:r>
+              <w:rPr>
+                <w:sz w:val="20"/>
+                <w:szCs w:val="20"/>
+              </w:rPr>
+              <w:t xml:space="preserve">With margin, held out</w:t>
             </w:r>
           </w:p>
         </w:tc>
@@ -7312,7 +5508,7 @@
                 <w:sz w:val="20"/>
                 <w:szCs w:val="20"/>
               </w:rPr>
-              <w:t xml:space="preserve">−0.146 [−0.170, −0.123]</w:t>
+              <w:t xml:space="preserve">−0.146</w:t>
             </w:r>
           </w:p>
         </w:tc>
@@ -7330,6 +5526,23 @@
                 <w:szCs w:val="20"/>
               </w:rPr>
               <w:t xml:space="preserve">−0.042 [−0.057, −0.027]</w:t>
+            </w:r>
+          </w:p>
+        </w:tc>
+        <w:tc>
+          <w:tcPr/>
+          <w:p>
+            <w:pPr>
+              <w:pStyle w:val="Compact"/>
+              <w:spacing w:before="0" w:after="0" w:line="240" w:lineRule="auto"/>
+              <w:jc w:val="center"/>
+            </w:pPr>
+            <w:r>
+              <w:rPr>
+                <w:sz w:val="20"/>
+                <w:szCs w:val="20"/>
+              </w:rPr>
+              <w:t xml:space="preserve">−0.040 [−0.059, −0.021]</w:t>
             </w:r>
           </w:p>
         </w:tc>
@@ -7374,7 +5587,7 @@
                 <w:sz w:val="20"/>
                 <w:szCs w:val="20"/>
               </w:rPr>
-              <w:t xml:space="preserve">−0.008 [−0.009, −0.006]</w:t>
+              <w:t xml:space="preserve">−0.008</w:t>
             </w:r>
           </w:p>
         </w:tc>
@@ -7392,6 +5605,23 @@
                 <w:szCs w:val="20"/>
               </w:rPr>
               <w:t xml:space="preserve">−0.003 [−0.004, −0.002]</w:t>
+            </w:r>
+          </w:p>
+        </w:tc>
+        <w:tc>
+          <w:tcPr/>
+          <w:p>
+            <w:pPr>
+              <w:pStyle w:val="Compact"/>
+              <w:spacing w:before="0" w:after="0" w:line="240" w:lineRule="auto"/>
+              <w:jc w:val="center"/>
+            </w:pPr>
+            <w:r>
+              <w:rPr>
+                <w:sz w:val="20"/>
+                <w:szCs w:val="20"/>
+              </w:rPr>
+              <w:t xml:space="preserve">−0.001 [−0.002, 0.000]</w:t>
             </w:r>
           </w:p>
         </w:tc>
@@ -7436,7 +5666,7 @@
                 <w:sz w:val="20"/>
                 <w:szCs w:val="20"/>
               </w:rPr>
-              <w:t xml:space="preserve">−0.030 [−0.062, +0.001]</w:t>
+              <w:t xml:space="preserve">−0.030</w:t>
             </w:r>
           </w:p>
         </w:tc>
@@ -7454,6 +5684,23 @@
                 <w:szCs w:val="20"/>
               </w:rPr>
               <w:t xml:space="preserve">−0.025 [−0.058, +0.008]</w:t>
+            </w:r>
+          </w:p>
+        </w:tc>
+        <w:tc>
+          <w:tcPr/>
+          <w:p>
+            <w:pPr>
+              <w:pStyle w:val="Compact"/>
+              <w:spacing w:before="0" w:after="0" w:line="240" w:lineRule="auto"/>
+              <w:jc w:val="center"/>
+            </w:pPr>
+            <w:r>
+              <w:rPr>
+                <w:sz w:val="20"/>
+                <w:szCs w:val="20"/>
+              </w:rPr>
+              <w:t xml:space="preserve">−0.017 [−0.042, +0.007]</w:t>
             </w:r>
           </w:p>
         </w:tc>
@@ -7498,7 +5745,7 @@
                 <w:sz w:val="20"/>
                 <w:szCs w:val="20"/>
               </w:rPr>
-              <w:t xml:space="preserve">−0.191 [−0.219, −0.163]</w:t>
+              <w:t xml:space="preserve">−0.191</w:t>
             </w:r>
           </w:p>
         </w:tc>
@@ -7516,6 +5763,23 @@
                 <w:szCs w:val="20"/>
               </w:rPr>
               <w:t xml:space="preserve">−0.014 [−0.031, +0.004]</w:t>
+            </w:r>
+          </w:p>
+        </w:tc>
+        <w:tc>
+          <w:tcPr/>
+          <w:p>
+            <w:pPr>
+              <w:pStyle w:val="Compact"/>
+              <w:spacing w:before="0" w:after="0" w:line="240" w:lineRule="auto"/>
+              <w:jc w:val="center"/>
+            </w:pPr>
+            <w:r>
+              <w:rPr>
+                <w:sz w:val="20"/>
+                <w:szCs w:val="20"/>
+              </w:rPr>
+              <w:t xml:space="preserve">−0.027 [−0.052, −0.002]</w:t>
             </w:r>
           </w:p>
         </w:tc>
@@ -7534,7 +5798,7 @@
                 <w:sz w:val="20"/>
                 <w:szCs w:val="20"/>
               </w:rPr>
-              <w:t xml:space="preserve">Fidelity</w:t>
+              <w:t xml:space="preserve">Faithfulness</w:t>
             </w:r>
           </w:p>
         </w:tc>
@@ -7568,7 +5832,7 @@
                 <w:sz w:val="20"/>
                 <w:szCs w:val="20"/>
               </w:rPr>
-              <w:t xml:space="preserve">−0.002 [−0.011, +0.007]</w:t>
+              <w:t xml:space="preserve">−0.024</w:t>
             </w:r>
           </w:p>
         </w:tc>
@@ -7585,7 +5849,24 @@
                 <w:sz w:val="20"/>
                 <w:szCs w:val="20"/>
               </w:rPr>
-              <w:t xml:space="preserve">−0.004 [−0.011, +0.003]</w:t>
+              <w:t xml:space="preserve">−0.064 [−0.075, −0.054]</w:t>
+            </w:r>
+          </w:p>
+        </w:tc>
+        <w:tc>
+          <w:tcPr/>
+          <w:p>
+            <w:pPr>
+              <w:pStyle w:val="Compact"/>
+              <w:spacing w:before="0" w:after="0" w:line="240" w:lineRule="auto"/>
+              <w:jc w:val="center"/>
+            </w:pPr>
+            <w:r>
+              <w:rPr>
+                <w:sz w:val="20"/>
+                <w:szCs w:val="20"/>
+              </w:rPr>
+              <w:t xml:space="preserve">−0.031 [−0.054, −0.008]</w:t>
             </w:r>
           </w:p>
         </w:tc>
@@ -7597,15 +5878,6 @@
             <w:pPr>
               <w:pStyle w:val="Compact"/>
               <w:spacing w:before="0" w:after="0" w:line="240" w:lineRule="auto"/>
-            </w:pPr>
-          </w:p>
-        </w:tc>
-        <w:tc>
-          <w:tcPr/>
-          <w:p>
-            <w:pPr>
-              <w:pStyle w:val="Compact"/>
-              <w:spacing w:before="0" w:after="0" w:line="240" w:lineRule="auto"/>
               <w:jc w:val="left"/>
             </w:pPr>
             <w:r>
@@ -7613,6 +5885,23 @@
                 <w:sz w:val="20"/>
                 <w:szCs w:val="20"/>
               </w:rPr>
+              <w:t xml:space="preserve">gap</w:t>
+            </w:r>
+          </w:p>
+        </w:tc>
+        <w:tc>
+          <w:tcPr/>
+          <w:p>
+            <w:pPr>
+              <w:pStyle w:val="Compact"/>
+              <w:spacing w:before="0" w:after="0" w:line="240" w:lineRule="auto"/>
+              <w:jc w:val="left"/>
+            </w:pPr>
+            <w:r>
+              <w:rPr>
+                <w:sz w:val="20"/>
+                <w:szCs w:val="20"/>
+              </w:rPr>
               <w:t xml:space="preserve">LIME</w:t>
             </w:r>
           </w:p>
@@ -7630,7 +5919,7 @@
                 <w:sz w:val="20"/>
                 <w:szCs w:val="20"/>
               </w:rPr>
-              <w:t xml:space="preserve">+0.039 [+0.032, +0.046]</w:t>
+              <w:t xml:space="preserve">+0.008</w:t>
             </w:r>
           </w:p>
         </w:tc>
@@ -7647,7 +5936,24 @@
                 <w:sz w:val="20"/>
                 <w:szCs w:val="20"/>
               </w:rPr>
-              <w:t xml:space="preserve">+0.014 [+0.006, +0.021]</w:t>
+              <w:t xml:space="preserve">−0.031 [−0.045, −0.018]</w:t>
+            </w:r>
+          </w:p>
+        </w:tc>
+        <w:tc>
+          <w:tcPr/>
+          <w:p>
+            <w:pPr>
+              <w:pStyle w:val="Compact"/>
+              <w:spacing w:before="0" w:after="0" w:line="240" w:lineRule="auto"/>
+              <w:jc w:val="center"/>
+            </w:pPr>
+            <w:r>
+              <w:rPr>
+                <w:sz w:val="20"/>
+                <w:szCs w:val="20"/>
+              </w:rPr>
+              <w:t xml:space="preserve">−0.011 [−0.037, +0.015]</w:t>
             </w:r>
           </w:p>
         </w:tc>
@@ -7692,7 +5998,7 @@
                 <w:sz w:val="20"/>
                 <w:szCs w:val="20"/>
               </w:rPr>
-              <w:t xml:space="preserve">−0.013 [−0.032, +0.005]</w:t>
+              <w:t xml:space="preserve">+0.003</w:t>
             </w:r>
           </w:p>
         </w:tc>
@@ -7709,7 +6015,24 @@
                 <w:sz w:val="20"/>
                 <w:szCs w:val="20"/>
               </w:rPr>
-              <w:t xml:space="preserve">+0.012 [−0.003, +0.027]</w:t>
+              <w:t xml:space="preserve">−0.017 [−0.025, −0.008]</w:t>
+            </w:r>
+          </w:p>
+        </w:tc>
+        <w:tc>
+          <w:tcPr/>
+          <w:p>
+            <w:pPr>
+              <w:pStyle w:val="Compact"/>
+              <w:spacing w:before="0" w:after="0" w:line="240" w:lineRule="auto"/>
+              <w:jc w:val="center"/>
+            </w:pPr>
+            <w:r>
+              <w:rPr>
+                <w:sz w:val="20"/>
+                <w:szCs w:val="20"/>
+              </w:rPr>
+              <w:t xml:space="preserve">−0.008 [−0.021, +0.006]</w:t>
             </w:r>
           </w:p>
         </w:tc>
@@ -7754,7 +6077,7 @@
                 <w:sz w:val="20"/>
                 <w:szCs w:val="20"/>
               </w:rPr>
-              <w:t xml:space="preserve">−0.045 [−0.062, −0.028]</w:t>
+              <w:t xml:space="preserve">−0.013</w:t>
             </w:r>
           </w:p>
         </w:tc>
@@ -7771,43 +6094,7 @@
                 <w:sz w:val="20"/>
                 <w:szCs w:val="20"/>
               </w:rPr>
-              <w:t xml:space="preserve">+0.022 [+0.009, +0.034]</w:t>
-            </w:r>
-          </w:p>
-        </w:tc>
-      </w:tr>
-      <w:tr>
-        <w:tc>
-          <w:tcPr/>
-          <w:p>
-            <w:pPr>
-              <w:pStyle w:val="Compact"/>
-              <w:spacing w:before="0" w:after="0" w:line="240" w:lineRule="auto"/>
-              <w:jc w:val="left"/>
-            </w:pPr>
-            <w:r>
-              <w:rPr>
-                <w:sz w:val="20"/>
-                <w:szCs w:val="20"/>
-              </w:rPr>
-              <w:t xml:space="preserve">Faithfulness</w:t>
-            </w:r>
-          </w:p>
-        </w:tc>
-        <w:tc>
-          <w:tcPr/>
-          <w:p>
-            <w:pPr>
-              <w:pStyle w:val="Compact"/>
-              <w:spacing w:before="0" w:after="0" w:line="240" w:lineRule="auto"/>
-              <w:jc w:val="left"/>
-            </w:pPr>
-            <w:r>
-              <w:rPr>
-                <w:sz w:val="20"/>
-                <w:szCs w:val="20"/>
-              </w:rPr>
-              <w:t xml:space="preserve">SHAP</w:t>
+              <w:t xml:space="preserve">−0.007 [−0.014, 0.000]</w:t>
             </w:r>
           </w:p>
         </w:tc>
@@ -7824,225 +6111,14 @@
                 <w:sz w:val="20"/>
                 <w:szCs w:val="20"/>
               </w:rPr>
-              <w:t xml:space="preserve">−0.024 [−0.031, −0.017]</w:t>
-            </w:r>
-          </w:p>
-        </w:tc>
-        <w:tc>
-          <w:tcPr/>
-          <w:p>
-            <w:pPr>
-              <w:pStyle w:val="Compact"/>
-              <w:spacing w:before="0" w:after="0" w:line="240" w:lineRule="auto"/>
-              <w:jc w:val="center"/>
-            </w:pPr>
-            <w:r>
-              <w:rPr>
-                <w:sz w:val="20"/>
-                <w:szCs w:val="20"/>
-              </w:rPr>
-              <w:t xml:space="preserve">−0.064 [−0.075, −0.054]</w:t>
-            </w:r>
-          </w:p>
-        </w:tc>
-      </w:tr>
-      <w:tr>
-        <w:tc>
-          <w:tcPr/>
-          <w:p>
-            <w:pPr>
-              <w:pStyle w:val="Compact"/>
-              <w:spacing w:before="0" w:after="0" w:line="240" w:lineRule="auto"/>
-              <w:jc w:val="left"/>
-            </w:pPr>
-            <w:r>
-              <w:rPr>
-                <w:sz w:val="20"/>
-                <w:szCs w:val="20"/>
-              </w:rPr>
-              <w:t xml:space="preserve">gap</w:t>
-            </w:r>
-          </w:p>
-        </w:tc>
-        <w:tc>
-          <w:tcPr/>
-          <w:p>
-            <w:pPr>
-              <w:pStyle w:val="Compact"/>
-              <w:spacing w:before="0" w:after="0" w:line="240" w:lineRule="auto"/>
-              <w:jc w:val="left"/>
-            </w:pPr>
-            <w:r>
-              <w:rPr>
-                <w:sz w:val="20"/>
-                <w:szCs w:val="20"/>
-              </w:rPr>
-              <w:t xml:space="preserve">LIME</w:t>
-            </w:r>
-          </w:p>
-        </w:tc>
-        <w:tc>
-          <w:tcPr/>
-          <w:p>
-            <w:pPr>
-              <w:pStyle w:val="Compact"/>
-              <w:spacing w:before="0" w:after="0" w:line="240" w:lineRule="auto"/>
-              <w:jc w:val="center"/>
-            </w:pPr>
-            <w:r>
-              <w:rPr>
-                <w:sz w:val="20"/>
-                <w:szCs w:val="20"/>
-              </w:rPr>
-              <w:t xml:space="preserve">+0.008 [0.000, +0.016]</w:t>
-            </w:r>
-          </w:p>
-        </w:tc>
-        <w:tc>
-          <w:tcPr/>
-          <w:p>
-            <w:pPr>
-              <w:pStyle w:val="Compact"/>
-              <w:spacing w:before="0" w:after="0" w:line="240" w:lineRule="auto"/>
-              <w:jc w:val="center"/>
-            </w:pPr>
-            <w:r>
-              <w:rPr>
-                <w:sz w:val="20"/>
-                <w:szCs w:val="20"/>
-              </w:rPr>
-              <w:t xml:space="preserve">−0.031 [−0.045, −0.018]</w:t>
-            </w:r>
-          </w:p>
-        </w:tc>
-      </w:tr>
-      <w:tr>
-        <w:tc>
-          <w:tcPr/>
-          <w:p>
-            <w:pPr>
-              <w:pStyle w:val="Compact"/>
-              <w:spacing w:before="0" w:after="0" w:line="240" w:lineRule="auto"/>
-            </w:pPr>
-          </w:p>
-        </w:tc>
-        <w:tc>
-          <w:tcPr/>
-          <w:p>
-            <w:pPr>
-              <w:pStyle w:val="Compact"/>
-              <w:spacing w:before="0" w:after="0" w:line="240" w:lineRule="auto"/>
-              <w:jc w:val="left"/>
-            </w:pPr>
-            <w:r>
-              <w:rPr>
-                <w:sz w:val="20"/>
-                <w:szCs w:val="20"/>
-              </w:rPr>
-              <w:t xml:space="preserve">Anchors</w:t>
-            </w:r>
-          </w:p>
-        </w:tc>
-        <w:tc>
-          <w:tcPr/>
-          <w:p>
-            <w:pPr>
-              <w:pStyle w:val="Compact"/>
-              <w:spacing w:before="0" w:after="0" w:line="240" w:lineRule="auto"/>
-              <w:jc w:val="center"/>
-            </w:pPr>
-            <w:r>
-              <w:rPr>
-                <w:sz w:val="20"/>
-                <w:szCs w:val="20"/>
-              </w:rPr>
-              <w:t xml:space="preserve">+0.003 [−0.006, +0.013]</w:t>
-            </w:r>
-          </w:p>
-        </w:tc>
-        <w:tc>
-          <w:tcPr/>
-          <w:p>
-            <w:pPr>
-              <w:pStyle w:val="Compact"/>
-              <w:spacing w:before="0" w:after="0" w:line="240" w:lineRule="auto"/>
-              <w:jc w:val="center"/>
-            </w:pPr>
-            <w:r>
-              <w:rPr>
-                <w:sz w:val="20"/>
-                <w:szCs w:val="20"/>
-              </w:rPr>
-              <w:t xml:space="preserve">−0.017 [−0.025, −0.008]</w:t>
-            </w:r>
-          </w:p>
-        </w:tc>
-      </w:tr>
-      <w:tr>
-        <w:tc>
-          <w:tcPr/>
-          <w:p>
-            <w:pPr>
-              <w:pStyle w:val="Compact"/>
-              <w:spacing w:before="0" w:after="0" w:line="240" w:lineRule="auto"/>
-            </w:pPr>
-          </w:p>
-        </w:tc>
-        <w:tc>
-          <w:tcPr/>
-          <w:p>
-            <w:pPr>
-              <w:pStyle w:val="Compact"/>
-              <w:spacing w:before="0" w:after="0" w:line="240" w:lineRule="auto"/>
-              <w:jc w:val="left"/>
-            </w:pPr>
-            <w:r>
-              <w:rPr>
-                <w:sz w:val="20"/>
-                <w:szCs w:val="20"/>
-              </w:rPr>
-              <w:t xml:space="preserve">DiCE</w:t>
-            </w:r>
-          </w:p>
-        </w:tc>
-        <w:tc>
-          <w:tcPr/>
-          <w:p>
-            <w:pPr>
-              <w:pStyle w:val="Compact"/>
-              <w:spacing w:before="0" w:after="0" w:line="240" w:lineRule="auto"/>
-              <w:jc w:val="center"/>
-            </w:pPr>
-            <w:r>
-              <w:rPr>
-                <w:sz w:val="20"/>
-                <w:szCs w:val="20"/>
-              </w:rPr>
-              <w:t xml:space="preserve">−0.013 [−0.025, 0.000]</w:t>
-            </w:r>
-          </w:p>
-        </w:tc>
-        <w:tc>
-          <w:tcPr/>
-          <w:p>
-            <w:pPr>
-              <w:pStyle w:val="Compact"/>
-              <w:spacing w:before="0" w:after="0" w:line="240" w:lineRule="auto"/>
-              <w:jc w:val="center"/>
-            </w:pPr>
-            <w:r>
-              <w:rPr>
-                <w:sz w:val="20"/>
-                <w:szCs w:val="20"/>
-              </w:rPr>
-              <w:t xml:space="preserve">−0.007 [−0.014, 0.000]</w:t>
+              <w:t xml:space="preserve">−0.005 [−0.016, +0.006]</w:t>
             </w:r>
           </w:p>
         </w:tc>
       </w:tr>
     </w:tbl>
-    <w:bookmarkEnd w:id="30"/>
-    <w:bookmarkStart w:id="34" w:name="fig:rq4"/>
+    <w:bookmarkEnd w:id="28"/>
+    <w:bookmarkStart w:id="32" w:name="fig:rq4"/>
     <w:p>
       <w:pPr>
         <w:pStyle w:val="CaptionedFigure"/>
@@ -8050,20 +6126,20 @@
       <w:r>
         <w:drawing>
           <wp:inline>
-            <wp:extent cx="5334000" cy="1697691"/>
+            <wp:extent cx="4800600" cy="1590955"/>
             <wp:effectExtent b="0" l="0" r="0" t="0"/>
-            <wp:docPr descr="" title="" id="32" name="Picture"/>
+            <wp:docPr descr="" title="" id="30" name="Picture"/>
             <a:graphic>
               <a:graphicData uri="http://schemas.openxmlformats.org/drawingml/2006/picture">
                 <pic:pic>
                   <pic:nvPicPr>
-                    <pic:cNvPr descr="figures/fig3.png" id="33" name="Picture"/>
+                    <pic:cNvPr descr="figures/fig3.png" id="31" name="Picture"/>
                     <pic:cNvPicPr>
                       <a:picLocks noChangeArrowheads="1" noChangeAspect="1"/>
                     </pic:cNvPicPr>
                   </pic:nvPicPr>
                   <pic:blipFill>
-                    <a:blip r:embed="rId31"/>
+                    <a:blip r:embed="rId29"/>
                     <a:stretch>
                       <a:fillRect/>
                     </a:stretch>
@@ -8071,7 +6147,7 @@
                   <pic:spPr bwMode="auto">
                     <a:xfrm>
                       <a:off x="0" y="0"/>
-                      <a:ext cx="5334000" cy="1697691"/>
+                      <a:ext cx="4800600" cy="1590955"/>
                     </a:xfrm>
                     <a:prstGeom prst="rect">
                       <a:avLst/>
@@ -8146,15 +6222,131 @@
         <w:t xml:space="preserve">misclassified instances (UCI Adult; bins of width 0.05 with at least 30 instances).</w:t>
       </w:r>
     </w:p>
+    <w:bookmarkEnd w:id="32"/>
+    <w:bookmarkEnd w:id="33"/>
+    <w:bookmarkStart w:id="34" w:name="sec:sens"/>
+    <w:p>
+      <w:pPr>
+        <w:pStyle w:val="Heading2"/>
+      </w:pPr>
+      <w:r>
+        <w:t xml:space="preserve">Robustness and external check</w:t>
+      </w:r>
+    </w:p>
+    <w:p>
+      <w:pPr>
+        <w:pStyle w:val="FirstParagraph"/>
+      </w:pPr>
+      <w:r>
+        <w:t xml:space="preserve">Errors were less often training instances than correct predictions (for SHAP,</w:t>
+      </w:r>
+      <w:r>
+        <w:t xml:space="preserve"> </w:t>
+      </w:r>
+      <w:r>
+        <w:t xml:space="preserve">0.59 against 0.81 outside seed 42).</w:t>
+      </w:r>
+      <w:r>
+        <w:t xml:space="preserve"> </w:t>
+      </w:r>
+      <w:r>
+        <w:t xml:space="preserve">On held-out instances the stability deficit remained significant for all four explainers</w:t>
+      </w:r>
+      <w:r>
+        <w:t xml:space="preserve"> </w:t>
+      </w:r>
+      <w:r>
+        <w:t xml:space="preserve">(SHAP −0.068, DiCE</w:t>
+      </w:r>
+      <w:r>
+        <w:t xml:space="preserve"> </w:t>
+      </w:r>
+      <w:r>
+        <w:t xml:space="preserve">−0.212), and on seed 42 alone, which has no training</w:t>
+      </w:r>
+      <w:r>
+        <w:t xml:space="preserve"> </w:t>
+      </w:r>
+      <w:r>
+        <w:t xml:space="preserve">instances, for SHAP, LIME and DiCE. The raw faithfulness-gap deficits of SHAP and DiCE</w:t>
+      </w:r>
+      <w:r>
+        <w:t xml:space="preserve"> </w:t>
+      </w:r>
+      <w:r>
+        <w:t xml:space="preserve">fell to medians close to zero, but the margin-adjusted SHAP deficit remained, unlike those</w:t>
+      </w:r>
+      <w:r>
+        <w:t xml:space="preserve"> </w:t>
+      </w:r>
+      <w:r>
+        <w:t xml:space="preserve">of LIME and Anchors, and DiCE stability kept a small margin-adjusted residual</w:t>
+      </w:r>
+      <w:r>
+        <w:t xml:space="preserve"> </w:t>
+      </w:r>
+      <w:r>
+        <w:t xml:space="preserve">(Table </w:t>
+      </w:r>
+      <w:hyperlink w:anchor="tab:rq4">
+        <w:r>
+          <w:rPr>
+            <w:rStyle w:val="Hyperlink"/>
+          </w:rPr>
+          <w:t xml:space="preserve">3</w:t>
+        </w:r>
+      </w:hyperlink>
+      <w:r>
+        <w:t xml:space="preserve">).</w:t>
+      </w:r>
+    </w:p>
+    <w:p>
+      <w:pPr>
+        <w:pStyle w:val="BodyText"/>
+      </w:pPr>
+      <w:r>
+        <w:t xml:space="preserve">On German Credit, Anchors reproduced the Adult pattern, with fidelity and faithfulness</w:t>
+      </w:r>
+      <w:r>
+        <w:t xml:space="preserve"> </w:t>
+      </w:r>
+      <w:r>
+        <w:t xml:space="preserve">gap lower on errors in all six runs (medians −0.084 and</w:t>
+      </w:r>
+      <w:r>
+        <w:t xml:space="preserve"> </w:t>
+      </w:r>
+      <w:r>
+        <w:t xml:space="preserve">−0.017). SHAP did not: its stability was higher on</w:t>
+      </w:r>
+      <w:r>
+        <w:t xml:space="preserve"> </w:t>
+      </w:r>
+      <w:r>
+        <w:t xml:space="preserve">errors in 4 of six runs (+0.025).</w:t>
+      </w:r>
+      <w:r>
+        <w:t xml:space="preserve"> </w:t>
+      </w:r>
+      <w:r>
+        <w:t xml:space="preserve">These runs use only tree models, but on Adult the SHAP deficit was also large for XGBoost,</w:t>
+      </w:r>
+      <w:r>
+        <w:t xml:space="preserve"> </w:t>
+      </w:r>
+      <w:r>
+        <w:t xml:space="preserve">so we know of no reason for the reversal.</w:t>
+      </w:r>
+    </w:p>
     <w:bookmarkEnd w:id="34"/>
     <w:bookmarkEnd w:id="35"/>
-    <w:bookmarkStart w:id="36" w:name="external-check-on-german-credit"/>
+    <w:bookmarkStart w:id="36" w:name="discussion"/>
     <w:p>
       <w:pPr>
-        <w:pStyle w:val="Heading2"/>
-      </w:pPr>
-      <w:r>
-        <w:t xml:space="preserve">External check on German Credit</w:t>
+        <w:pStyle w:val="Heading1"/>
+      </w:pPr>
+      <w:r>
+        <w:t xml:space="preserve">Discussion</w:t>
       </w:r>
     </w:p>
     <w:p>
@@ -8162,60 +6354,123 @@
         <w:pStyle w:val="FirstParagraph"/>
       </w:pPr>
       <w:r>
-        <w:t xml:space="preserve">On German Credit, Anchors reproduced the Adult pattern: fidelity and faithfulness gap were</w:t>
-      </w:r>
-      <w:r>
-        <w:t xml:space="preserve"> </w:t>
-      </w:r>
-      <w:r>
-        <w:t xml:space="preserve">lower on errors in all six runs (medians −0.084 and</w:t>
-      </w:r>
-      <w:r>
-        <w:t xml:space="preserve"> </w:t>
-      </w:r>
-      <w:r>
-        <w:t xml:space="preserve">−0.017) and stability in five</w:t>
-      </w:r>
-      <w:r>
-        <w:t xml:space="preserve"> </w:t>
-      </w:r>
-      <w:r>
-        <w:t xml:space="preserve">(−0.043). SHAP did not: its stability was higher on errors</w:t>
-      </w:r>
-      <w:r>
-        <w:t xml:space="preserve"> </w:t>
-      </w:r>
-      <w:r>
-        <w:t xml:space="preserve">in 4 of six runs (median +0.025),</w:t>
-      </w:r>
-      <w:r>
-        <w:t xml:space="preserve"> </w:t>
-      </w:r>
-      <w:r>
-        <w:t xml:space="preserve">while its fidelity was lower in all six (−0.045). With six runs</w:t>
-      </w:r>
-      <w:r>
-        <w:t xml:space="preserve"> </w:t>
-      </w:r>
-      <w:r>
-        <w:t xml:space="preserve">these are descriptive. They show that the size, and for SHAP the direction, of the</w:t>
-      </w:r>
-      <w:r>
-        <w:t xml:space="preserve"> </w:t>
-      </w:r>
-      <w:r>
-        <w:t xml:space="preserve">difference depends on the data as well as on the model.</w:t>
+        <w:t xml:space="preserve">The answer to the title question is a qualified yes. Explanations of wrong predictions</w:t>
+      </w:r>
+      <w:r>
+        <w:t xml:space="preserve"> </w:t>
+      </w:r>
+      <w:r>
+        <w:t xml:space="preserve">were less stable for every explainer, also outside the training data, and markedly so for</w:t>
+      </w:r>
+      <w:r>
+        <w:t xml:space="preserve"> </w:t>
+      </w:r>
+      <w:r>
+        <w:t xml:space="preserve">SHAP and DiCE. Averages hide this, and would hide it further in deployment, where errors</w:t>
+      </w:r>
+      <w:r>
+        <w:t xml:space="preserve"> </w:t>
+      </w:r>
+      <w:r>
+        <w:t xml:space="preserve">are rarer than in this balanced sample. The margin control separates two causes. For DiCE</w:t>
+      </w:r>
+      <w:r>
+        <w:t xml:space="preserve"> </w:t>
+      </w:r>
+      <w:r>
+        <w:t xml:space="preserve">the deficit is mainly geometric: errors lie near the boundary, where explanations are less</w:t>
+      </w:r>
+      <w:r>
+        <w:t xml:space="preserve"> </w:t>
+      </w:r>
+      <w:r>
+        <w:t xml:space="preserve">stable whether or not the prediction is right. For SHAP it remains at equal margin, and</w:t>
+      </w:r>
+      <w:r>
+        <w:t xml:space="preserve"> </w:t>
+      </w:r>
+      <w:r>
+        <w:t xml:space="preserve">there its top features also carry less of an erroneous prediction.</w:t>
+      </w:r>
+    </w:p>
+    <w:p>
+      <w:pPr>
+        <w:pStyle w:val="BodyText"/>
+      </w:pPr>
+      <w:r>
+        <w:t xml:space="preserve">Three consequences follow for practice: explanation quality should be reported</w:t>
+      </w:r>
+      <w:r>
+        <w:t xml:space="preserve"> </w:t>
+      </w:r>
+      <w:r>
+        <w:t xml:space="preserve">separately for correct and misclassified instances; the stability of an explanation used</w:t>
+      </w:r>
+      <w:r>
+        <w:t xml:space="preserve"> </w:t>
+      </w:r>
+      <w:r>
+        <w:t xml:space="preserve">to contest or justify a decision should be checked for that instance; and deletion</w:t>
+      </w:r>
+      <w:r>
+        <w:t xml:space="preserve"> </w:t>
+      </w:r>
+      <w:r>
+        <w:t xml:space="preserve">metrics with a mean baseline should be reported per predicted class.</w:t>
+      </w:r>
+    </w:p>
+    <w:p>
+      <w:pPr>
+        <w:pStyle w:val="BodyText"/>
+      </w:pPr>
+      <w:r>
+        <w:t xml:space="preserve">The study has limits. It rests on one tabular benchmark, and the external check, with six</w:t>
+      </w:r>
+      <w:r>
+        <w:t xml:space="preserve"> </w:t>
+      </w:r>
+      <w:r>
+        <w:t xml:space="preserve">runs per explainer, did not reproduce the SHAP stability deficit. The runs are existing</w:t>
+      </w:r>
+      <w:r>
+        <w:t xml:space="preserve"> </w:t>
+      </w:r>
+      <w:r>
+        <w:t xml:space="preserve">ones, so explainer settings were fixed; LIME’s stability is near zero here, a scale on</w:t>
+      </w:r>
+      <w:r>
+        <w:t xml:space="preserve"> </w:t>
+      </w:r>
+      <w:r>
+        <w:t xml:space="preserve">which the absolute relevance threshold cannot be met. Anchors and DiCE runs are missing</w:t>
+      </w:r>
+      <w:r>
+        <w:t xml:space="preserve"> </w:t>
+      </w:r>
+      <w:r>
+        <w:t xml:space="preserve">not at random, which removes units but does not bias within-run contrasts. RQ4 used part of</w:t>
+      </w:r>
+      <w:r>
+        <w:t xml:space="preserve"> </w:t>
+      </w:r>
+      <w:r>
+        <w:t xml:space="preserve">the random-forest runs, and the training overlap was handled post hoc. Finally, the</w:t>
+      </w:r>
+      <w:r>
+        <w:t xml:space="preserve"> </w:t>
+      </w:r>
+      <w:r>
+        <w:t xml:space="preserve">metrics are proxies; whether users are misled requires a user study.</w:t>
       </w:r>
     </w:p>
     <w:bookmarkEnd w:id="36"/>
-    <w:bookmarkEnd w:id="37"/>
-    <w:bookmarkStart w:id="38" w:name="discussion"/>
+    <w:bookmarkStart w:id="37" w:name="conclusions"/>
     <w:p>
       <w:pPr>
         <w:pStyle w:val="Heading1"/>
       </w:pPr>
       <w:r>
-        <w:t xml:space="preserve">Discussion</w:t>
+        <w:t xml:space="preserve">Conclusions</w:t>
       </w:r>
     </w:p>
     <w:p>
@@ -8223,275 +6478,47 @@
         <w:pStyle w:val="FirstParagraph"/>
       </w:pPr>
       <w:r>
-        <w:t xml:space="preserve">The answer to the title question is a qualified yes. On the Adult benchmark, explanations</w:t>
-      </w:r>
-      <w:r>
-        <w:t xml:space="preserve"> </w:t>
-      </w:r>
-      <w:r>
-        <w:t xml:space="preserve">of wrong predictions were less stable for every explainer, and for SHAP and DiCE the</w:t>
-      </w:r>
-      <w:r>
-        <w:t xml:space="preserve"> </w:t>
-      </w:r>
-      <w:r>
-        <w:t xml:space="preserve">difference was large: a SHAP explanation of a misclassified instance is markedly more</w:t>
-      </w:r>
-      <w:r>
-        <w:t xml:space="preserve"> </w:t>
-      </w:r>
-      <w:r>
-        <w:t xml:space="preserve">sensitive to small input noise than one of a correct prediction. Averages over all</w:t>
-      </w:r>
-      <w:r>
-        <w:t xml:space="preserve"> </w:t>
-      </w:r>
-      <w:r>
-        <w:t xml:space="preserve">instances hide this, because correct and incorrect predictions are pooled. Because the</w:t>
-      </w:r>
-      <w:r>
-        <w:t xml:space="preserve"> </w:t>
-      </w:r>
-      <w:r>
-        <w:t xml:space="preserve">benchmark sampled the four quadrants in balance, the pooled average even overweights</w:t>
-      </w:r>
-      <w:r>
-        <w:t xml:space="preserve"> </w:t>
-      </w:r>
-      <w:r>
-        <w:t xml:space="preserve">errors relative to their real frequency; in deployment, where errors are rarer, the</w:t>
-      </w:r>
-      <w:r>
-        <w:t xml:space="preserve"> </w:t>
-      </w:r>
-      <w:r>
-        <w:t xml:space="preserve">average would hide the deficit further.</w:t>
+        <w:t xml:space="preserve">Post-hoc explanations were less reliable when the model was wrong. In</w:t>
+      </w:r>
+      <w:r>
+        <w:t xml:space="preserve"> </w:t>
+      </w:r>
+      <w:r>
+        <w:t xml:space="preserve">265 benchmark runs, stability was lower on misclassified instances for</w:t>
+      </w:r>
+      <w:r>
+        <w:t xml:space="preserve"> </w:t>
+      </w:r>
+      <w:r>
+        <w:t xml:space="preserve">SHAP, LIME, Anchors and DiCE, also outside the training data. The DiCE deficit is mostly</w:t>
+      </w:r>
+      <w:r>
+        <w:t xml:space="preserve"> </w:t>
+      </w:r>
+      <w:r>
+        <w:t xml:space="preserve">explained by the proximity of errors to the boundary; the SHAP deficit is not, and at equal</w:t>
+      </w:r>
+      <w:r>
+        <w:t xml:space="preserve"> </w:t>
+      </w:r>
+      <w:r>
+        <w:t xml:space="preserve">margin SHAP’s top features carry less of an erroneous prediction. Explanation quality</w:t>
+      </w:r>
+      <w:r>
+        <w:t xml:space="preserve"> </w:t>
+      </w:r>
+      <w:r>
+        <w:t xml:space="preserve">should be reported separately for correct and incorrect predictions, because an average</w:t>
+      </w:r>
+      <w:r>
+        <w:t xml:space="preserve"> </w:t>
+      </w:r>
+      <w:r>
+        <w:t xml:space="preserve">describes the explanations that are needed least.</w:t>
       </w:r>
     </w:p>
-    <w:p>
-      <w:pPr>
-        <w:pStyle w:val="BodyText"/>
-      </w:pPr>
-      <w:r>
-        <w:t xml:space="preserve">The margin control separates two explanations of the deficit. For DiCE the cause is</w:t>
-      </w:r>
-      <w:r>
-        <w:t xml:space="preserve"> </w:t>
-      </w:r>
-      <w:r>
-        <w:t xml:space="preserve">geometric: errors are near the boundary, and explanations near the boundary are less</w:t>
-      </w:r>
-      <w:r>
-        <w:t xml:space="preserve"> </w:t>
-      </w:r>
-      <w:r>
-        <w:t xml:space="preserve">stable whether or not the prediction is right. For SHAP a deficit remains at equal</w:t>
-      </w:r>
-      <w:r>
-        <w:t xml:space="preserve"> </w:t>
-      </w:r>
-      <w:r>
-        <w:t xml:space="preserve">margin, so correctness itself, or something correlated with it beyond the margin, matters.</w:t>
-      </w:r>
-      <w:r>
-        <w:t xml:space="preserve"> </w:t>
-      </w:r>
-      <w:r>
-        <w:t xml:space="preserve">The faithfulness gap shows the opposite masking effect: the raw contrast understates the</w:t>
-      </w:r>
-      <w:r>
-        <w:t xml:space="preserve"> </w:t>
-      </w:r>
-      <w:r>
-        <w:t xml:space="preserve">deficit because near-boundary instances are easy to move. In both directions, comparing</w:t>
-      </w:r>
-      <w:r>
-        <w:t xml:space="preserve"> </w:t>
-      </w:r>
-      <w:r>
-        <w:t xml:space="preserve">explanation quality across instances without accounting for the margin can mislead.</w:t>
-      </w:r>
-    </w:p>
-    <w:p>
-      <w:pPr>
-        <w:pStyle w:val="BodyText"/>
-      </w:pPr>
-      <w:r>
-        <w:t xml:space="preserve">Three practical consequences follow. First, explanation benchmarks and audits should</w:t>
-      </w:r>
-      <w:r>
-        <w:t xml:space="preserve"> </w:t>
-      </w:r>
-      <w:r>
-        <w:t xml:space="preserve">report quality separately for correct and misclassified instances, or at least by error</w:t>
-      </w:r>
-      <w:r>
-        <w:t xml:space="preserve"> </w:t>
-      </w:r>
-      <w:r>
-        <w:t xml:space="preserve">quadrant, rather than only as an average. Second, when an explanation of an individual</w:t>
-      </w:r>
-      <w:r>
-        <w:t xml:space="preserve"> </w:t>
-      </w:r>
-      <w:r>
-        <w:t xml:space="preserve">decision is used to contest or justify it, its stability should be checked for that</w:t>
-      </w:r>
-      <w:r>
-        <w:t xml:space="preserve"> </w:t>
-      </w:r>
-      <w:r>
-        <w:t xml:space="preserve">instance, since it is lower precisely for the decisions that are most likely to be</w:t>
-      </w:r>
-      <w:r>
-        <w:t xml:space="preserve"> </w:t>
-      </w:r>
-      <w:r>
-        <w:t xml:space="preserve">contested. Third, deletion-based metrics with a mean baseline are not comparable across</w:t>
-      </w:r>
-      <w:r>
-        <w:t xml:space="preserve"> </w:t>
-      </w:r>
-      <w:r>
-        <w:t xml:space="preserve">predicted classes (RQ3) and should be reported per class.</w:t>
-      </w:r>
-    </w:p>
-    <w:p>
-      <w:pPr>
-        <w:pStyle w:val="BodyText"/>
-      </w:pPr>
-      <w:r>
-        <w:t xml:space="preserve">The study has limits. The main dataset is a single tabular benchmark; the external check</w:t>
-      </w:r>
-      <w:r>
-        <w:t xml:space="preserve"> </w:t>
-      </w:r>
-      <w:r>
-        <w:t xml:space="preserve">covers two explainers on one more dataset, with only six runs each, and it did not</w:t>
-      </w:r>
-      <w:r>
-        <w:t xml:space="preserve"> </w:t>
-      </w:r>
-      <w:r>
-        <w:t xml:space="preserve">reproduce the SHAP stability deficit. The data are existing runs, so the analysis could</w:t>
-      </w:r>
-      <w:r>
-        <w:t xml:space="preserve"> </w:t>
-      </w:r>
-      <w:r>
-        <w:t xml:space="preserve">not change the explainer settings; LIME’s stability is near zero on these data, which</w:t>
-      </w:r>
-      <w:r>
-        <w:t xml:space="preserve"> </w:t>
-      </w:r>
-      <w:r>
-        <w:t xml:space="preserve">limits what can be said about it. Anchors and DiCE have missing runs that are not missing</w:t>
-      </w:r>
-      <w:r>
-        <w:t xml:space="preserve"> </w:t>
-      </w:r>
-      <w:r>
-        <w:t xml:space="preserve">at random, although the within-run design means missing runs remove units without biasing</w:t>
-      </w:r>
-      <w:r>
-        <w:t xml:space="preserve"> </w:t>
-      </w:r>
-      <w:r>
-        <w:t xml:space="preserve">the contrast within the runs that exist. RQ4 could use only part of the random-forest</w:t>
-      </w:r>
-      <w:r>
-        <w:t xml:space="preserve"> </w:t>
-      </w:r>
-      <w:r>
-        <w:t xml:space="preserve">runs. The models were trained on the partition of one seed, so for the other seeds the</w:t>
-      </w:r>
-      <w:r>
-        <w:t xml:space="preserve"> </w:t>
-      </w:r>
-      <w:r>
-        <w:t xml:space="preserve">sampled instances partly overlap the training data; this changes which instances are</w:t>
-      </w:r>
-      <w:r>
-        <w:t xml:space="preserve"> </w:t>
-      </w:r>
-      <w:r>
-        <w:t xml:space="preserve">errors, not how the contrast within a run is computed, but errors on training instances</w:t>
-      </w:r>
-      <w:r>
-        <w:t xml:space="preserve"> </w:t>
-      </w:r>
-      <w:r>
-        <w:t xml:space="preserve">may be atypical. The metrics are proxies: lower stability or faithfulness on errors does not by</w:t>
-      </w:r>
-      <w:r>
-        <w:t xml:space="preserve"> </w:t>
-      </w:r>
-      <w:r>
-        <w:t xml:space="preserve">itself show that users would be misled, which requires a user study.</w:t>
-      </w:r>
-    </w:p>
-    <w:bookmarkEnd w:id="38"/>
-    <w:bookmarkStart w:id="39" w:name="conclusions"/>
-    <w:p>
-      <w:pPr>
-        <w:pStyle w:val="Heading1"/>
-      </w:pPr>
-      <w:r>
-        <w:t xml:space="preserve">Conclusions</w:t>
-      </w:r>
-    </w:p>
-    <w:p>
-      <w:pPr>
-        <w:pStyle w:val="FirstParagraph"/>
-      </w:pPr>
-      <w:r>
-        <w:t xml:space="preserve">Post-hoc explanations were less reliable when the model was wrong. In a pre-specified</w:t>
-      </w:r>
-      <w:r>
-        <w:t xml:space="preserve"> </w:t>
-      </w:r>
-      <w:r>
-        <w:t xml:space="preserve">analysis of 265 benchmark runs, stability was lower on misclassified</w:t>
-      </w:r>
-      <w:r>
-        <w:t xml:space="preserve"> </w:t>
-      </w:r>
-      <w:r>
-        <w:t xml:space="preserve">instances for SHAP, LIME, Anchors and DiCE, with large deficits for SHAP and DiCE. The</w:t>
-      </w:r>
-      <w:r>
-        <w:t xml:space="preserve"> </w:t>
-      </w:r>
-      <w:r>
-        <w:t xml:space="preserve">DiCE deficit is explained by the proximity of errors to the decision boundary; the SHAP</w:t>
-      </w:r>
-      <w:r>
-        <w:t xml:space="preserve"> </w:t>
-      </w:r>
-      <w:r>
-        <w:t xml:space="preserve">deficit is not. At equal margin, the features that explanations rank first carry less of</w:t>
-      </w:r>
-      <w:r>
-        <w:t xml:space="preserve"> </w:t>
-      </w:r>
-      <w:r>
-        <w:t xml:space="preserve">an erroneous prediction. The pattern depends on the model family and the dataset.</w:t>
-      </w:r>
-      <w:r>
-        <w:t xml:space="preserve"> </w:t>
-      </w:r>
-      <w:r>
-        <w:t xml:space="preserve">Explanation quality should therefore be reported separately for correct and incorrect</w:t>
-      </w:r>
-      <w:r>
-        <w:t xml:space="preserve"> </w:t>
-      </w:r>
-      <w:r>
-        <w:t xml:space="preserve">predictions, because an average describes the explanations that are needed least.</w:t>
-      </w:r>
-    </w:p>
-    <w:bookmarkEnd w:id="39"/>
-    <w:bookmarkStart w:id="41" w:name="data-availability"/>
+    <w:bookmarkEnd w:id="37"/>
+    <w:bookmarkStart w:id="39" w:name="data-availability"/>
     <w:p>
       <w:pPr>
         <w:pStyle w:val="Heading1"/>
@@ -8525,7 +6552,7 @@
       <w:r>
         <w:t xml:space="preserve"> </w:t>
       </w:r>
-      <w:hyperlink r:id="rId40">
+      <w:hyperlink r:id="rId38">
         <w:r>
           <w:rPr>
             <w:rStyle w:val="Hyperlink"/>
@@ -8543,8 +6570,8 @@
         <w:t xml:space="preserve">will be cited.</w:t>
       </w:r>
     </w:p>
-    <w:bookmarkEnd w:id="41"/>
-    <w:bookmarkStart w:id="77" w:name="acknowledgments"/>
+    <w:bookmarkEnd w:id="39"/>
+    <w:bookmarkStart w:id="73" w:name="acknowledgments"/>
     <w:p>
       <w:pPr>
         <w:pStyle w:val="Heading1"/>
@@ -8579,8 +6606,8 @@
         <w:t xml:space="preserve">statement and is responsible for the content.</w:t>
       </w:r>
     </w:p>
-    <w:bookmarkStart w:id="76" w:name="refs"/>
-    <w:bookmarkStart w:id="42" w:name="ref-lundberg2017unified"/>
+    <w:bookmarkStart w:id="72" w:name="refs"/>
+    <w:bookmarkStart w:id="40" w:name="ref-lundberg2017unified"/>
     <w:p>
       <w:pPr>
         <w:pStyle w:val="Bibliography"/>
@@ -8623,8 +6650,8 @@
         <w:t xml:space="preserve">, 2017, pp. 4765–4774.</w:t>
       </w:r>
     </w:p>
-    <w:bookmarkEnd w:id="42"/>
-    <w:bookmarkStart w:id="44" w:name="ref-ribeiro2016why"/>
+    <w:bookmarkEnd w:id="40"/>
+    <w:bookmarkStart w:id="42" w:name="ref-ribeiro2016why"/>
     <w:p>
       <w:pPr>
         <w:pStyle w:val="Bibliography"/>
@@ -8690,7 +6717,7 @@
       <w:r>
         <w:t xml:space="preserve"> </w:t>
       </w:r>
-      <w:hyperlink r:id="rId43">
+      <w:hyperlink r:id="rId41">
         <w:r>
           <w:rPr>
             <w:rStyle w:val="Hyperlink"/>
@@ -8702,8 +6729,8 @@
         <w:t xml:space="preserve">.</w:t>
       </w:r>
     </w:p>
-    <w:bookmarkEnd w:id="44"/>
-    <w:bookmarkStart w:id="46" w:name="ref-ribeiro2018anchors"/>
+    <w:bookmarkEnd w:id="42"/>
+    <w:bookmarkStart w:id="44" w:name="ref-ribeiro2018anchors"/>
     <w:p>
       <w:pPr>
         <w:pStyle w:val="Bibliography"/>
@@ -8748,7 +6775,7 @@
       <w:r>
         <w:t xml:space="preserve"> </w:t>
       </w:r>
-      <w:hyperlink r:id="rId45">
+      <w:hyperlink r:id="rId43">
         <w:r>
           <w:rPr>
             <w:rStyle w:val="Hyperlink"/>
@@ -8760,8 +6787,8 @@
         <w:t xml:space="preserve">.</w:t>
       </w:r>
     </w:p>
-    <w:bookmarkEnd w:id="46"/>
-    <w:bookmarkStart w:id="48" w:name="ref-mothilal2020dice"/>
+    <w:bookmarkEnd w:id="44"/>
+    <w:bookmarkStart w:id="46" w:name="ref-mothilal2020dice"/>
     <w:p>
       <w:pPr>
         <w:pStyle w:val="Bibliography"/>
@@ -8806,7 +6833,7 @@
       <w:r>
         <w:t xml:space="preserve"> </w:t>
       </w:r>
-      <w:hyperlink r:id="rId47">
+      <w:hyperlink r:id="rId45">
         <w:r>
           <w:rPr>
             <w:rStyle w:val="Hyperlink"/>
@@ -8818,8 +6845,8 @@
         <w:t xml:space="preserve">.</w:t>
       </w:r>
     </w:p>
-    <w:bookmarkEnd w:id="48"/>
-    <w:bookmarkStart w:id="49" w:name="ref-adadi2018xai"/>
+    <w:bookmarkEnd w:id="46"/>
+    <w:bookmarkStart w:id="47" w:name="ref-adadi2018xai"/>
     <w:p>
       <w:pPr>
         <w:pStyle w:val="Bibliography"/>
@@ -8862,8 +6889,8 @@
         <w:t xml:space="preserve">, vol. 6, pp. 52138–52160, 2018.</w:t>
       </w:r>
     </w:p>
-    <w:bookmarkEnd w:id="49"/>
-    <w:bookmarkStart w:id="50" w:name="ref-bhatt2020evaluating"/>
+    <w:bookmarkEnd w:id="47"/>
+    <w:bookmarkStart w:id="48" w:name="ref-bhatt2020evaluating"/>
     <w:p>
       <w:pPr>
         <w:pStyle w:val="Bibliography"/>
@@ -8906,8 +6933,8 @@
         <w:t xml:space="preserve">, 2020, pp. 3016–3022.</w:t>
       </w:r>
     </w:p>
-    <w:bookmarkEnd w:id="50"/>
-    <w:bookmarkStart w:id="51" w:name="ref-samek2017evaluating"/>
+    <w:bookmarkEnd w:id="48"/>
+    <w:bookmarkStart w:id="49" w:name="ref-samek2017evaluating"/>
     <w:p>
       <w:pPr>
         <w:pStyle w:val="Bibliography"/>
@@ -8944,8 +6971,8 @@
         <w:t xml:space="preserve">, vol. 28, no. 11, pp. 2660–2673, 2017.</w:t>
       </w:r>
     </w:p>
-    <w:bookmarkEnd w:id="51"/>
-    <w:bookmarkStart w:id="52" w:name="ref-hooker2019benchmark"/>
+    <w:bookmarkEnd w:id="49"/>
+    <w:bookmarkStart w:id="50" w:name="ref-hooker2019benchmark"/>
     <w:p>
       <w:pPr>
         <w:pStyle w:val="Bibliography"/>
@@ -8988,8 +7015,8 @@
         <w:t xml:space="preserve">, 2019, pp. 9737–9748.</w:t>
       </w:r>
     </w:p>
-    <w:bookmarkEnd w:id="52"/>
-    <w:bookmarkStart w:id="54" w:name="ref-alvarezmelis2018robustness"/>
+    <w:bookmarkEnd w:id="50"/>
+    <w:bookmarkStart w:id="52" w:name="ref-alvarezmelis2018robustness"/>
     <w:p>
       <w:pPr>
         <w:pStyle w:val="Bibliography"/>
@@ -9034,7 +7061,7 @@
       <w:r>
         <w:t xml:space="preserve"> </w:t>
       </w:r>
-      <w:hyperlink r:id="rId53">
+      <w:hyperlink r:id="rId51">
         <w:r>
           <w:rPr>
             <w:rStyle w:val="Hyperlink"/>
@@ -9043,8 +7070,8 @@
         </w:r>
       </w:hyperlink>
     </w:p>
-    <w:bookmarkEnd w:id="54"/>
-    <w:bookmarkStart w:id="55" w:name="ref-herrera2026framework"/>
+    <w:bookmarkEnd w:id="52"/>
+    <w:bookmarkStart w:id="53" w:name="ref-herrera2026framework"/>
     <w:p>
       <w:pPr>
         <w:pStyle w:val="Bibliography"/>
@@ -9095,8 +7122,8 @@
         <w:t xml:space="preserve">, no. 3, 2026.</w:t>
       </w:r>
     </w:p>
-    <w:bookmarkEnd w:id="55"/>
-    <w:bookmarkStart w:id="56" w:name="ref-bansal2021whole"/>
+    <w:bookmarkEnd w:id="53"/>
+    <w:bookmarkStart w:id="54" w:name="ref-bansal2021whole"/>
     <w:p>
       <w:pPr>
         <w:pStyle w:val="Bibliography"/>
@@ -9176,8 +7203,8 @@
         <w:t xml:space="preserve">, 2021, pp. 1–16.</w:t>
       </w:r>
     </w:p>
-    <w:bookmarkEnd w:id="56"/>
-    <w:bookmarkStart w:id="57" w:name="ref-adebayo2018sanity"/>
+    <w:bookmarkEnd w:id="54"/>
+    <w:bookmarkStart w:id="55" w:name="ref-adebayo2018sanity"/>
     <w:p>
       <w:pPr>
         <w:pStyle w:val="Bibliography"/>
@@ -9220,8 +7247,8 @@
         <w:t xml:space="preserve">, 2018, pp. 9505–9515.</w:t>
       </w:r>
     </w:p>
-    <w:bookmarkEnd w:id="57"/>
-    <w:bookmarkStart w:id="58" w:name="ref-slack2020fooling"/>
+    <w:bookmarkEnd w:id="55"/>
+    <w:bookmarkStart w:id="56" w:name="ref-slack2020fooling"/>
     <w:p>
       <w:pPr>
         <w:pStyle w:val="Bibliography"/>
@@ -9285,8 +7312,8 @@
         <w:t xml:space="preserve">, 2020, pp. 180–186.</w:t>
       </w:r>
     </w:p>
-    <w:bookmarkEnd w:id="58"/>
-    <w:bookmarkStart w:id="59" w:name="ref-rudin2019stop"/>
+    <w:bookmarkEnd w:id="56"/>
+    <w:bookmarkStart w:id="57" w:name="ref-rudin2019stop"/>
     <w:p>
       <w:pPr>
         <w:pStyle w:val="Bibliography"/>
@@ -9323,8 +7350,8 @@
         <w:t xml:space="preserve">, vol. 1, no. 5, pp. 206–215, 2019.</w:t>
       </w:r>
     </w:p>
-    <w:bookmarkEnd w:id="59"/>
-    <w:bookmarkStart w:id="60" w:name="ref-jacovi2020faithfulness"/>
+    <w:bookmarkEnd w:id="57"/>
+    <w:bookmarkStart w:id="58" w:name="ref-jacovi2020faithfulness"/>
     <w:p>
       <w:pPr>
         <w:pStyle w:val="Bibliography"/>
@@ -9379,8 +7406,8 @@
         <w:t xml:space="preserve">, 2020, pp. 4198–4205.</w:t>
       </w:r>
     </w:p>
-    <w:bookmarkEnd w:id="60"/>
-    <w:bookmarkStart w:id="61" w:name="ref-kohavi1996scaling"/>
+    <w:bookmarkEnd w:id="58"/>
+    <w:bookmarkStart w:id="59" w:name="ref-kohavi1996scaling"/>
     <w:p>
       <w:pPr>
         <w:pStyle w:val="Bibliography"/>
@@ -9435,8 +7462,8 @@
         <w:t xml:space="preserve">, 1996, pp. 202–207.</w:t>
       </w:r>
     </w:p>
-    <w:bookmarkEnd w:id="61"/>
-    <w:bookmarkStart w:id="63" w:name="ref-becker1996adult"/>
+    <w:bookmarkEnd w:id="59"/>
+    <w:bookmarkStart w:id="60" w:name="ref-becker1996adult"/>
     <w:p>
       <w:pPr>
         <w:pStyle w:val="Bibliography"/>
@@ -9463,25 +7490,11 @@
         <w:t xml:space="preserve"> </w:t>
       </w:r>
       <w:r>
-        <w:t xml:space="preserve">UCI Machine Learning Repository, 1996. doi:</w:t>
-      </w:r>
-      <w:r>
-        <w:t xml:space="preserve"> </w:t>
-      </w:r>
-      <w:hyperlink r:id="rId62">
-        <w:r>
-          <w:rPr>
-            <w:rStyle w:val="Hyperlink"/>
-          </w:rPr>
-          <w:t xml:space="preserve">10.24432/C5XW20</w:t>
-        </w:r>
-      </w:hyperlink>
-      <w:r>
-        <w:t xml:space="preserve">.</w:t>
+        <w:t xml:space="preserve">UCI Machine Learning Repository, 1996.</w:t>
       </w:r>
     </w:p>
-    <w:bookmarkEnd w:id="63"/>
-    <w:bookmarkStart w:id="64" w:name="ref-breiman2001random"/>
+    <w:bookmarkEnd w:id="60"/>
+    <w:bookmarkStart w:id="61" w:name="ref-breiman2001random"/>
     <w:p>
       <w:pPr>
         <w:pStyle w:val="Bibliography"/>
@@ -9518,8 +7531,8 @@
         <w:t xml:space="preserve">, vol. 45, no. 1, pp. 5–32, 2001.</w:t>
       </w:r>
     </w:p>
-    <w:bookmarkEnd w:id="64"/>
-    <w:bookmarkStart w:id="65" w:name="ref-chen2016xgboost"/>
+    <w:bookmarkEnd w:id="61"/>
+    <w:bookmarkStart w:id="62" w:name="ref-chen2016xgboost"/>
     <w:p>
       <w:pPr>
         <w:pStyle w:val="Bibliography"/>
@@ -9568,8 +7581,8 @@
         <w:t xml:space="preserve">, 2016, pp. 785–794.</w:t>
       </w:r>
     </w:p>
-    <w:bookmarkEnd w:id="65"/>
-    <w:bookmarkStart w:id="67" w:name="ref-hofmann1994statlog"/>
+    <w:bookmarkEnd w:id="62"/>
+    <w:bookmarkStart w:id="63" w:name="ref-hofmann1994statlog"/>
     <w:p>
       <w:pPr>
         <w:pStyle w:val="Bibliography"/>
@@ -9605,25 +7618,11 @@
         <w:t xml:space="preserve"> </w:t>
       </w:r>
       <w:r>
-        <w:t xml:space="preserve">UCI Machine Learning Repository, 1994. doi:</w:t>
-      </w:r>
-      <w:r>
-        <w:t xml:space="preserve"> </w:t>
-      </w:r>
-      <w:hyperlink r:id="rId66">
-        <w:r>
-          <w:rPr>
-            <w:rStyle w:val="Hyperlink"/>
-          </w:rPr>
-          <w:t xml:space="preserve">10.24432/C5NC77</w:t>
-        </w:r>
-      </w:hyperlink>
-      <w:r>
-        <w:t xml:space="preserve">.</w:t>
+        <w:t xml:space="preserve">UCI Machine Learning Repository, 1994.</w:t>
       </w:r>
     </w:p>
-    <w:bookmarkEnd w:id="67"/>
-    <w:bookmarkStart w:id="68" w:name="ref-wilcoxon1945individual"/>
+    <w:bookmarkEnd w:id="63"/>
+    <w:bookmarkStart w:id="64" w:name="ref-wilcoxon1945individual"/>
     <w:p>
       <w:pPr>
         <w:pStyle w:val="Bibliography"/>
@@ -9660,8 +7659,8 @@
         <w:t xml:space="preserve">, vol. 1, no. 6, pp. 80–83, 1945.</w:t>
       </w:r>
     </w:p>
-    <w:bookmarkEnd w:id="68"/>
-    <w:bookmarkStart w:id="69" w:name="ref-holm1979simple"/>
+    <w:bookmarkEnd w:id="64"/>
+    <w:bookmarkStart w:id="65" w:name="ref-holm1979simple"/>
     <w:p>
       <w:pPr>
         <w:pStyle w:val="Bibliography"/>
@@ -9698,8 +7697,8 @@
         <w:t xml:space="preserve">, vol. 6, no. 2, pp. 65–70, 1979.</w:t>
       </w:r>
     </w:p>
-    <w:bookmarkEnd w:id="69"/>
-    <w:bookmarkStart w:id="70" w:name="ref-lakens2013calculating"/>
+    <w:bookmarkEnd w:id="65"/>
+    <w:bookmarkStart w:id="66" w:name="ref-lakens2013calculating"/>
     <w:p>
       <w:pPr>
         <w:pStyle w:val="Bibliography"/>
@@ -9745,8 +7744,8 @@
         <w:t xml:space="preserve">, vol. 4, p. 863, 2013.</w:t>
       </w:r>
     </w:p>
-    <w:bookmarkEnd w:id="70"/>
-    <w:bookmarkStart w:id="72" w:name="ref-kruskal1952use"/>
+    <w:bookmarkEnd w:id="66"/>
+    <w:bookmarkStart w:id="68" w:name="ref-kruskal1952use"/>
     <w:p>
       <w:pPr>
         <w:pStyle w:val="Bibliography"/>
@@ -9785,7 +7784,7 @@
       <w:r>
         <w:t xml:space="preserve"> </w:t>
       </w:r>
-      <w:hyperlink r:id="rId71">
+      <w:hyperlink r:id="rId67">
         <w:r>
           <w:rPr>
             <w:rStyle w:val="Hyperlink"/>
@@ -9797,8 +7796,8 @@
         <w:t xml:space="preserve">.</w:t>
       </w:r>
     </w:p>
-    <w:bookmarkEnd w:id="72"/>
-    <w:bookmarkStart w:id="74" w:name="ref-cameron2015practitioner"/>
+    <w:bookmarkEnd w:id="68"/>
+    <w:bookmarkStart w:id="70" w:name="ref-cameron2015practitioner"/>
     <w:p>
       <w:pPr>
         <w:pStyle w:val="Bibliography"/>
@@ -9837,7 +7836,7 @@
       <w:r>
         <w:t xml:space="preserve"> </w:t>
       </w:r>
-      <w:hyperlink r:id="rId73">
+      <w:hyperlink r:id="rId69">
         <w:r>
           <w:rPr>
             <w:rStyle w:val="Hyperlink"/>
@@ -9849,8 +7848,8 @@
         <w:t xml:space="preserve">.</w:t>
       </w:r>
     </w:p>
-    <w:bookmarkEnd w:id="74"/>
-    <w:bookmarkStart w:id="75" w:name="ref-platt1999probabilistic"/>
+    <w:bookmarkEnd w:id="70"/>
+    <w:bookmarkStart w:id="71" w:name="ref-platt1999probabilistic"/>
     <w:p>
       <w:pPr>
         <w:pStyle w:val="Bibliography"/>
@@ -9893,9 +7892,9 @@
         <w:t xml:space="preserve">, A. J. Smola, P. Bartlett, B. Schölkopf, and D. Schuurmans, Eds., MIT Press, 1999, pp. 61–74.</w:t>
       </w:r>
     </w:p>
-    <w:bookmarkEnd w:id="75"/>
-    <w:bookmarkEnd w:id="76"/>
-    <w:bookmarkEnd w:id="77"/>
+    <w:bookmarkEnd w:id="71"/>
+    <w:bookmarkEnd w:id="72"/>
+    <w:bookmarkEnd w:id="73"/>
     <w:sectPr>
       <w:pgSz w:w="12240" w:h="15840"/>
       <w:pgMar w:top="1418" w:right="1418" w:bottom="1418" w:left="1418" w:header="720" w:footer="720" w:gutter="0"/>
@@ -10005,114 +8004,8 @@
       </w:pPr>
     </w:lvl>
   </w:abstractNum>
-  <w:abstractNum w:abstractNumId="991">
-    <w:nsid w:val="0000A991"/>
-    <w:multiLevelType w:val="multilevel"/>
-    <w:lvl w:ilvl="0">
-      <w:numFmt w:val="bullet"/>
-      <w:lvlText w:val=""/>
-      <w:lvlJc w:val="left"/>
-      <w:pPr>
-        <w:ind w:left="720" w:hanging="360"/>
-      </w:pPr>
-      <w:rPr>
-        <w:rFonts w:ascii="Symbol" w:hAnsi="Symbol" w:cs="Symbol" w:hint="default"/>
-      </w:rPr>
-    </w:lvl>
-    <w:lvl w:ilvl="1">
-      <w:numFmt w:val="bullet"/>
-      <w:lvlText w:val="o"/>
-      <w:lvlJc w:val="left"/>
-      <w:pPr>
-        <w:ind w:left="1440" w:hanging="360"/>
-      </w:pPr>
-      <w:rPr>
-        <w:rFonts w:ascii="Courier New" w:hAnsi="Courier New" w:cs="Courier New" w:hint="default"/>
-      </w:rPr>
-    </w:lvl>
-    <w:lvl w:ilvl="2">
-      <w:numFmt w:val="bullet"/>
-      <w:lvlText w:val=""/>
-      <w:lvlJc w:val="left"/>
-      <w:pPr>
-        <w:ind w:left="2160" w:hanging="360"/>
-      </w:pPr>
-      <w:rPr>
-        <w:rFonts w:ascii="Wingdings" w:hAnsi="Wingdings" w:cs="Wingdings" w:hint="default"/>
-      </w:rPr>
-    </w:lvl>
-    <w:lvl w:ilvl="3">
-      <w:numFmt w:val="bullet"/>
-      <w:lvlText w:val=""/>
-      <w:lvlJc w:val="left"/>
-      <w:pPr>
-        <w:ind w:left="2880" w:hanging="360"/>
-      </w:pPr>
-      <w:rPr>
-        <w:rFonts w:ascii="Symbol" w:hAnsi="Symbol" w:cs="Symbol" w:hint="default"/>
-      </w:rPr>
-    </w:lvl>
-    <w:lvl w:ilvl="4">
-      <w:numFmt w:val="bullet"/>
-      <w:lvlText w:val="o"/>
-      <w:lvlJc w:val="left"/>
-      <w:pPr>
-        <w:ind w:left="3600" w:hanging="360"/>
-      </w:pPr>
-      <w:rPr>
-        <w:rFonts w:ascii="Courier New" w:hAnsi="Courier New" w:cs="Courier New" w:hint="default"/>
-      </w:rPr>
-    </w:lvl>
-    <w:lvl w:ilvl="5">
-      <w:numFmt w:val="bullet"/>
-      <w:lvlText w:val=""/>
-      <w:lvlJc w:val="left"/>
-      <w:pPr>
-        <w:ind w:left="4320" w:hanging="360"/>
-      </w:pPr>
-      <w:rPr>
-        <w:rFonts w:ascii="Wingdings" w:hAnsi="Wingdings" w:cs="Wingdings" w:hint="default"/>
-      </w:rPr>
-    </w:lvl>
-    <w:lvl w:ilvl="6">
-      <w:numFmt w:val="bullet"/>
-      <w:lvlText w:val=""/>
-      <w:lvlJc w:val="left"/>
-      <w:pPr>
-        <w:ind w:left="5040" w:hanging="360"/>
-      </w:pPr>
-      <w:rPr>
-        <w:rFonts w:ascii="Symbol" w:hAnsi="Symbol" w:cs="Symbol" w:hint="default"/>
-      </w:rPr>
-    </w:lvl>
-    <w:lvl w:ilvl="7">
-      <w:numFmt w:val="bullet"/>
-      <w:lvlText w:val="o"/>
-      <w:lvlJc w:val="left"/>
-      <w:pPr>
-        <w:ind w:left="5760" w:hanging="360"/>
-      </w:pPr>
-      <w:rPr>
-        <w:rFonts w:ascii="Courier New" w:hAnsi="Courier New" w:cs="Courier New" w:hint="default"/>
-      </w:rPr>
-    </w:lvl>
-    <w:lvl w:ilvl="8">
-      <w:numFmt w:val="bullet"/>
-      <w:lvlText w:val=""/>
-      <w:lvlJc w:val="left"/>
-      <w:pPr>
-        <w:ind w:left="6480" w:hanging="360"/>
-      </w:pPr>
-      <w:rPr>
-        <w:rFonts w:ascii="Wingdings" w:hAnsi="Wingdings" w:cs="Wingdings" w:hint="default"/>
-      </w:rPr>
-    </w:lvl>
-  </w:abstractNum>
   <w:num w:numId="1000">
     <w:abstractNumId w:val="990"/>
-  </w:num>
-  <w:num w:numId="1001">
-    <w:abstractNumId w:val="991"/>
   </w:num>
 </w:numbering>
 </file>

--- a/docs/reports/paper_d/submission/paper_d_full.docx
+++ b/docs/reports/paper_d/submission/paper_d_full.docx
@@ -571,16 +571,7 @@
         <w:t xml:space="preserve"> </w:t>
       </w:r>
       <w:r>
-        <w:t xml:space="preserve">inspect the predictions of an opaque classifier</w:t>
-      </w:r>
-      <w:r>
-        <w:t xml:space="preserve"> </w:t>
-      </w:r>
-      <w:r>
-        <w:t xml:space="preserve">[5]</w:t>
-      </w:r>
-      <w:r>
-        <w:t xml:space="preserve">. Their quality is</w:t>
+        <w:t xml:space="preserve">inspect the predictions of an opaque classifier. Their quality is</w:t>
       </w:r>
       <w:r>
         <w:t xml:space="preserve"> </w:t>
@@ -598,7 +589,7 @@
         <w:t xml:space="preserve"> </w:t>
       </w:r>
       <w:r>
-        <w:t xml:space="preserve">[6], [7], [8]</w:t>
+        <w:t xml:space="preserve">[5], [6], [7]</w:t>
       </w:r>
       <w:r>
         <w:t xml:space="preserve">, and</w:t>
@@ -613,22 +604,22 @@
         <w:t xml:space="preserve"> </w:t>
       </w:r>
       <w:r>
+        <w:t xml:space="preserve">[8]</w:t>
+      </w:r>
+      <w:r>
+        <w:t xml:space="preserve">.</w:t>
+      </w:r>
+      <w:r>
+        <w:t xml:space="preserve"> </w:t>
+      </w:r>
+      <w:r>
+        <w:t xml:space="preserve">Benchmarks report these metrics as averages over instances</w:t>
+      </w:r>
+      <w:r>
+        <w:t xml:space="preserve"> </w:t>
+      </w:r>
+      <w:r>
         <w:t xml:space="preserve">[9]</w:t>
-      </w:r>
-      <w:r>
-        <w:t xml:space="preserve">.</w:t>
-      </w:r>
-      <w:r>
-        <w:t xml:space="preserve"> </w:t>
-      </w:r>
-      <w:r>
-        <w:t xml:space="preserve">Benchmarks report these metrics as averages over instances</w:t>
-      </w:r>
-      <w:r>
-        <w:t xml:space="preserve"> </w:t>
-      </w:r>
-      <w:r>
-        <w:t xml:space="preserve">[10]</w:t>
       </w:r>
       <w:r>
         <w:t xml:space="preserve">.</w:t>
@@ -669,7 +660,7 @@
         <w:t xml:space="preserve"> </w:t>
       </w:r>
       <w:r>
-        <w:t xml:space="preserve">[11]</w:t>
+        <w:t xml:space="preserve">[10]</w:t>
       </w:r>
       <w:r>
         <w:t xml:space="preserve">, and they can be</w:t>
@@ -684,7 +675,7 @@
         <w:t xml:space="preserve"> </w:t>
       </w:r>
       <w:r>
-        <w:t xml:space="preserve">[12], [13]</w:t>
+        <w:t xml:space="preserve">[11], [12]</w:t>
       </w:r>
       <w:r>
         <w:t xml:space="preserve">.</w:t>
@@ -705,10 +696,90 @@
         <w:t xml:space="preserve"> </w:t>
       </w:r>
       <w:r>
-        <w:t xml:space="preserve">[14], [15]</w:t>
+        <w:t xml:space="preserve">[13]</w:t>
       </w:r>
       <w:r>
         <w:t xml:space="preserve">.</w:t>
+      </w:r>
+    </w:p>
+    <w:p>
+      <w:pPr>
+        <w:pStyle w:val="BodyText"/>
+      </w:pPr>
+      <w:r>
+        <w:t xml:space="preserve">The closest line of work relates explanations to model uncertainty. A recent survey of</w:t>
+      </w:r>
+      <w:r>
+        <w:t xml:space="preserve"> </w:t>
+      </w:r>
+      <w:r>
+        <w:t xml:space="preserve">uncertainty-aware XAI finds that the stability of explanations is reported inconsistently</w:t>
+      </w:r>
+      <w:r>
+        <w:t xml:space="preserve"> </w:t>
+      </w:r>
+      <w:r>
+        <w:t xml:space="preserve">[14]</w:t>
+      </w:r>
+      <w:r>
+        <w:t xml:space="preserve">; uncertainty in inputs and model parameters propagates into</w:t>
+      </w:r>
+      <w:r>
+        <w:t xml:space="preserve"> </w:t>
+      </w:r>
+      <w:r>
+        <w:t xml:space="preserve">explanation variance, and not all methods propagate it reliably</w:t>
+      </w:r>
+      <w:r>
+        <w:t xml:space="preserve"> </w:t>
+      </w:r>
+      <w:r>
+        <w:t xml:space="preserve">[15]</w:t>
+      </w:r>
+      <w:r>
+        <w:t xml:space="preserve">; counterfactual explanations are highly sensitive to model</w:t>
+      </w:r>
+      <w:r>
+        <w:t xml:space="preserve"> </w:t>
+      </w:r>
+      <w:r>
+        <w:t xml:space="preserve">uncertainty, even when accuracy is high</w:t>
+      </w:r>
+      <w:r>
+        <w:t xml:space="preserve"> </w:t>
+      </w:r>
+      <w:r>
+        <w:t xml:space="preserve">[16]</w:t>
+      </w:r>
+      <w:r>
+        <w:t xml:space="preserve">; and SHAP can be</w:t>
+      </w:r>
+      <w:r>
+        <w:t xml:space="preserve"> </w:t>
+      </w:r>
+      <w:r>
+        <w:t xml:space="preserve">used to explain the uncertainty itself rather than the prediction</w:t>
+      </w:r>
+      <w:r>
+        <w:t xml:space="preserve"> </w:t>
+      </w:r>
+      <w:r>
+        <w:t xml:space="preserve">[17]</w:t>
+      </w:r>
+      <w:r>
+        <w:t xml:space="preserve">. These studies vary uncertainty; whether the quality of an</w:t>
+      </w:r>
+      <w:r>
+        <w:t xml:space="preserve"> </w:t>
+      </w:r>
+      <w:r>
+        <w:t xml:space="preserve">explanation differs between the correct and the wrong predictions of a given model is a</w:t>
+      </w:r>
+      <w:r>
+        <w:t xml:space="preserve"> </w:t>
+      </w:r>
+      <w:r>
+        <w:t xml:space="preserve">related but separate question.</w:t>
       </w:r>
     </w:p>
     <w:p>
@@ -785,7 +856,7 @@
         <w:t xml:space="preserve"> </w:t>
       </w:r>
       <w:r>
-        <w:t xml:space="preserve">[16], [17]</w:t>
+        <w:t xml:space="preserve">[18]</w:t>
       </w:r>
       <w:r>
         <w:t xml:space="preserve">, released with its protocol in</w:t>
@@ -794,7 +865,7 @@
         <w:t xml:space="preserve"> </w:t>
       </w:r>
       <w:r>
-        <w:t xml:space="preserve">[10]</w:t>
+        <w:t xml:space="preserve">[9]</w:t>
       </w:r>
       <w:r>
         <w:t xml:space="preserve">. That study, and a later analysis of the same runs, compare</w:t>
@@ -829,7 +900,7 @@
         <w:t xml:space="preserve"> </w:t>
       </w:r>
       <w:r>
-        <w:t xml:space="preserve">[18]</w:t>
+        <w:t xml:space="preserve">[19]</w:t>
       </w:r>
       <w:r>
         <w:t xml:space="preserve">, XGBoost</w:t>
@@ -838,7 +909,7 @@
         <w:t xml:space="preserve"> </w:t>
       </w:r>
       <w:r>
-        <w:t xml:space="preserve">[19]</w:t>
+        <w:t xml:space="preserve">[20]</w:t>
       </w:r>
       <w:r>
         <w:t xml:space="preserve">, a support vector machine and a</w:t>
@@ -919,31 +990,19 @@
         <w:t xml:space="preserve"> </w:t>
       </w:r>
       <w:r>
-        <w:t xml:space="preserve">299 runs, 265 were analysed: Anchors and DiCE</w:t>
-      </w:r>
-      <w:r>
-        <w:t xml:space="preserve"> </w:t>
-      </w:r>
-      <w:r>
-        <w:t xml:space="preserve">returned no explanations in 18 and</w:t>
-      </w:r>
-      <w:r>
-        <w:t xml:space="preserve"> </w:t>
-      </w:r>
-      <w:r>
-        <w:t xml:space="preserve">7 runs, and</w:t>
-      </w:r>
-      <w:r>
-        <w:t xml:space="preserve"> </w:t>
-      </w:r>
-      <w:r>
-        <w:t xml:space="preserve">9 SHAP runs had fewer than ten instances</w:t>
-      </w:r>
-      <w:r>
-        <w:t xml:space="preserve"> </w:t>
-      </w:r>
-      <w:r>
-        <w:t xml:space="preserve">in a group. They contain 122,529 explained instances, of which</w:t>
+        <w:t xml:space="preserve">299 runs, 265 were analysed (Anchors and DiCE runs</w:t>
+      </w:r>
+      <w:r>
+        <w:t xml:space="preserve"> </w:t>
+      </w:r>
+      <w:r>
+        <w:t xml:space="preserve">without explanations, and SHAP runs with fewer than ten instances in a group, were</w:t>
+      </w:r>
+      <w:r>
+        <w:t xml:space="preserve"> </w:t>
+      </w:r>
+      <w:r>
+        <w:t xml:space="preserve">excluded). They contain 122,529 explained instances, of which</w:t>
       </w:r>
       <w:r>
         <w:t xml:space="preserve"> </w:t>
@@ -978,7 +1037,7 @@
         <w:t xml:space="preserve"> </w:t>
       </w:r>
       <w:r>
-        <w:t xml:space="preserve">[20]</w:t>
+        <w:t xml:space="preserve">[21]</w:t>
       </w:r>
       <w:r>
         <w:t xml:space="preserve">: random forest and</w:t>
@@ -1194,7 +1253,7 @@
         <w:t xml:space="preserve"> </w:t>
       </w:r>
       <w:r>
-        <w:t xml:space="preserve">[10]</w:t>
+        <w:t xml:space="preserve">[9]</w:t>
       </w:r>
       <w:r>
         <w:t xml:space="preserve"> </w:t>
@@ -1212,7 +1271,7 @@
         <w:t xml:space="preserve"> </w:t>
       </w:r>
       <w:r>
-        <w:t xml:space="preserve">[9]</w:t>
+        <w:t xml:space="preserve">[8]</w:t>
       </w:r>
       <w:r>
         <w:t xml:space="preserve">, the mean cosine similarity of</w:t>
@@ -1425,7 +1484,7 @@
         <w:t xml:space="preserve"> </w:t>
       </w:r>
       <w:r>
-        <w:t xml:space="preserve">[6]</w:t>
+        <w:t xml:space="preserve">[5]</w:t>
       </w:r>
       <w:r>
         <w:t xml:space="preserve">, the correlation across features between</w:t>
@@ -1684,7 +1743,7 @@
         <w:t xml:space="preserve"> </w:t>
       </w:r>
       <w:r>
-        <w:t xml:space="preserve">[7], [8]</w:t>
+        <w:t xml:space="preserve">[6], [7]</w:t>
       </w:r>
       <w:r>
         <w:t xml:space="preserve">, the effect of</w:t>
@@ -2059,7 +2118,7 @@
         <w:t xml:space="preserve"> </w:t>
       </w:r>
       <w:r>
-        <w:t xml:space="preserve">[21]</w:t>
+        <w:t xml:space="preserve">[22]</w:t>
       </w:r>
       <w:r>
         <w:t xml:space="preserve">, Holm-corrected</w:t>
@@ -2074,7 +2133,7 @@
         <w:t xml:space="preserve"> </w:t>
       </w:r>
       <w:r>
-        <w:t xml:space="preserve">[22]</w:t>
+        <w:t xml:space="preserve">[23]</w:t>
       </w:r>
       <w:r>
         <w:t xml:space="preserve"> </w:t>
@@ -2123,7 +2182,7 @@
         <w:t xml:space="preserve"> </w:t>
       </w:r>
       <w:r>
-        <w:t xml:space="preserve">[23]</w:t>
+        <w:t xml:space="preserve">[24]</w:t>
       </w:r>
       <w:r>
         <w:t xml:space="preserve">; an effect is practically relevant if also</w:t>
@@ -2252,7 +2311,7 @@
         <w:t xml:space="preserve"> </w:t>
       </w:r>
       <w:r>
-        <w:t xml:space="preserve">[24]</w:t>
+        <w:t xml:space="preserve">[25]</w:t>
       </w:r>
       <w:r>
         <w:t xml:space="preserve"> </w:t>
@@ -2546,7 +2605,7 @@
         <w:t xml:space="preserve"> </w:t>
       </w:r>
       <w:r>
-        <w:t xml:space="preserve">[25]</w:t>
+        <w:t xml:space="preserve">[26]</w:t>
       </w:r>
       <w:r>
         <w:t xml:space="preserve">; a difference is explained by the margin if</w:t>
@@ -2634,7 +2693,7 @@
         <w:t xml:space="preserve"> </w:t>
       </w:r>
       <w:r>
-        <w:t xml:space="preserve">[26]</w:t>
+        <w:t xml:space="preserve">[27]</w:t>
       </w:r>
       <w:r>
         <w:t xml:space="preserve"> </w:t>
@@ -2780,25 +2839,13 @@
         <w:t xml:space="preserve"> </w:t>
       </w:r>
       <w:r>
-        <w:t xml:space="preserve">model–seed analysis agreed for 10, the DiCE faithfulness gap losing</w:t>
-      </w:r>
-      <w:r>
-        <w:t xml:space="preserve"> </w:t>
-      </w:r>
-      <w:r>
-        <w:t xml:space="preserve">significance. Sparsity differences were significant but within</w:t>
-      </w:r>
-      <w:r>
-        <w:t xml:space="preserve"> </w:t>
-      </w:r>
-      <w:r>
-        <w:t xml:space="preserve">0.005 of zero, and only Anchors was slower on errors (median</w:t>
-      </w:r>
-      <w:r>
-        <w:t xml:space="preserve"> </w:t>
-      </w:r>
-      <w:r>
-        <w:t xml:space="preserve">3,338 ms more per instance).</w:t>
+        <w:t xml:space="preserve">model–seed analysis agreed for 10. Sparsity differences were within</w:t>
+      </w:r>
+      <w:r>
+        <w:t xml:space="preserve"> </w:t>
+      </w:r>
+      <w:r>
+        <w:t xml:space="preserve">0.005 of zero; only Anchors was slower on errors.</w:t>
       </w:r>
     </w:p>
     <w:bookmarkStart w:id="16" w:name="tab:rq1"/>
@@ -6384,13 +6431,52 @@
         <w:t xml:space="preserve"> </w:t>
       </w:r>
       <w:r>
-        <w:t xml:space="preserve">stable whether or not the prediction is right. For SHAP it remains at equal margin, and</w:t>
-      </w:r>
-      <w:r>
-        <w:t xml:space="preserve"> </w:t>
-      </w:r>
-      <w:r>
-        <w:t xml:space="preserve">there its top features also carry less of an erroneous prediction.</w:t>
+        <w:t xml:space="preserve">stable whether or not the prediction is right, consistent with the sensitivity of</w:t>
+      </w:r>
+      <w:r>
+        <w:t xml:space="preserve"> </w:t>
+      </w:r>
+      <w:r>
+        <w:t xml:space="preserve">counterfactuals to model uncertainty</w:t>
+      </w:r>
+      <w:r>
+        <w:t xml:space="preserve"> </w:t>
+      </w:r>
+      <w:r>
+        <w:t xml:space="preserve">[16]</w:t>
+      </w:r>
+      <w:r>
+        <w:t xml:space="preserve">. For SHAP it remains at</w:t>
+      </w:r>
+      <w:r>
+        <w:t xml:space="preserve"> </w:t>
+      </w:r>
+      <w:r>
+        <w:t xml:space="preserve">equal margin, and there its top features also carry less of an erroneous prediction. A</w:t>
+      </w:r>
+      <w:r>
+        <w:t xml:space="preserve"> </w:t>
+      </w:r>
+      <w:r>
+        <w:t xml:space="preserve">small margin is a simple proxy for predictive uncertainty; uncertainty-aware explanations</w:t>
+      </w:r>
+      <w:r>
+        <w:t xml:space="preserve"> </w:t>
+      </w:r>
+      <w:r>
+        <w:t xml:space="preserve">[14], [15]</w:t>
+      </w:r>
+      <w:r>
+        <w:t xml:space="preserve"> </w:t>
+      </w:r>
+      <w:r>
+        <w:t xml:space="preserve">would be a natural way to flag the</w:t>
+      </w:r>
+      <w:r>
+        <w:t xml:space="preserve"> </w:t>
+      </w:r>
+      <w:r>
+        <w:t xml:space="preserve">explanations this study finds least reliable.</w:t>
       </w:r>
     </w:p>
     <w:p>
@@ -6424,43 +6510,37 @@
         <w:pStyle w:val="BodyText"/>
       </w:pPr>
       <w:r>
-        <w:t xml:space="preserve">The study has limits. It rests on one tabular benchmark, and the external check, with six</w:t>
-      </w:r>
-      <w:r>
-        <w:t xml:space="preserve"> </w:t>
-      </w:r>
-      <w:r>
-        <w:t xml:space="preserve">runs per explainer, did not reproduce the SHAP stability deficit. The runs are existing</w:t>
-      </w:r>
-      <w:r>
-        <w:t xml:space="preserve"> </w:t>
-      </w:r>
-      <w:r>
-        <w:t xml:space="preserve">ones, so explainer settings were fixed; LIME’s stability is near zero here, a scale on</w:t>
-      </w:r>
-      <w:r>
-        <w:t xml:space="preserve"> </w:t>
-      </w:r>
-      <w:r>
-        <w:t xml:space="preserve">which the absolute relevance threshold cannot be met. Anchors and DiCE runs are missing</w:t>
-      </w:r>
-      <w:r>
-        <w:t xml:space="preserve"> </w:t>
-      </w:r>
-      <w:r>
-        <w:t xml:space="preserve">not at random, which removes units but does not bias within-run contrasts. RQ4 used part of</w:t>
-      </w:r>
-      <w:r>
-        <w:t xml:space="preserve"> </w:t>
-      </w:r>
-      <w:r>
-        <w:t xml:space="preserve">the random-forest runs, and the training overlap was handled post hoc. Finally, the</w:t>
-      </w:r>
-      <w:r>
-        <w:t xml:space="preserve"> </w:t>
-      </w:r>
-      <w:r>
-        <w:t xml:space="preserve">metrics are proxies; whether users are misled requires a user study.</w:t>
+        <w:t xml:space="preserve">Limits: one tabular benchmark, with an external check of six runs per explainer that</w:t>
+      </w:r>
+      <w:r>
+        <w:t xml:space="preserve"> </w:t>
+      </w:r>
+      <w:r>
+        <w:t xml:space="preserve">did not reproduce the SHAP stability deficit; fixed explainer settings, under which LIME’s</w:t>
+      </w:r>
+      <w:r>
+        <w:t xml:space="preserve"> </w:t>
+      </w:r>
+      <w:r>
+        <w:t xml:space="preserve">stability is near zero and the absolute relevance threshold cannot be met; Anchors and DiCE</w:t>
+      </w:r>
+      <w:r>
+        <w:t xml:space="preserve"> </w:t>
+      </w:r>
+      <w:r>
+        <w:t xml:space="preserve">runs missing not at random (removing units, not biasing within-run contrasts); part of the</w:t>
+      </w:r>
+      <w:r>
+        <w:t xml:space="preserve"> </w:t>
+      </w:r>
+      <w:r>
+        <w:t xml:space="preserve">random-forest runs in RQ4; a post-hoc treatment of the training overlap; and proxy metrics,</w:t>
+      </w:r>
+      <w:r>
+        <w:t xml:space="preserve"> </w:t>
+      </w:r>
+      <w:r>
+        <w:t xml:space="preserve">so whether users are misled needs a user study.</w:t>
       </w:r>
     </w:p>
     <w:bookmarkEnd w:id="36"/>
@@ -6571,7 +6651,7 @@
       </w:r>
     </w:p>
     <w:bookmarkEnd w:id="39"/>
-    <w:bookmarkStart w:id="73" w:name="acknowledgments"/>
+    <w:bookmarkStart w:id="76" w:name="acknowledgments"/>
     <w:p>
       <w:pPr>
         <w:pStyle w:val="Heading1"/>
@@ -6606,7 +6686,7 @@
         <w:t xml:space="preserve">statement and is responsible for the content.</w:t>
       </w:r>
     </w:p>
-    <w:bookmarkStart w:id="72" w:name="refs"/>
+    <w:bookmarkStart w:id="75" w:name="refs"/>
     <w:bookmarkStart w:id="40" w:name="ref-lundberg2017unified"/>
     <w:p>
       <w:pPr>
@@ -6846,57 +6926,13 @@
       </w:r>
     </w:p>
     <w:bookmarkEnd w:id="46"/>
-    <w:bookmarkStart w:id="47" w:name="ref-adadi2018xai"/>
+    <w:bookmarkStart w:id="47" w:name="ref-bhatt2020evaluating"/>
     <w:p>
       <w:pPr>
         <w:pStyle w:val="Bibliography"/>
       </w:pPr>
       <w:r>
         <w:t xml:space="preserve">[5]</w:t>
-      </w:r>
-      <w:r>
-        <w:t xml:space="preserve"> </w:t>
-      </w:r>
-      <w:r>
-        <w:t xml:space="preserve">	</w:t>
-      </w:r>
-      <w:r>
-        <w:t xml:space="preserve">A. Adadi and M. Berrada,</w:t>
-      </w:r>
-      <w:r>
-        <w:t xml:space="preserve"> </w:t>
-      </w:r>
-      <w:r>
-        <w:t xml:space="preserve">“Peeking inside the black-box: A survey on explainable artificial intelligence (</w:t>
-      </w:r>
-      <w:r>
-        <w:t xml:space="preserve">XAI</w:t>
-      </w:r>
-      <w:r>
-        <w:t xml:space="preserve">),”</w:t>
-      </w:r>
-      <w:r>
-        <w:t xml:space="preserve"> </w:t>
-      </w:r>
-      <w:r>
-        <w:rPr>
-          <w:i/>
-          <w:iCs/>
-        </w:rPr>
-        <w:t xml:space="preserve">IEEE Access</w:t>
-      </w:r>
-      <w:r>
-        <w:t xml:space="preserve">, vol. 6, pp. 52138–52160, 2018.</w:t>
-      </w:r>
-    </w:p>
-    <w:bookmarkEnd w:id="47"/>
-    <w:bookmarkStart w:id="48" w:name="ref-bhatt2020evaluating"/>
-    <w:p>
-      <w:pPr>
-        <w:pStyle w:val="Bibliography"/>
-      </w:pPr>
-      <w:r>
-        <w:t xml:space="preserve">[6]</w:t>
       </w:r>
       <w:r>
         <w:t xml:space="preserve"> </w:t>
@@ -6933,14 +6969,14 @@
         <w:t xml:space="preserve">, 2020, pp. 3016–3022.</w:t>
       </w:r>
     </w:p>
-    <w:bookmarkEnd w:id="48"/>
-    <w:bookmarkStart w:id="49" w:name="ref-samek2017evaluating"/>
+    <w:bookmarkEnd w:id="47"/>
+    <w:bookmarkStart w:id="48" w:name="ref-samek2017evaluating"/>
     <w:p>
       <w:pPr>
         <w:pStyle w:val="Bibliography"/>
       </w:pPr>
       <w:r>
-        <w:t xml:space="preserve">[7]</w:t>
+        <w:t xml:space="preserve">[6]</w:t>
       </w:r>
       <w:r>
         <w:t xml:space="preserve"> </w:t>
@@ -6971,14 +7007,14 @@
         <w:t xml:space="preserve">, vol. 28, no. 11, pp. 2660–2673, 2017.</w:t>
       </w:r>
     </w:p>
-    <w:bookmarkEnd w:id="49"/>
-    <w:bookmarkStart w:id="50" w:name="ref-hooker2019benchmark"/>
+    <w:bookmarkEnd w:id="48"/>
+    <w:bookmarkStart w:id="49" w:name="ref-hooker2019benchmark"/>
     <w:p>
       <w:pPr>
         <w:pStyle w:val="Bibliography"/>
       </w:pPr>
       <w:r>
-        <w:t xml:space="preserve">[8]</w:t>
+        <w:t xml:space="preserve">[7]</w:t>
       </w:r>
       <w:r>
         <w:t xml:space="preserve"> </w:t>
@@ -7015,14 +7051,14 @@
         <w:t xml:space="preserve">, 2019, pp. 9737–9748.</w:t>
       </w:r>
     </w:p>
-    <w:bookmarkEnd w:id="50"/>
-    <w:bookmarkStart w:id="52" w:name="ref-alvarezmelis2018robustness"/>
+    <w:bookmarkEnd w:id="49"/>
+    <w:bookmarkStart w:id="51" w:name="ref-alvarezmelis2018robustness"/>
     <w:p>
       <w:pPr>
         <w:pStyle w:val="Bibliography"/>
       </w:pPr>
       <w:r>
-        <w:t xml:space="preserve">[9]</w:t>
+        <w:t xml:space="preserve">[8]</w:t>
       </w:r>
       <w:r>
         <w:t xml:space="preserve"> </w:t>
@@ -7061,7 +7097,7 @@
       <w:r>
         <w:t xml:space="preserve"> </w:t>
       </w:r>
-      <w:hyperlink r:id="rId51">
+      <w:hyperlink r:id="rId50">
         <w:r>
           <w:rPr>
             <w:rStyle w:val="Hyperlink"/>
@@ -7070,14 +7106,14 @@
         </w:r>
       </w:hyperlink>
     </w:p>
-    <w:bookmarkEnd w:id="52"/>
-    <w:bookmarkStart w:id="53" w:name="ref-herrera2026framework"/>
+    <w:bookmarkEnd w:id="51"/>
+    <w:bookmarkStart w:id="52" w:name="ref-herrera2026framework"/>
     <w:p>
       <w:pPr>
         <w:pStyle w:val="Bibliography"/>
       </w:pPr>
       <w:r>
-        <w:t xml:space="preserve">[10]</w:t>
+        <w:t xml:space="preserve">[9]</w:t>
       </w:r>
       <w:r>
         <w:t xml:space="preserve"> </w:t>
@@ -7122,14 +7158,14 @@
         <w:t xml:space="preserve">, no. 3, 2026.</w:t>
       </w:r>
     </w:p>
-    <w:bookmarkEnd w:id="53"/>
-    <w:bookmarkStart w:id="54" w:name="ref-bansal2021whole"/>
+    <w:bookmarkEnd w:id="52"/>
+    <w:bookmarkStart w:id="53" w:name="ref-bansal2021whole"/>
     <w:p>
       <w:pPr>
         <w:pStyle w:val="Bibliography"/>
       </w:pPr>
       <w:r>
-        <w:t xml:space="preserve">[11]</w:t>
+        <w:t xml:space="preserve">[10]</w:t>
       </w:r>
       <w:r>
         <w:t xml:space="preserve"> </w:t>
@@ -7203,14 +7239,14 @@
         <w:t xml:space="preserve">, 2021, pp. 1–16.</w:t>
       </w:r>
     </w:p>
-    <w:bookmarkEnd w:id="54"/>
-    <w:bookmarkStart w:id="55" w:name="ref-adebayo2018sanity"/>
+    <w:bookmarkEnd w:id="53"/>
+    <w:bookmarkStart w:id="54" w:name="ref-adebayo2018sanity"/>
     <w:p>
       <w:pPr>
         <w:pStyle w:val="Bibliography"/>
       </w:pPr>
       <w:r>
-        <w:t xml:space="preserve">[12]</w:t>
+        <w:t xml:space="preserve">[11]</w:t>
       </w:r>
       <w:r>
         <w:t xml:space="preserve"> </w:t>
@@ -7247,14 +7283,14 @@
         <w:t xml:space="preserve">, 2018, pp. 9505–9515.</w:t>
       </w:r>
     </w:p>
-    <w:bookmarkEnd w:id="55"/>
-    <w:bookmarkStart w:id="56" w:name="ref-slack2020fooling"/>
+    <w:bookmarkEnd w:id="54"/>
+    <w:bookmarkStart w:id="55" w:name="ref-slack2020fooling"/>
     <w:p>
       <w:pPr>
         <w:pStyle w:val="Bibliography"/>
       </w:pPr>
       <w:r>
-        <w:t xml:space="preserve">[13]</w:t>
+        <w:t xml:space="preserve">[12]</w:t>
       </w:r>
       <w:r>
         <w:t xml:space="preserve"> </w:t>
@@ -7312,14 +7348,14 @@
         <w:t xml:space="preserve">, 2020, pp. 180–186.</w:t>
       </w:r>
     </w:p>
-    <w:bookmarkEnd w:id="56"/>
-    <w:bookmarkStart w:id="57" w:name="ref-rudin2019stop"/>
+    <w:bookmarkEnd w:id="55"/>
+    <w:bookmarkStart w:id="56" w:name="ref-rudin2019stop"/>
     <w:p>
       <w:pPr>
         <w:pStyle w:val="Bibliography"/>
       </w:pPr>
       <w:r>
-        <w:t xml:space="preserve">[14]</w:t>
+        <w:t xml:space="preserve">[13]</w:t>
       </w:r>
       <w:r>
         <w:t xml:space="preserve"> </w:t>
@@ -7350,14 +7386,14 @@
         <w:t xml:space="preserve">, vol. 1, no. 5, pp. 206–215, 2019.</w:t>
       </w:r>
     </w:p>
-    <w:bookmarkEnd w:id="57"/>
-    <w:bookmarkStart w:id="58" w:name="ref-jacovi2020faithfulness"/>
+    <w:bookmarkEnd w:id="56"/>
+    <w:bookmarkStart w:id="57" w:name="ref-lofstrom2026concerning"/>
     <w:p>
       <w:pPr>
         <w:pStyle w:val="Bibliography"/>
       </w:pPr>
       <w:r>
-        <w:t xml:space="preserve">[15]</w:t>
+        <w:t xml:space="preserve">[14]</w:t>
       </w:r>
       <w:r>
         <w:t xml:space="preserve"> </w:t>
@@ -7366,31 +7402,22 @@
         <w:t xml:space="preserve">	</w:t>
       </w:r>
       <w:r>
-        <w:t xml:space="preserve">A. Jacovi and Y. Goldberg,</w:t>
-      </w:r>
-      <w:r>
-        <w:t xml:space="preserve"> </w:t>
-      </w:r>
-      <w:r>
-        <w:t xml:space="preserve">“Towards faithfully interpretable</w:t>
-      </w:r>
-      <w:r>
-        <w:t xml:space="preserve"> </w:t>
-      </w:r>
-      <w:r>
-        <w:t xml:space="preserve">NLP</w:t>
-      </w:r>
-      <w:r>
-        <w:t xml:space="preserve"> </w:t>
-      </w:r>
-      <w:r>
-        <w:t xml:space="preserve">systems: How should we define and evaluate faithfulness?”</w:t>
-      </w:r>
-      <w:r>
-        <w:t xml:space="preserve"> </w:t>
-      </w:r>
-      <w:r>
-        <w:t xml:space="preserve">in</w:t>
+        <w:t xml:space="preserve">H. Löfström, T. Löfström, A. Hjort, and F. R. Yapicioglu,</w:t>
+      </w:r>
+      <w:r>
+        <w:t xml:space="preserve"> </w:t>
+      </w:r>
+      <w:r>
+        <w:t xml:space="preserve">“Concerning uncertainty—a systematic survey of uncertainty-aware</w:t>
+      </w:r>
+      <w:r>
+        <w:t xml:space="preserve"> </w:t>
+      </w:r>
+      <w:r>
+        <w:t xml:space="preserve">XAI</w:t>
+      </w:r>
+      <w:r>
+        <w:t xml:space="preserve">,”</w:t>
       </w:r>
       <w:r>
         <w:t xml:space="preserve"> </w:t>
@@ -7400,20 +7427,20 @@
           <w:i/>
           <w:iCs/>
         </w:rPr>
-        <w:t xml:space="preserve">Proceedings of the 58th annual meeting of the association for computational linguistics</w:t>
-      </w:r>
-      <w:r>
-        <w:t xml:space="preserve">, 2020, pp. 4198–4205.</w:t>
+        <w:t xml:space="preserve">Philosophical Transactions of the Royal Society A</w:t>
+      </w:r>
+      <w:r>
+        <w:t xml:space="preserve">, vol. 384, no. 2327, p. 20250079, 2026.</w:t>
       </w:r>
     </w:p>
-    <w:bookmarkEnd w:id="58"/>
-    <w:bookmarkStart w:id="59" w:name="ref-kohavi1996scaling"/>
+    <w:bookmarkEnd w:id="57"/>
+    <w:bookmarkStart w:id="58" w:name="ref-chiaburu2025uncertainty"/>
     <w:p>
       <w:pPr>
         <w:pStyle w:val="Bibliography"/>
       </w:pPr>
       <w:r>
-        <w:t xml:space="preserve">[16]</w:t>
+        <w:t xml:space="preserve">[15]</w:t>
       </w:r>
       <w:r>
         <w:t xml:space="preserve"> </w:t>
@@ -7422,25 +7449,22 @@
         <w:t xml:space="preserve">	</w:t>
       </w:r>
       <w:r>
-        <w:t xml:space="preserve">R. Kohavi,</w:t>
-      </w:r>
-      <w:r>
-        <w:t xml:space="preserve"> </w:t>
-      </w:r>
-      <w:r>
-        <w:t xml:space="preserve">“Scaling up the accuracy of</w:t>
-      </w:r>
-      <w:r>
-        <w:t xml:space="preserve"> </w:t>
-      </w:r>
-      <w:r>
-        <w:t xml:space="preserve">Naive-Bayes</w:t>
-      </w:r>
-      <w:r>
-        <w:t xml:space="preserve"> </w:t>
-      </w:r>
-      <w:r>
-        <w:t xml:space="preserve">classifiers: A decision-tree hybrid,”</w:t>
+        <w:t xml:space="preserve">T. Chiaburu, F. Bießmann, and F. Haußer,</w:t>
+      </w:r>
+      <w:r>
+        <w:t xml:space="preserve"> </w:t>
+      </w:r>
+      <w:r>
+        <w:t xml:space="preserve">“Uncertainty propagation in</w:t>
+      </w:r>
+      <w:r>
+        <w:t xml:space="preserve"> </w:t>
+      </w:r>
+      <w:r>
+        <w:t xml:space="preserve">XAI</w:t>
+      </w:r>
+      <w:r>
+        <w:t xml:space="preserve">: A comparison of analytical and empirical estimators,”</w:t>
       </w:r>
       <w:r>
         <w:t xml:space="preserve"> </w:t>
@@ -7456,20 +7480,20 @@
           <w:i/>
           <w:iCs/>
         </w:rPr>
-        <w:t xml:space="preserve">Proceedings of the second international conference on knowledge discovery and data mining</w:t>
-      </w:r>
-      <w:r>
-        <w:t xml:space="preserve">, 1996, pp. 202–207.</w:t>
+        <w:t xml:space="preserve">Explainable artificial intelligence: Third world conference, xAI 2025</w:t>
+      </w:r>
+      <w:r>
+        <w:t xml:space="preserve">, in Communications in computer and information science. Springer, 2025, pp. 390–411.</w:t>
       </w:r>
     </w:p>
-    <w:bookmarkEnd w:id="59"/>
-    <w:bookmarkStart w:id="60" w:name="ref-becker1996adult"/>
+    <w:bookmarkEnd w:id="58"/>
+    <w:bookmarkStart w:id="60" w:name="ref-christodoulou2026impact"/>
     <w:p>
       <w:pPr>
         <w:pStyle w:val="Bibliography"/>
       </w:pPr>
       <w:r>
-        <w:t xml:space="preserve">[17]</w:t>
+        <w:t xml:space="preserve">[16]</w:t>
       </w:r>
       <w:r>
         <w:t xml:space="preserve"> </w:t>
@@ -7478,29 +7502,142 @@
         <w:t xml:space="preserve">	</w:t>
       </w:r>
       <w:r>
-        <w:t xml:space="preserve">B. Becker and R. Kohavi,</w:t>
-      </w:r>
-      <w:r>
-        <w:t xml:space="preserve"> </w:t>
-      </w:r>
-      <w:r>
-        <w:t xml:space="preserve">“Adult [dataset].”</w:t>
-      </w:r>
-      <w:r>
-        <w:t xml:space="preserve"> </w:t>
-      </w:r>
-      <w:r>
-        <w:t xml:space="preserve">UCI Machine Learning Repository, 1996.</w:t>
+        <w:t xml:space="preserve">L. Christodoulou and C. Sun,</w:t>
+      </w:r>
+      <w:r>
+        <w:t xml:space="preserve"> </w:t>
+      </w:r>
+      <w:r>
+        <w:t xml:space="preserve">“The impact of machine learning uncertainty on the robustness of counterfactual explanations,”</w:t>
+      </w:r>
+      <w:r>
+        <w:t xml:space="preserve"> </w:t>
+      </w:r>
+      <w:r>
+        <w:rPr>
+          <w:i/>
+          <w:iCs/>
+        </w:rPr>
+        <w:t xml:space="preserve">Expert Systems with Applications</w:t>
+      </w:r>
+      <w:r>
+        <w:t xml:space="preserve">, vol. 309, p. 131198, 2026, doi:</w:t>
+      </w:r>
+      <w:r>
+        <w:t xml:space="preserve"> </w:t>
+      </w:r>
+      <w:hyperlink r:id="rId59">
+        <w:r>
+          <w:rPr>
+            <w:rStyle w:val="Hyperlink"/>
+          </w:rPr>
+          <w:t xml:space="preserve">10.1016/j.eswa.2026.131198</w:t>
+        </w:r>
+      </w:hyperlink>
+      <w:r>
+        <w:t xml:space="preserve">.</w:t>
       </w:r>
     </w:p>
     <w:bookmarkEnd w:id="60"/>
-    <w:bookmarkStart w:id="61" w:name="ref-breiman2001random"/>
+    <w:bookmarkStart w:id="62" w:name="ref-cheng2026uncertainty"/>
     <w:p>
       <w:pPr>
         <w:pStyle w:val="Bibliography"/>
       </w:pPr>
       <w:r>
+        <w:t xml:space="preserve">[17]</w:t>
+      </w:r>
+      <w:r>
+        <w:t xml:space="preserve"> </w:t>
+      </w:r>
+      <w:r>
+        <w:t xml:space="preserve">	</w:t>
+      </w:r>
+      <w:r>
+        <w:t xml:space="preserve">X. Cheng, T. Wang, D. Zhu, and J. Ma,</w:t>
+      </w:r>
+      <w:r>
+        <w:t xml:space="preserve"> </w:t>
+      </w:r>
+      <w:r>
+        <w:t xml:space="preserve">“Uncertainty explanation of artificial intelligence models by</w:t>
+      </w:r>
+      <w:r>
+        <w:t xml:space="preserve"> </w:t>
+      </w:r>
+      <w:r>
+        <w:t xml:space="preserve">SHAP</w:t>
+      </w:r>
+      <w:r>
+        <w:t xml:space="preserve">,”</w:t>
+      </w:r>
+      <w:r>
+        <w:t xml:space="preserve"> </w:t>
+      </w:r>
+      <w:r>
+        <w:rPr>
+          <w:i/>
+          <w:iCs/>
+        </w:rPr>
+        <w:t xml:space="preserve">Knowledge-Based Systems</w:t>
+      </w:r>
+      <w:r>
+        <w:t xml:space="preserve">, vol. 337, p. 115437, 2026, doi:</w:t>
+      </w:r>
+      <w:r>
+        <w:t xml:space="preserve"> </w:t>
+      </w:r>
+      <w:hyperlink r:id="rId61">
+        <w:r>
+          <w:rPr>
+            <w:rStyle w:val="Hyperlink"/>
+          </w:rPr>
+          <w:t xml:space="preserve">10.1016/j.knosys.2026.115437</w:t>
+        </w:r>
+      </w:hyperlink>
+      <w:r>
+        <w:t xml:space="preserve">.</w:t>
+      </w:r>
+    </w:p>
+    <w:bookmarkEnd w:id="62"/>
+    <w:bookmarkStart w:id="63" w:name="ref-becker1996adult"/>
+    <w:p>
+      <w:pPr>
+        <w:pStyle w:val="Bibliography"/>
+      </w:pPr>
+      <w:r>
         <w:t xml:space="preserve">[18]</w:t>
+      </w:r>
+      <w:r>
+        <w:t xml:space="preserve"> </w:t>
+      </w:r>
+      <w:r>
+        <w:t xml:space="preserve">	</w:t>
+      </w:r>
+      <w:r>
+        <w:t xml:space="preserve">B. Becker and R. Kohavi,</w:t>
+      </w:r>
+      <w:r>
+        <w:t xml:space="preserve"> </w:t>
+      </w:r>
+      <w:r>
+        <w:t xml:space="preserve">“Adult [dataset].”</w:t>
+      </w:r>
+      <w:r>
+        <w:t xml:space="preserve"> </w:t>
+      </w:r>
+      <w:r>
+        <w:t xml:space="preserve">UCI Machine Learning Repository, 1996.</w:t>
+      </w:r>
+    </w:p>
+    <w:bookmarkEnd w:id="63"/>
+    <w:bookmarkStart w:id="64" w:name="ref-breiman2001random"/>
+    <w:p>
+      <w:pPr>
+        <w:pStyle w:val="Bibliography"/>
+      </w:pPr>
+      <w:r>
+        <w:t xml:space="preserve">[19]</w:t>
       </w:r>
       <w:r>
         <w:t xml:space="preserve"> </w:t>
@@ -7531,14 +7668,14 @@
         <w:t xml:space="preserve">, vol. 45, no. 1, pp. 5–32, 2001.</w:t>
       </w:r>
     </w:p>
-    <w:bookmarkEnd w:id="61"/>
-    <w:bookmarkStart w:id="62" w:name="ref-chen2016xgboost"/>
+    <w:bookmarkEnd w:id="64"/>
+    <w:bookmarkStart w:id="65" w:name="ref-chen2016xgboost"/>
     <w:p>
       <w:pPr>
         <w:pStyle w:val="Bibliography"/>
       </w:pPr>
       <w:r>
-        <w:t xml:space="preserve">[19]</w:t>
+        <w:t xml:space="preserve">[20]</w:t>
       </w:r>
       <w:r>
         <w:t xml:space="preserve"> </w:t>
@@ -7581,14 +7718,14 @@
         <w:t xml:space="preserve">, 2016, pp. 785–794.</w:t>
       </w:r>
     </w:p>
-    <w:bookmarkEnd w:id="62"/>
-    <w:bookmarkStart w:id="63" w:name="ref-hofmann1994statlog"/>
+    <w:bookmarkEnd w:id="65"/>
+    <w:bookmarkStart w:id="66" w:name="ref-hofmann1994statlog"/>
     <w:p>
       <w:pPr>
         <w:pStyle w:val="Bibliography"/>
       </w:pPr>
       <w:r>
-        <w:t xml:space="preserve">[20]</w:t>
+        <w:t xml:space="preserve">[21]</w:t>
       </w:r>
       <w:r>
         <w:t xml:space="preserve"> </w:t>
@@ -7621,14 +7758,14 @@
         <w:t xml:space="preserve">UCI Machine Learning Repository, 1994.</w:t>
       </w:r>
     </w:p>
-    <w:bookmarkEnd w:id="63"/>
-    <w:bookmarkStart w:id="64" w:name="ref-wilcoxon1945individual"/>
+    <w:bookmarkEnd w:id="66"/>
+    <w:bookmarkStart w:id="67" w:name="ref-wilcoxon1945individual"/>
     <w:p>
       <w:pPr>
         <w:pStyle w:val="Bibliography"/>
       </w:pPr>
       <w:r>
-        <w:t xml:space="preserve">[21]</w:t>
+        <w:t xml:space="preserve">[22]</w:t>
       </w:r>
       <w:r>
         <w:t xml:space="preserve"> </w:t>
@@ -7659,14 +7796,14 @@
         <w:t xml:space="preserve">, vol. 1, no. 6, pp. 80–83, 1945.</w:t>
       </w:r>
     </w:p>
-    <w:bookmarkEnd w:id="64"/>
-    <w:bookmarkStart w:id="65" w:name="ref-holm1979simple"/>
+    <w:bookmarkEnd w:id="67"/>
+    <w:bookmarkStart w:id="68" w:name="ref-holm1979simple"/>
     <w:p>
       <w:pPr>
         <w:pStyle w:val="Bibliography"/>
       </w:pPr>
       <w:r>
-        <w:t xml:space="preserve">[22]</w:t>
+        <w:t xml:space="preserve">[23]</w:t>
       </w:r>
       <w:r>
         <w:t xml:space="preserve"> </w:t>
@@ -7697,14 +7834,14 @@
         <w:t xml:space="preserve">, vol. 6, no. 2, pp. 65–70, 1979.</w:t>
       </w:r>
     </w:p>
-    <w:bookmarkEnd w:id="65"/>
-    <w:bookmarkStart w:id="66" w:name="ref-lakens2013calculating"/>
+    <w:bookmarkEnd w:id="68"/>
+    <w:bookmarkStart w:id="69" w:name="ref-lakens2013calculating"/>
     <w:p>
       <w:pPr>
         <w:pStyle w:val="Bibliography"/>
       </w:pPr>
       <w:r>
-        <w:t xml:space="preserve">[23]</w:t>
+        <w:t xml:space="preserve">[24]</w:t>
       </w:r>
       <w:r>
         <w:t xml:space="preserve"> </w:t>
@@ -7744,14 +7881,14 @@
         <w:t xml:space="preserve">, vol. 4, p. 863, 2013.</w:t>
       </w:r>
     </w:p>
-    <w:bookmarkEnd w:id="66"/>
-    <w:bookmarkStart w:id="68" w:name="ref-kruskal1952use"/>
+    <w:bookmarkEnd w:id="69"/>
+    <w:bookmarkStart w:id="71" w:name="ref-kruskal1952use"/>
     <w:p>
       <w:pPr>
         <w:pStyle w:val="Bibliography"/>
       </w:pPr>
       <w:r>
-        <w:t xml:space="preserve">[24]</w:t>
+        <w:t xml:space="preserve">[25]</w:t>
       </w:r>
       <w:r>
         <w:t xml:space="preserve"> </w:t>
@@ -7784,7 +7921,7 @@
       <w:r>
         <w:t xml:space="preserve"> </w:t>
       </w:r>
-      <w:hyperlink r:id="rId67">
+      <w:hyperlink r:id="rId70">
         <w:r>
           <w:rPr>
             <w:rStyle w:val="Hyperlink"/>
@@ -7796,14 +7933,14 @@
         <w:t xml:space="preserve">.</w:t>
       </w:r>
     </w:p>
-    <w:bookmarkEnd w:id="68"/>
-    <w:bookmarkStart w:id="70" w:name="ref-cameron2015practitioner"/>
+    <w:bookmarkEnd w:id="71"/>
+    <w:bookmarkStart w:id="73" w:name="ref-cameron2015practitioner"/>
     <w:p>
       <w:pPr>
         <w:pStyle w:val="Bibliography"/>
       </w:pPr>
       <w:r>
-        <w:t xml:space="preserve">[25]</w:t>
+        <w:t xml:space="preserve">[26]</w:t>
       </w:r>
       <w:r>
         <w:t xml:space="preserve"> </w:t>
@@ -7836,7 +7973,7 @@
       <w:r>
         <w:t xml:space="preserve"> </w:t>
       </w:r>
-      <w:hyperlink r:id="rId69">
+      <w:hyperlink r:id="rId72">
         <w:r>
           <w:rPr>
             <w:rStyle w:val="Hyperlink"/>
@@ -7848,14 +7985,14 @@
         <w:t xml:space="preserve">.</w:t>
       </w:r>
     </w:p>
-    <w:bookmarkEnd w:id="70"/>
-    <w:bookmarkStart w:id="71" w:name="ref-platt1999probabilistic"/>
+    <w:bookmarkEnd w:id="73"/>
+    <w:bookmarkStart w:id="74" w:name="ref-platt1999probabilistic"/>
     <w:p>
       <w:pPr>
         <w:pStyle w:val="Bibliography"/>
       </w:pPr>
       <w:r>
-        <w:t xml:space="preserve">[26]</w:t>
+        <w:t xml:space="preserve">[27]</w:t>
       </w:r>
       <w:r>
         <w:t xml:space="preserve"> </w:t>
@@ -7892,9 +8029,9 @@
         <w:t xml:space="preserve">, A. J. Smola, P. Bartlett, B. Schölkopf, and D. Schuurmans, Eds., MIT Press, 1999, pp. 61–74.</w:t>
       </w:r>
     </w:p>
-    <w:bookmarkEnd w:id="71"/>
-    <w:bookmarkEnd w:id="72"/>
-    <w:bookmarkEnd w:id="73"/>
+    <w:bookmarkEnd w:id="74"/>
+    <w:bookmarkEnd w:id="75"/>
+    <w:bookmarkEnd w:id="76"/>
     <w:sectPr>
       <w:pgSz w:w="12240" w:h="15840"/>
       <w:pgMar w:top="1418" w:right="1418" w:bottom="1418" w:left="1418" w:header="720" w:footer="720" w:gutter="0"/>

--- a/docs/reports/paper_d/submission/paper_d_full.docx
+++ b/docs/reports/paper_d/submission/paper_d_full.docx
@@ -119,13 +119,13 @@
         <w:t xml:space="preserve"> </w:t>
       </w:r>
       <w:r>
-        <w:t xml:space="preserve">post-hoc explanations are less reliable when the model is wrong. Using an existing</w:t>
-      </w:r>
-      <w:r>
-        <w:t xml:space="preserve"> </w:t>
-      </w:r>
-      <w:r>
-        <w:t xml:space="preserve">benchmark on the UCI Adult data, we compare fidelity, stability and faithfulness gap</w:t>
+        <w:t xml:space="preserve">post-hoc explanations are less reliable when the model is wrong. On the UCI Adult Income</w:t>
+      </w:r>
+      <w:r>
+        <w:t xml:space="preserve"> </w:t>
+      </w:r>
+      <w:r>
+        <w:t xml:space="preserve">dataset, we compare fidelity, stability and faithfulness gap</w:t>
       </w:r>
       <w:r>
         <w:t xml:space="preserve"> </w:t>
@@ -149,19 +149,19 @@
         <w:t xml:space="preserve"> </w:t>
       </w:r>
       <w:r>
-        <w:t xml:space="preserve">signed-rank tests with Holm correction, a control for the prediction margin, and an</w:t>
-      </w:r>
-      <w:r>
-        <w:t xml:space="preserve"> </w:t>
-      </w:r>
-      <w:r>
-        <w:t xml:space="preserve">external check on German Credit. Explanations were less stable on misclassified instances</w:t>
-      </w:r>
-      <w:r>
-        <w:t xml:space="preserve"> </w:t>
-      </w:r>
-      <w:r>
-        <w:t xml:space="preserve">for all four explainers, and the deficit was large for SHAP (median difference</w:t>
+        <w:t xml:space="preserve">signed-rank tests with Holm correction and a control for the prediction margin; the</w:t>
+      </w:r>
+      <w:r>
+        <w:t xml:space="preserve"> </w:t>
+      </w:r>
+      <w:r>
+        <w:t xml:space="preserve">Statlog German Credit dataset serves for external validation. Explanations were less</w:t>
+      </w:r>
+      <w:r>
+        <w:t xml:space="preserve"> </w:t>
+      </w:r>
+      <w:r>
+        <w:t xml:space="preserve">stable on misclassified instances for all four explainers, and the deficit was large for SHAP (median difference</w:t>
       </w:r>
       <w:r>
         <w:t xml:space="preserve"> </w:t>
@@ -255,13 +255,13 @@
         <w:t xml:space="preserve"> </w:t>
       </w:r>
       <w:r>
-        <w:t xml:space="preserve">opposite directions across explainers. The pattern depended on the model family, and on</w:t>
-      </w:r>
-      <w:r>
-        <w:t xml:space="preserve"> </w:t>
-      </w:r>
-      <w:r>
-        <w:t xml:space="preserve">German Credit it held for Anchors but not for SHAP stability. Quality reported as an average can therefore</w:t>
+        <w:t xml:space="preserve">opposite directions across explainers. The pattern depended on the model family; external</w:t>
+      </w:r>
+      <w:r>
+        <w:t xml:space="preserve"> </w:t>
+      </w:r>
+      <w:r>
+        <w:t xml:space="preserve">validation reproduced it for Anchors but not for SHAP stability. Quality reported as an average can therefore</w:t>
       </w:r>
       <w:r>
         <w:t xml:space="preserve"> </w:t>
@@ -333,7 +333,7 @@
         <w:t xml:space="preserve"> </w:t>
       </w:r>
       <w:r>
-        <w:t xml:space="preserve">cuando el modelo se equivoca. Con un banco de pruebas existente sobre UCI Adult,</w:t>
+        <w:t xml:space="preserve">cuando el modelo se equivoca. Sobre el conjunto de datos UCI Adult Income,</w:t>
       </w:r>
       <w:r>
         <w:t xml:space="preserve"> </w:t>
@@ -363,7 +363,13 @@
         <w:t xml:space="preserve"> </w:t>
       </w:r>
       <w:r>
-        <w:t xml:space="preserve">un control del margen de predicción y una verificación externa con German Credit.</w:t>
+        <w:t xml:space="preserve">y un control del margen de predicción; el conjunto Statlog German Credit sirve de</w:t>
+      </w:r>
+      <w:r>
+        <w:t xml:space="preserve"> </w:t>
+      </w:r>
+      <w:r>
+        <w:t xml:space="preserve">validación externa.</w:t>
       </w:r>
       <w:r>
         <w:t xml:space="preserve"> </w:t>
@@ -457,13 +463,13 @@
         <w:t xml:space="preserve"> </w:t>
       </w:r>
       <w:r>
-        <w:t xml:space="preserve">de SHAP se mantuvieron fuera de los datos de entrenamiento. El patrón dependió de la familia de modelos y, en German Credit, se mantuvo</w:t>
-      </w:r>
-      <w:r>
-        <w:t xml:space="preserve"> </w:t>
-      </w:r>
-      <w:r>
-        <w:t xml:space="preserve">para Anchors pero no para la estabilidad de SHAP. La calidad promedio puede exagerar la</w:t>
+        <w:t xml:space="preserve">de SHAP se mantuvieron fuera de los datos de entrenamiento. El patrón dependió de la familia de modelos; la validación externa lo</w:t>
+      </w:r>
+      <w:r>
+        <w:t xml:space="preserve"> </w:t>
+      </w:r>
+      <w:r>
+        <w:t xml:space="preserve">reprodujo para Anchors, pero no para la estabilidad de SHAP. La calidad promedio puede exagerar la</w:t>
       </w:r>
       <w:r>
         <w:t xml:space="preserve"> </w:t>
@@ -836,13 +842,13 @@
         <w:t xml:space="preserve">Materials and methods</w:t>
       </w:r>
     </w:p>
-    <w:bookmarkStart w:id="12" w:name="benchmark-and-data"/>
+    <w:bookmarkStart w:id="12" w:name="datasets-and-experimental-runs"/>
     <w:p>
       <w:pPr>
         <w:pStyle w:val="Heading2"/>
       </w:pPr>
       <w:r>
-        <w:t xml:space="preserve">Benchmark and data</w:t>
+        <w:t xml:space="preserve">Datasets and experimental runs</w:t>
       </w:r>
     </w:p>
     <w:p>
@@ -850,7 +856,7 @@
         <w:pStyle w:val="FirstParagraph"/>
       </w:pPr>
       <w:r>
-        <w:t xml:space="preserve">The data are the runs of an existing benchmark on the UCI Adult income data</w:t>
+        <w:t xml:space="preserve">Two tabular datasets are used: UCI Adult Income</w:t>
       </w:r>
       <w:r>
         <w:t xml:space="preserve"> </w:t>
@@ -859,7 +865,34 @@
         <w:t xml:space="preserve">[18]</w:t>
       </w:r>
       <w:r>
-        <w:t xml:space="preserve">, released with its protocol in</w:t>
+        <w:t xml:space="preserve"> </w:t>
+      </w:r>
+      <w:r>
+        <w:t xml:space="preserve">(primary) and Statlog</w:t>
+      </w:r>
+      <w:r>
+        <w:t xml:space="preserve"> </w:t>
+      </w:r>
+      <w:r>
+        <w:t xml:space="preserve">German Credit</w:t>
+      </w:r>
+      <w:r>
+        <w:t xml:space="preserve"> </w:t>
+      </w:r>
+      <w:r>
+        <w:t xml:space="preserve">[19]</w:t>
+      </w:r>
+      <w:r>
+        <w:t xml:space="preserve"> </w:t>
+      </w:r>
+      <w:r>
+        <w:t xml:space="preserve">(external validation). The explanation runs come from</w:t>
+      </w:r>
+      <w:r>
+        <w:t xml:space="preserve"> </w:t>
+      </w:r>
+      <w:r>
+        <w:t xml:space="preserve">a benchmark whose protocol is described in</w:t>
       </w:r>
       <w:r>
         <w:t xml:space="preserve"> </w:t>
@@ -868,25 +901,25 @@
         <w:t xml:space="preserve">[9]</w:t>
       </w:r>
       <w:r>
-        <w:t xml:space="preserve">. That study, and a later analysis of the same runs, compare</w:t>
-      </w:r>
-      <w:r>
-        <w:t xml:space="preserve"> </w:t>
-      </w:r>
-      <w:r>
-        <w:t xml:space="preserve">explainers by their average quality; the present analysis reports none of their results</w:t>
-      </w:r>
-      <w:r>
-        <w:t xml:space="preserve"> </w:t>
-      </w:r>
-      <w:r>
-        <w:t xml:space="preserve">and compares each explainer with itself, between correct and misclassified instances of</w:t>
-      </w:r>
-      <w:r>
-        <w:t xml:space="preserve"> </w:t>
-      </w:r>
-      <w:r>
-        <w:t xml:space="preserve">the same run.</w:t>
+        <w:t xml:space="preserve">. That study, and a</w:t>
+      </w:r>
+      <w:r>
+        <w:t xml:space="preserve"> </w:t>
+      </w:r>
+      <w:r>
+        <w:t xml:space="preserve">later analysis of the same runs, compare explainers by their average quality; the present</w:t>
+      </w:r>
+      <w:r>
+        <w:t xml:space="preserve"> </w:t>
+      </w:r>
+      <w:r>
+        <w:t xml:space="preserve">analysis reports none of their results and compares each explainer with itself, between</w:t>
+      </w:r>
+      <w:r>
+        <w:t xml:space="preserve"> </w:t>
+      </w:r>
+      <w:r>
+        <w:t xml:space="preserve">correct and misclassified instances of the same run.</w:t>
       </w:r>
     </w:p>
     <w:p>
@@ -900,7 +933,7 @@
         <w:t xml:space="preserve"> </w:t>
       </w:r>
       <w:r>
-        <w:t xml:space="preserve">[19]</w:t>
+        <w:t xml:space="preserve">[20]</w:t>
       </w:r>
       <w:r>
         <w:t xml:space="preserve">, XGBoost</w:t>
@@ -909,7 +942,7 @@
         <w:t xml:space="preserve"> </w:t>
       </w:r>
       <w:r>
-        <w:t xml:space="preserve">[20]</w:t>
+        <w:t xml:space="preserve">[21]</w:t>
       </w:r>
       <w:r>
         <w:t xml:space="preserve">, a support vector machine and a</w:t>
@@ -1025,28 +1058,13 @@
         <w:t xml:space="preserve"> </w:t>
       </w:r>
       <w:r>
-        <w:t xml:space="preserve">278 instances without a quadrant were excluded. The external check</w:t>
-      </w:r>
-      <w:r>
-        <w:t xml:space="preserve"> </w:t>
-      </w:r>
-      <w:r>
-        <w:t xml:space="preserve">uses the benchmark’s German Credit runs</w:t>
-      </w:r>
-      <w:r>
-        <w:t xml:space="preserve"> </w:t>
-      </w:r>
-      <w:r>
-        <w:t xml:space="preserve">[21]</w:t>
-      </w:r>
-      <w:r>
-        <w:t xml:space="preserve">: random forest and</w:t>
-      </w:r>
-      <w:r>
-        <w:t xml:space="preserve"> </w:t>
-      </w:r>
-      <w:r>
-        <w:t xml:space="preserve">XGBoost, explained by SHAP and Anchors, three seeds each (12 runs, 13 to</w:t>
+        <w:t xml:space="preserve">278 instances without a quadrant were excluded. On German Credit, random</w:t>
+      </w:r>
+      <w:r>
+        <w:t xml:space="preserve"> </w:t>
+      </w:r>
+      <w:r>
+        <w:t xml:space="preserve">forest and XGBoost were explained by SHAP and Anchors with three seeds each (12 runs, 13 to</w:t>
       </w:r>
       <w:r>
         <w:t xml:space="preserve"> </w:t>
@@ -7631,13 +7649,53 @@
       </w:r>
     </w:p>
     <w:bookmarkEnd w:id="63"/>
-    <w:bookmarkStart w:id="64" w:name="ref-breiman2001random"/>
+    <w:bookmarkStart w:id="64" w:name="ref-hofmann1994statlog"/>
     <w:p>
       <w:pPr>
         <w:pStyle w:val="Bibliography"/>
       </w:pPr>
       <w:r>
         <w:t xml:space="preserve">[19]</w:t>
+      </w:r>
+      <w:r>
+        <w:t xml:space="preserve"> </w:t>
+      </w:r>
+      <w:r>
+        <w:t xml:space="preserve">	</w:t>
+      </w:r>
+      <w:r>
+        <w:t xml:space="preserve">H. Hofmann,</w:t>
+      </w:r>
+      <w:r>
+        <w:t xml:space="preserve"> </w:t>
+      </w:r>
+      <w:r>
+        <w:t xml:space="preserve">“Statlog (</w:t>
+      </w:r>
+      <w:r>
+        <w:t xml:space="preserve">German</w:t>
+      </w:r>
+      <w:r>
+        <w:t xml:space="preserve"> </w:t>
+      </w:r>
+      <w:r>
+        <w:t xml:space="preserve">credit data) [dataset].”</w:t>
+      </w:r>
+      <w:r>
+        <w:t xml:space="preserve"> </w:t>
+      </w:r>
+      <w:r>
+        <w:t xml:space="preserve">UCI Machine Learning Repository, 1994.</w:t>
+      </w:r>
+    </w:p>
+    <w:bookmarkEnd w:id="64"/>
+    <w:bookmarkStart w:id="65" w:name="ref-breiman2001random"/>
+    <w:p>
+      <w:pPr>
+        <w:pStyle w:val="Bibliography"/>
+      </w:pPr>
+      <w:r>
+        <w:t xml:space="preserve">[20]</w:t>
       </w:r>
       <w:r>
         <w:t xml:space="preserve"> </w:t>
@@ -7668,14 +7726,14 @@
         <w:t xml:space="preserve">, vol. 45, no. 1, pp. 5–32, 2001.</w:t>
       </w:r>
     </w:p>
-    <w:bookmarkEnd w:id="64"/>
-    <w:bookmarkStart w:id="65" w:name="ref-chen2016xgboost"/>
+    <w:bookmarkEnd w:id="65"/>
+    <w:bookmarkStart w:id="66" w:name="ref-chen2016xgboost"/>
     <w:p>
       <w:pPr>
         <w:pStyle w:val="Bibliography"/>
       </w:pPr>
       <w:r>
-        <w:t xml:space="preserve">[20]</w:t>
+        <w:t xml:space="preserve">[21]</w:t>
       </w:r>
       <w:r>
         <w:t xml:space="preserve"> </w:t>
@@ -7716,46 +7774,6 @@
       </w:r>
       <w:r>
         <w:t xml:space="preserve">, 2016, pp. 785–794.</w:t>
-      </w:r>
-    </w:p>
-    <w:bookmarkEnd w:id="65"/>
-    <w:bookmarkStart w:id="66" w:name="ref-hofmann1994statlog"/>
-    <w:p>
-      <w:pPr>
-        <w:pStyle w:val="Bibliography"/>
-      </w:pPr>
-      <w:r>
-        <w:t xml:space="preserve">[21]</w:t>
-      </w:r>
-      <w:r>
-        <w:t xml:space="preserve"> </w:t>
-      </w:r>
-      <w:r>
-        <w:t xml:space="preserve">	</w:t>
-      </w:r>
-      <w:r>
-        <w:t xml:space="preserve">H. Hofmann,</w:t>
-      </w:r>
-      <w:r>
-        <w:t xml:space="preserve"> </w:t>
-      </w:r>
-      <w:r>
-        <w:t xml:space="preserve">“Statlog (</w:t>
-      </w:r>
-      <w:r>
-        <w:t xml:space="preserve">German</w:t>
-      </w:r>
-      <w:r>
-        <w:t xml:space="preserve"> </w:t>
-      </w:r>
-      <w:r>
-        <w:t xml:space="preserve">credit data) [dataset].”</w:t>
-      </w:r>
-      <w:r>
-        <w:t xml:space="preserve"> </w:t>
-      </w:r>
-      <w:r>
-        <w:t xml:space="preserve">UCI Machine Learning Repository, 1994.</w:t>
       </w:r>
     </w:p>
     <w:bookmarkEnd w:id="66"/>

--- a/docs/reports/paper_d/submission/paper_d_full.docx
+++ b/docs/reports/paper_d/submission/paper_d_full.docx
@@ -6669,7 +6669,7 @@
       </w:r>
     </w:p>
     <w:bookmarkEnd w:id="39"/>
-    <w:bookmarkStart w:id="76" w:name="acknowledgments"/>
+    <w:bookmarkStart w:id="77" w:name="acknowledgments"/>
     <w:p>
       <w:pPr>
         <w:pStyle w:val="Heading1"/>
@@ -6704,7 +6704,7 @@
         <w:t xml:space="preserve">statement and is responsible for the content.</w:t>
       </w:r>
     </w:p>
-    <w:bookmarkStart w:id="75" w:name="refs"/>
+    <w:bookmarkStart w:id="76" w:name="refs"/>
     <w:bookmarkStart w:id="40" w:name="ref-lundberg2017unified"/>
     <w:p>
       <w:pPr>
@@ -7452,7 +7452,7 @@
       </w:r>
     </w:p>
     <w:bookmarkEnd w:id="57"/>
-    <w:bookmarkStart w:id="58" w:name="ref-chiaburu2025uncertainty"/>
+    <w:bookmarkStart w:id="59" w:name="ref-chiaburu2026uncertainty"/>
     <w:p>
       <w:pPr>
         <w:pStyle w:val="Bibliography"/>
@@ -7498,14 +7498,37 @@
           <w:i/>
           <w:iCs/>
         </w:rPr>
-        <w:t xml:space="preserve">Explainable artificial intelligence: Third world conference, xAI 2025</w:t>
-      </w:r>
-      <w:r>
-        <w:t xml:space="preserve">, in Communications in computer and information science. Springer, 2025, pp. 390–411.</w:t>
+        <w:t xml:space="preserve">Explainable Artificial Intelligence (xAI 2025)</w:t>
+      </w:r>
+      <w:r>
+        <w:t xml:space="preserve">, in</w:t>
+      </w:r>
+      <w:r>
+        <w:t xml:space="preserve"> </w:t>
+      </w:r>
+      <w:r>
+        <w:t xml:space="preserve">Communications in Computer and Information Science</w:t>
+      </w:r>
+      <w:r>
+        <w:t xml:space="preserve">, vol. 2580. Springer, 2026, pp. 390–411. doi:</w:t>
+      </w:r>
+      <w:r>
+        <w:t xml:space="preserve"> </w:t>
+      </w:r>
+      <w:hyperlink r:id="rId58">
+        <w:r>
+          <w:rPr>
+            <w:rStyle w:val="Hyperlink"/>
+          </w:rPr>
+          <w:t xml:space="preserve">10.1007/978-3-032-08333-3_18</w:t>
+        </w:r>
+      </w:hyperlink>
+      <w:r>
+        <w:t xml:space="preserve">.</w:t>
       </w:r>
     </w:p>
-    <w:bookmarkEnd w:id="58"/>
-    <w:bookmarkStart w:id="60" w:name="ref-christodoulou2026impact"/>
+    <w:bookmarkEnd w:id="59"/>
+    <w:bookmarkStart w:id="61" w:name="ref-christodoulou2026impact"/>
     <w:p>
       <w:pPr>
         <w:pStyle w:val="Bibliography"/>
@@ -7544,7 +7567,7 @@
       <w:r>
         <w:t xml:space="preserve"> </w:t>
       </w:r>
-      <w:hyperlink r:id="rId59">
+      <w:hyperlink r:id="rId60">
         <w:r>
           <w:rPr>
             <w:rStyle w:val="Hyperlink"/>
@@ -7556,8 +7579,8 @@
         <w:t xml:space="preserve">.</w:t>
       </w:r>
     </w:p>
-    <w:bookmarkEnd w:id="60"/>
-    <w:bookmarkStart w:id="62" w:name="ref-cheng2026uncertainty"/>
+    <w:bookmarkEnd w:id="61"/>
+    <w:bookmarkStart w:id="63" w:name="ref-cheng2026uncertainty"/>
     <w:p>
       <w:pPr>
         <w:pStyle w:val="Bibliography"/>
@@ -7605,7 +7628,7 @@
       <w:r>
         <w:t xml:space="preserve"> </w:t>
       </w:r>
-      <w:hyperlink r:id="rId61">
+      <w:hyperlink r:id="rId62">
         <w:r>
           <w:rPr>
             <w:rStyle w:val="Hyperlink"/>
@@ -7617,8 +7640,8 @@
         <w:t xml:space="preserve">.</w:t>
       </w:r>
     </w:p>
-    <w:bookmarkEnd w:id="62"/>
-    <w:bookmarkStart w:id="63" w:name="ref-becker1996adult"/>
+    <w:bookmarkEnd w:id="63"/>
+    <w:bookmarkStart w:id="64" w:name="ref-becker1996adult"/>
     <w:p>
       <w:pPr>
         <w:pStyle w:val="Bibliography"/>
@@ -7646,50 +7669,50 @@
       </w:r>
       <w:r>
         <w:t xml:space="preserve">UCI Machine Learning Repository, 1996.</w:t>
-      </w:r>
-    </w:p>
-    <w:bookmarkEnd w:id="63"/>
-    <w:bookmarkStart w:id="64" w:name="ref-hofmann1994statlog"/>
-    <w:p>
-      <w:pPr>
-        <w:pStyle w:val="Bibliography"/>
-      </w:pPr>
-      <w:r>
-        <w:t xml:space="preserve">[19]</w:t>
-      </w:r>
-      <w:r>
-        <w:t xml:space="preserve"> </w:t>
-      </w:r>
-      <w:r>
-        <w:t xml:space="preserve">	</w:t>
-      </w:r>
-      <w:r>
-        <w:t xml:space="preserve">H. Hofmann,</w:t>
-      </w:r>
-      <w:r>
-        <w:t xml:space="preserve"> </w:t>
-      </w:r>
-      <w:r>
-        <w:t xml:space="preserve">“Statlog (</w:t>
-      </w:r>
-      <w:r>
-        <w:t xml:space="preserve">German</w:t>
-      </w:r>
-      <w:r>
-        <w:t xml:space="preserve"> </w:t>
-      </w:r>
-      <w:r>
-        <w:t xml:space="preserve">credit data) [dataset].”</w:t>
-      </w:r>
-      <w:r>
-        <w:t xml:space="preserve"> </w:t>
-      </w:r>
-      <w:r>
-        <w:t xml:space="preserve">UCI Machine Learning Repository, 1994.</w:t>
       </w:r>
     </w:p>
     <w:bookmarkEnd w:id="64"/>
-    <w:bookmarkStart w:id="65" w:name="ref-breiman2001random"/>
+    <w:bookmarkStart w:id="65" w:name="ref-hofmann1994statlog"/>
+    <w:p>
+      <w:pPr>
+        <w:pStyle w:val="Bibliography"/>
+      </w:pPr>
+      <w:r>
+        <w:t xml:space="preserve">[19]</w:t>
+      </w:r>
+      <w:r>
+        <w:t xml:space="preserve"> </w:t>
+      </w:r>
+      <w:r>
+        <w:t xml:space="preserve">	</w:t>
+      </w:r>
+      <w:r>
+        <w:t xml:space="preserve">H. Hofmann,</w:t>
+      </w:r>
+      <w:r>
+        <w:t xml:space="preserve"> </w:t>
+      </w:r>
+      <w:r>
+        <w:t xml:space="preserve">“Statlog (</w:t>
+      </w:r>
+      <w:r>
+        <w:t xml:space="preserve">German</w:t>
+      </w:r>
+      <w:r>
+        <w:t xml:space="preserve"> </w:t>
+      </w:r>
+      <w:r>
+        <w:t xml:space="preserve">credit data) [dataset].”</w:t>
+      </w:r>
+      <w:r>
+        <w:t xml:space="preserve"> </w:t>
+      </w:r>
+      <w:r>
+        <w:t xml:space="preserve">UCI Machine Learning Repository, 1994.</w:t>
+      </w:r>
+    </w:p>
+    <w:bookmarkEnd w:id="65"/>
+    <w:bookmarkStart w:id="66" w:name="ref-breiman2001random"/>
     <w:p>
       <w:pPr>
         <w:pStyle w:val="Bibliography"/>
@@ -7726,8 +7749,8 @@
         <w:t xml:space="preserve">, vol. 45, no. 1, pp. 5–32, 2001.</w:t>
       </w:r>
     </w:p>
-    <w:bookmarkEnd w:id="65"/>
-    <w:bookmarkStart w:id="66" w:name="ref-chen2016xgboost"/>
+    <w:bookmarkEnd w:id="66"/>
+    <w:bookmarkStart w:id="67" w:name="ref-chen2016xgboost"/>
     <w:p>
       <w:pPr>
         <w:pStyle w:val="Bibliography"/>
@@ -7776,8 +7799,8 @@
         <w:t xml:space="preserve">, 2016, pp. 785–794.</w:t>
       </w:r>
     </w:p>
-    <w:bookmarkEnd w:id="66"/>
-    <w:bookmarkStart w:id="67" w:name="ref-wilcoxon1945individual"/>
+    <w:bookmarkEnd w:id="67"/>
+    <w:bookmarkStart w:id="68" w:name="ref-wilcoxon1945individual"/>
     <w:p>
       <w:pPr>
         <w:pStyle w:val="Bibliography"/>
@@ -7814,8 +7837,8 @@
         <w:t xml:space="preserve">, vol. 1, no. 6, pp. 80–83, 1945.</w:t>
       </w:r>
     </w:p>
-    <w:bookmarkEnd w:id="67"/>
-    <w:bookmarkStart w:id="68" w:name="ref-holm1979simple"/>
+    <w:bookmarkEnd w:id="68"/>
+    <w:bookmarkStart w:id="69" w:name="ref-holm1979simple"/>
     <w:p>
       <w:pPr>
         <w:pStyle w:val="Bibliography"/>
@@ -7852,8 +7875,8 @@
         <w:t xml:space="preserve">, vol. 6, no. 2, pp. 65–70, 1979.</w:t>
       </w:r>
     </w:p>
-    <w:bookmarkEnd w:id="68"/>
-    <w:bookmarkStart w:id="69" w:name="ref-lakens2013calculating"/>
+    <w:bookmarkEnd w:id="69"/>
+    <w:bookmarkStart w:id="70" w:name="ref-lakens2013calculating"/>
     <w:p>
       <w:pPr>
         <w:pStyle w:val="Bibliography"/>
@@ -7899,8 +7922,8 @@
         <w:t xml:space="preserve">, vol. 4, p. 863, 2013.</w:t>
       </w:r>
     </w:p>
-    <w:bookmarkEnd w:id="69"/>
-    <w:bookmarkStart w:id="71" w:name="ref-kruskal1952use"/>
+    <w:bookmarkEnd w:id="70"/>
+    <w:bookmarkStart w:id="72" w:name="ref-kruskal1952use"/>
     <w:p>
       <w:pPr>
         <w:pStyle w:val="Bibliography"/>
@@ -7939,7 +7962,7 @@
       <w:r>
         <w:t xml:space="preserve"> </w:t>
       </w:r>
-      <w:hyperlink r:id="rId70">
+      <w:hyperlink r:id="rId71">
         <w:r>
           <w:rPr>
             <w:rStyle w:val="Hyperlink"/>
@@ -7951,8 +7974,8 @@
         <w:t xml:space="preserve">.</w:t>
       </w:r>
     </w:p>
-    <w:bookmarkEnd w:id="71"/>
-    <w:bookmarkStart w:id="73" w:name="ref-cameron2015practitioner"/>
+    <w:bookmarkEnd w:id="72"/>
+    <w:bookmarkStart w:id="74" w:name="ref-cameron2015practitioner"/>
     <w:p>
       <w:pPr>
         <w:pStyle w:val="Bibliography"/>
@@ -7991,7 +8014,7 @@
       <w:r>
         <w:t xml:space="preserve"> </w:t>
       </w:r>
-      <w:hyperlink r:id="rId72">
+      <w:hyperlink r:id="rId73">
         <w:r>
           <w:rPr>
             <w:rStyle w:val="Hyperlink"/>
@@ -8003,8 +8026,8 @@
         <w:t xml:space="preserve">.</w:t>
       </w:r>
     </w:p>
-    <w:bookmarkEnd w:id="73"/>
-    <w:bookmarkStart w:id="74" w:name="ref-platt1999probabilistic"/>
+    <w:bookmarkEnd w:id="74"/>
+    <w:bookmarkStart w:id="75" w:name="ref-platt1999probabilistic"/>
     <w:p>
       <w:pPr>
         <w:pStyle w:val="Bibliography"/>
@@ -8047,9 +8070,9 @@
         <w:t xml:space="preserve">, A. J. Smola, P. Bartlett, B. Schölkopf, and D. Schuurmans, Eds., MIT Press, 1999, pp. 61–74.</w:t>
       </w:r>
     </w:p>
-    <w:bookmarkEnd w:id="74"/>
     <w:bookmarkEnd w:id="75"/>
     <w:bookmarkEnd w:id="76"/>
+    <w:bookmarkEnd w:id="77"/>
     <w:sectPr>
       <w:pgSz w:w="12240" w:h="15840"/>
       <w:pgMar w:top="1418" w:right="1418" w:bottom="1418" w:left="1418" w:header="720" w:footer="720" w:gutter="0"/>

--- a/docs/reports/paper_d/submission/paper_d_full.docx
+++ b/docs/reports/paper_d/submission/paper_d_full.docx
@@ -90,10 +90,21 @@
         <w:pStyle w:val="BodyText"/>
       </w:pPr>
       <w:r>
-        <w:t xml:space="preserve">jonnabio@gmail.com ORCID: [AUTHOR: ORCID]</w:t>
-      </w:r>
+        <w:t xml:space="preserve">jonnabio@gmail.com ORCID:</w:t>
+      </w:r>
+      <w:r>
+        <w:t xml:space="preserve"> </w:t>
+      </w:r>
+      <w:hyperlink r:id="rId9">
+        <w:r>
+          <w:rPr>
+            <w:rStyle w:val="Hyperlink"/>
+          </w:rPr>
+          <w:t xml:space="preserve">https://orcid.org/0000-0002-7149-6635</w:t>
+        </w:r>
+      </w:hyperlink>
     </w:p>
-    <w:bookmarkStart w:id="9" w:name="abstract"/>
+    <w:bookmarkStart w:id="10" w:name="abstract"/>
     <w:p>
       <w:pPr>
         <w:pStyle w:val="Heading1"/>
@@ -300,8 +311,8 @@
         <w:t xml:space="preserve">misclassification; explanation reliability; SHAP; LIME.</w:t>
       </w:r>
     </w:p>
-    <w:bookmarkEnd w:id="9"/>
-    <w:bookmarkStart w:id="10" w:name="resumen"/>
+    <w:bookmarkEnd w:id="10"/>
+    <w:bookmarkStart w:id="11" w:name="resumen"/>
     <w:p>
       <w:pPr>
         <w:pStyle w:val="Heading1"/>
@@ -508,8 +519,8 @@
         <w:t xml:space="preserve">hoc; errores de clasificación; fiabilidad de las explicaciones; SHAP; LIME.</w:t>
       </w:r>
     </w:p>
-    <w:bookmarkEnd w:id="10"/>
-    <w:bookmarkStart w:id="11" w:name="introduction"/>
+    <w:bookmarkEnd w:id="11"/>
+    <w:bookmarkStart w:id="12" w:name="introduction"/>
     <w:p>
       <w:pPr>
         <w:pStyle w:val="Heading1"/>
@@ -832,8 +843,8 @@
         <w:t xml:space="preserve">(RQ4)?</w:t>
       </w:r>
     </w:p>
-    <w:bookmarkEnd w:id="11"/>
-    <w:bookmarkStart w:id="15" w:name="materials-and-methods"/>
+    <w:bookmarkEnd w:id="12"/>
+    <w:bookmarkStart w:id="16" w:name="materials-and-methods"/>
     <w:p>
       <w:pPr>
         <w:pStyle w:val="Heading1"/>
@@ -842,7 +853,7 @@
         <w:t xml:space="preserve">Materials and methods</w:t>
       </w:r>
     </w:p>
-    <w:bookmarkStart w:id="12" w:name="datasets-and-experimental-runs"/>
+    <w:bookmarkStart w:id="13" w:name="datasets-and-experimental-runs"/>
     <w:p>
       <w:pPr>
         <w:pStyle w:val="Heading2"/>
@@ -1079,8 +1090,8 @@
         <w:t xml:space="preserve">per quadrant.</w:t>
       </w:r>
     </w:p>
-    <w:bookmarkEnd w:id="12"/>
-    <w:bookmarkStart w:id="13" w:name="quality-metrics"/>
+    <w:bookmarkEnd w:id="13"/>
+    <w:bookmarkStart w:id="14" w:name="quality-metrics"/>
     <w:p>
       <w:pPr>
         <w:pStyle w:val="Heading2"/>
@@ -1922,8 +1933,8 @@
         <w:t xml:space="preserve">described.</w:t>
       </w:r>
     </w:p>
-    <w:bookmarkEnd w:id="13"/>
-    <w:bookmarkStart w:id="14" w:name="statistical-analysis"/>
+    <w:bookmarkEnd w:id="14"/>
+    <w:bookmarkStart w:id="15" w:name="statistical-analysis"/>
     <w:p>
       <w:pPr>
         <w:pStyle w:val="Heading2"/>
@@ -2738,9 +2749,9 @@
         <w:t xml:space="preserve">instances, and RQ1 on seed 42 alone; (4) a check of the mechanism proposed for RQ3.</w:t>
       </w:r>
     </w:p>
-    <w:bookmarkEnd w:id="14"/>
     <w:bookmarkEnd w:id="15"/>
-    <w:bookmarkStart w:id="35" w:name="results"/>
+    <w:bookmarkEnd w:id="16"/>
+    <w:bookmarkStart w:id="36" w:name="results"/>
     <w:p>
       <w:pPr>
         <w:pStyle w:val="Heading1"/>
@@ -2749,7 +2760,7 @@
         <w:t xml:space="preserve">Results</w:t>
       </w:r>
     </w:p>
-    <w:bookmarkStart w:id="21" w:name="X113a1311184c30a7f1c357e0d675c998f9d33b0"/>
+    <w:bookmarkStart w:id="22" w:name="X113a1311184c30a7f1c357e0d675c998f9d33b0"/>
     <w:p>
       <w:pPr>
         <w:pStyle w:val="Heading2"/>
@@ -2866,7 +2877,7 @@
         <w:t xml:space="preserve">0.005 of zero; only Anchors was slower on errors.</w:t>
       </w:r>
     </w:p>
-    <w:bookmarkStart w:id="16" w:name="tab:rq1"/>
+    <w:bookmarkStart w:id="17" w:name="tab:rq1"/>
     <w:p>
       <w:pPr>
         <w:pStyle w:val="TableCaption"/>
@@ -4560,8 +4571,8 @@
         </w:tc>
       </w:tr>
     </w:tbl>
-    <w:bookmarkEnd w:id="16"/>
-    <w:bookmarkStart w:id="20" w:name="fig:rq1"/>
+    <w:bookmarkEnd w:id="17"/>
+    <w:bookmarkStart w:id="21" w:name="fig:rq1"/>
     <w:p>
       <w:pPr>
         <w:pStyle w:val="CaptionedFigure"/>
@@ -4571,18 +4582,18 @@
           <wp:inline>
             <wp:extent cx="4800600" cy="1590214"/>
             <wp:effectExtent b="0" l="0" r="0" t="0"/>
-            <wp:docPr descr="" title="" id="18" name="Picture"/>
+            <wp:docPr descr="" title="" id="19" name="Picture"/>
             <a:graphic>
               <a:graphicData uri="http://schemas.openxmlformats.org/drawingml/2006/picture">
                 <pic:pic>
                   <pic:nvPicPr>
-                    <pic:cNvPr descr="figures/fig1.png" id="19" name="Picture"/>
+                    <pic:cNvPr descr="figures/fig1.png" id="20" name="Picture"/>
                     <pic:cNvPicPr>
                       <a:picLocks noChangeArrowheads="1" noChangeAspect="1"/>
                     </pic:cNvPicPr>
                   </pic:nvPicPr>
                   <pic:blipFill>
-                    <a:blip r:embed="rId17"/>
+                    <a:blip r:embed="rId18"/>
                     <a:stretch>
                       <a:fillRect/>
                     </a:stretch>
@@ -4635,9 +4646,9 @@
         <w:t xml:space="preserve">near zero while the mean is not). Negative values mean lower quality on errors.</w:t>
       </w:r>
     </w:p>
-    <w:bookmarkEnd w:id="20"/>
     <w:bookmarkEnd w:id="21"/>
-    <w:bookmarkStart w:id="27" w:name="model-families-and-error-types-rq2-rq3"/>
+    <w:bookmarkEnd w:id="22"/>
+    <w:bookmarkStart w:id="28" w:name="model-families-and-error-types-rq2-rq3"/>
     <w:p>
       <w:pPr>
         <w:pStyle w:val="Heading2"/>
@@ -4695,7 +4706,7 @@
         <w:t xml:space="preserve">the DiCE deficit appeared in every family.</w:t>
       </w:r>
     </w:p>
-    <w:bookmarkStart w:id="25" w:name="fig:rq2"/>
+    <w:bookmarkStart w:id="26" w:name="fig:rq2"/>
     <w:p>
       <w:pPr>
         <w:pStyle w:val="CaptionedFigure"/>
@@ -4705,18 +4716,18 @@
           <wp:inline>
             <wp:extent cx="4800600" cy="1665106"/>
             <wp:effectExtent b="0" l="0" r="0" t="0"/>
-            <wp:docPr descr="" title="" id="23" name="Picture"/>
+            <wp:docPr descr="" title="" id="24" name="Picture"/>
             <a:graphic>
               <a:graphicData uri="http://schemas.openxmlformats.org/drawingml/2006/picture">
                 <pic:pic>
                   <pic:nvPicPr>
-                    <pic:cNvPr descr="figures/fig2.png" id="24" name="Picture"/>
+                    <pic:cNvPr descr="figures/fig2.png" id="25" name="Picture"/>
                     <pic:cNvPicPr>
                       <a:picLocks noChangeArrowheads="1" noChangeAspect="1"/>
                     </pic:cNvPicPr>
                   </pic:nvPicPr>
                   <pic:blipFill>
-                    <a:blip r:embed="rId22"/>
+                    <a:blip r:embed="rId23"/>
                     <a:stretch>
                       <a:fillRect/>
                     </a:stretch>
@@ -4769,7 +4780,7 @@
         <w:t xml:space="preserve">and Anchors stability differences are small on this scale.</w:t>
       </w:r>
     </w:p>
-    <w:bookmarkEnd w:id="25"/>
+    <w:bookmarkEnd w:id="26"/>
     <w:p>
       <w:pPr>
         <w:pStyle w:val="BodyText"/>
@@ -4831,7 +4842,7 @@
         <w:t xml:space="preserve">is not comparable across predicted classes.</w:t>
       </w:r>
     </w:p>
-    <w:bookmarkStart w:id="26" w:name="tab:rq3"/>
+    <w:bookmarkStart w:id="27" w:name="tab:rq3"/>
     <w:p>
       <w:pPr>
         <w:pStyle w:val="TableCaption"/>
@@ -5262,9 +5273,9 @@
         </w:tc>
       </w:tr>
     </w:tbl>
-    <w:bookmarkEnd w:id="26"/>
     <w:bookmarkEnd w:id="27"/>
-    <w:bookmarkStart w:id="33" w:name="the-role-of-the-decision-boundary-rq4"/>
+    <w:bookmarkEnd w:id="28"/>
+    <w:bookmarkStart w:id="34" w:name="the-role-of-the-decision-boundary-rq4"/>
     <w:p>
       <w:pPr>
         <w:pStyle w:val="Heading2"/>
@@ -5374,7 +5385,7 @@
         <w:t xml:space="preserve">+0.014; DiCE’s deficit reversed).</w:t>
       </w:r>
     </w:p>
-    <w:bookmarkStart w:id="28" w:name="tab:rq4"/>
+    <w:bookmarkStart w:id="29" w:name="tab:rq4"/>
     <w:p>
       <w:pPr>
         <w:pStyle w:val="TableCaption"/>
@@ -6182,8 +6193,8 @@
         </w:tc>
       </w:tr>
     </w:tbl>
-    <w:bookmarkEnd w:id="28"/>
-    <w:bookmarkStart w:id="32" w:name="fig:rq4"/>
+    <w:bookmarkEnd w:id="29"/>
+    <w:bookmarkStart w:id="33" w:name="fig:rq4"/>
     <w:p>
       <w:pPr>
         <w:pStyle w:val="CaptionedFigure"/>
@@ -6193,18 +6204,18 @@
           <wp:inline>
             <wp:extent cx="4800600" cy="1590955"/>
             <wp:effectExtent b="0" l="0" r="0" t="0"/>
-            <wp:docPr descr="" title="" id="30" name="Picture"/>
+            <wp:docPr descr="" title="" id="31" name="Picture"/>
             <a:graphic>
               <a:graphicData uri="http://schemas.openxmlformats.org/drawingml/2006/picture">
                 <pic:pic>
                   <pic:nvPicPr>
-                    <pic:cNvPr descr="figures/fig3.png" id="31" name="Picture"/>
+                    <pic:cNvPr descr="figures/fig3.png" id="32" name="Picture"/>
                     <pic:cNvPicPr>
                       <a:picLocks noChangeArrowheads="1" noChangeAspect="1"/>
                     </pic:cNvPicPr>
                   </pic:nvPicPr>
                   <pic:blipFill>
-                    <a:blip r:embed="rId29"/>
+                    <a:blip r:embed="rId30"/>
                     <a:stretch>
                       <a:fillRect/>
                     </a:stretch>
@@ -6287,9 +6298,9 @@
         <w:t xml:space="preserve">misclassified instances (UCI Adult; bins of width 0.05 with at least 30 instances).</w:t>
       </w:r>
     </w:p>
-    <w:bookmarkEnd w:id="32"/>
     <w:bookmarkEnd w:id="33"/>
-    <w:bookmarkStart w:id="34" w:name="sec:sens"/>
+    <w:bookmarkEnd w:id="34"/>
+    <w:bookmarkStart w:id="35" w:name="sec:sens"/>
     <w:p>
       <w:pPr>
         <w:pStyle w:val="Heading2"/>
@@ -6403,9 +6414,9 @@
         <w:t xml:space="preserve">so we know of no reason for the reversal.</w:t>
       </w:r>
     </w:p>
-    <w:bookmarkEnd w:id="34"/>
     <w:bookmarkEnd w:id="35"/>
-    <w:bookmarkStart w:id="36" w:name="discussion"/>
+    <w:bookmarkEnd w:id="36"/>
+    <w:bookmarkStart w:id="37" w:name="discussion"/>
     <w:p>
       <w:pPr>
         <w:pStyle w:val="Heading1"/>
@@ -6561,8 +6572,8 @@
         <w:t xml:space="preserve">so whether users are misled needs a user study.</w:t>
       </w:r>
     </w:p>
-    <w:bookmarkEnd w:id="36"/>
-    <w:bookmarkStart w:id="37" w:name="conclusions"/>
+    <w:bookmarkEnd w:id="37"/>
+    <w:bookmarkStart w:id="38" w:name="conclusions"/>
     <w:p>
       <w:pPr>
         <w:pStyle w:val="Heading1"/>
@@ -6615,8 +6626,8 @@
         <w:t xml:space="preserve">describes the explanations that are needed least.</w:t>
       </w:r>
     </w:p>
-    <w:bookmarkEnd w:id="37"/>
-    <w:bookmarkStart w:id="39" w:name="data-availability"/>
+    <w:bookmarkEnd w:id="38"/>
+    <w:bookmarkStart w:id="40" w:name="data-availability"/>
     <w:p>
       <w:pPr>
         <w:pStyle w:val="Heading1"/>
@@ -6650,7 +6661,7 @@
       <w:r>
         <w:t xml:space="preserve"> </w:t>
       </w:r>
-      <w:hyperlink r:id="rId38">
+      <w:hyperlink r:id="rId39">
         <w:r>
           <w:rPr>
             <w:rStyle w:val="Hyperlink"/>
@@ -6668,8 +6679,8 @@
         <w:t xml:space="preserve">will be cited.</w:t>
       </w:r>
     </w:p>
-    <w:bookmarkEnd w:id="39"/>
-    <w:bookmarkStart w:id="77" w:name="acknowledgments"/>
+    <w:bookmarkEnd w:id="40"/>
+    <w:bookmarkStart w:id="78" w:name="acknowledgments"/>
     <w:p>
       <w:pPr>
         <w:pStyle w:val="Heading1"/>
@@ -6704,8 +6715,8 @@
         <w:t xml:space="preserve">statement and is responsible for the content.</w:t>
       </w:r>
     </w:p>
-    <w:bookmarkStart w:id="76" w:name="refs"/>
-    <w:bookmarkStart w:id="40" w:name="ref-lundberg2017unified"/>
+    <w:bookmarkStart w:id="77" w:name="refs"/>
+    <w:bookmarkStart w:id="41" w:name="ref-lundberg2017unified"/>
     <w:p>
       <w:pPr>
         <w:pStyle w:val="Bibliography"/>
@@ -6748,8 +6759,8 @@
         <w:t xml:space="preserve">, 2017, pp. 4765–4774.</w:t>
       </w:r>
     </w:p>
-    <w:bookmarkEnd w:id="40"/>
-    <w:bookmarkStart w:id="42" w:name="ref-ribeiro2016why"/>
+    <w:bookmarkEnd w:id="41"/>
+    <w:bookmarkStart w:id="43" w:name="ref-ribeiro2016why"/>
     <w:p>
       <w:pPr>
         <w:pStyle w:val="Bibliography"/>
@@ -6815,7 +6826,7 @@
       <w:r>
         <w:t xml:space="preserve"> </w:t>
       </w:r>
-      <w:hyperlink r:id="rId41">
+      <w:hyperlink r:id="rId42">
         <w:r>
           <w:rPr>
             <w:rStyle w:val="Hyperlink"/>
@@ -6827,8 +6838,8 @@
         <w:t xml:space="preserve">.</w:t>
       </w:r>
     </w:p>
-    <w:bookmarkEnd w:id="42"/>
-    <w:bookmarkStart w:id="44" w:name="ref-ribeiro2018anchors"/>
+    <w:bookmarkEnd w:id="43"/>
+    <w:bookmarkStart w:id="45" w:name="ref-ribeiro2018anchors"/>
     <w:p>
       <w:pPr>
         <w:pStyle w:val="Bibliography"/>
@@ -6873,7 +6884,7 @@
       <w:r>
         <w:t xml:space="preserve"> </w:t>
       </w:r>
-      <w:hyperlink r:id="rId43">
+      <w:hyperlink r:id="rId44">
         <w:r>
           <w:rPr>
             <w:rStyle w:val="Hyperlink"/>
@@ -6885,8 +6896,8 @@
         <w:t xml:space="preserve">.</w:t>
       </w:r>
     </w:p>
-    <w:bookmarkEnd w:id="44"/>
-    <w:bookmarkStart w:id="46" w:name="ref-mothilal2020dice"/>
+    <w:bookmarkEnd w:id="45"/>
+    <w:bookmarkStart w:id="47" w:name="ref-mothilal2020dice"/>
     <w:p>
       <w:pPr>
         <w:pStyle w:val="Bibliography"/>
@@ -6931,7 +6942,7 @@
       <w:r>
         <w:t xml:space="preserve"> </w:t>
       </w:r>
-      <w:hyperlink r:id="rId45">
+      <w:hyperlink r:id="rId46">
         <w:r>
           <w:rPr>
             <w:rStyle w:val="Hyperlink"/>
@@ -6943,8 +6954,8 @@
         <w:t xml:space="preserve">.</w:t>
       </w:r>
     </w:p>
-    <w:bookmarkEnd w:id="46"/>
-    <w:bookmarkStart w:id="47" w:name="ref-bhatt2020evaluating"/>
+    <w:bookmarkEnd w:id="47"/>
+    <w:bookmarkStart w:id="48" w:name="ref-bhatt2020evaluating"/>
     <w:p>
       <w:pPr>
         <w:pStyle w:val="Bibliography"/>
@@ -6987,8 +6998,8 @@
         <w:t xml:space="preserve">, 2020, pp. 3016–3022.</w:t>
       </w:r>
     </w:p>
-    <w:bookmarkEnd w:id="47"/>
-    <w:bookmarkStart w:id="48" w:name="ref-samek2017evaluating"/>
+    <w:bookmarkEnd w:id="48"/>
+    <w:bookmarkStart w:id="49" w:name="ref-samek2017evaluating"/>
     <w:p>
       <w:pPr>
         <w:pStyle w:val="Bibliography"/>
@@ -7025,8 +7036,8 @@
         <w:t xml:space="preserve">, vol. 28, no. 11, pp. 2660–2673, 2017.</w:t>
       </w:r>
     </w:p>
-    <w:bookmarkEnd w:id="48"/>
-    <w:bookmarkStart w:id="49" w:name="ref-hooker2019benchmark"/>
+    <w:bookmarkEnd w:id="49"/>
+    <w:bookmarkStart w:id="50" w:name="ref-hooker2019benchmark"/>
     <w:p>
       <w:pPr>
         <w:pStyle w:val="Bibliography"/>
@@ -7069,8 +7080,8 @@
         <w:t xml:space="preserve">, 2019, pp. 9737–9748.</w:t>
       </w:r>
     </w:p>
-    <w:bookmarkEnd w:id="49"/>
-    <w:bookmarkStart w:id="51" w:name="ref-alvarezmelis2018robustness"/>
+    <w:bookmarkEnd w:id="50"/>
+    <w:bookmarkStart w:id="52" w:name="ref-alvarezmelis2018robustness"/>
     <w:p>
       <w:pPr>
         <w:pStyle w:val="Bibliography"/>
@@ -7115,7 +7126,7 @@
       <w:r>
         <w:t xml:space="preserve"> </w:t>
       </w:r>
-      <w:hyperlink r:id="rId50">
+      <w:hyperlink r:id="rId51">
         <w:r>
           <w:rPr>
             <w:rStyle w:val="Hyperlink"/>
@@ -7124,8 +7135,8 @@
         </w:r>
       </w:hyperlink>
     </w:p>
-    <w:bookmarkEnd w:id="51"/>
-    <w:bookmarkStart w:id="52" w:name="ref-herrera2026framework"/>
+    <w:bookmarkEnd w:id="52"/>
+    <w:bookmarkStart w:id="53" w:name="ref-herrera2026framework"/>
     <w:p>
       <w:pPr>
         <w:pStyle w:val="Bibliography"/>
@@ -7176,8 +7187,8 @@
         <w:t xml:space="preserve">, no. 3, 2026.</w:t>
       </w:r>
     </w:p>
-    <w:bookmarkEnd w:id="52"/>
-    <w:bookmarkStart w:id="53" w:name="ref-bansal2021whole"/>
+    <w:bookmarkEnd w:id="53"/>
+    <w:bookmarkStart w:id="54" w:name="ref-bansal2021whole"/>
     <w:p>
       <w:pPr>
         <w:pStyle w:val="Bibliography"/>
@@ -7257,8 +7268,8 @@
         <w:t xml:space="preserve">, 2021, pp. 1–16.</w:t>
       </w:r>
     </w:p>
-    <w:bookmarkEnd w:id="53"/>
-    <w:bookmarkStart w:id="54" w:name="ref-adebayo2018sanity"/>
+    <w:bookmarkEnd w:id="54"/>
+    <w:bookmarkStart w:id="55" w:name="ref-adebayo2018sanity"/>
     <w:p>
       <w:pPr>
         <w:pStyle w:val="Bibliography"/>
@@ -7301,8 +7312,8 @@
         <w:t xml:space="preserve">, 2018, pp. 9505–9515.</w:t>
       </w:r>
     </w:p>
-    <w:bookmarkEnd w:id="54"/>
-    <w:bookmarkStart w:id="55" w:name="ref-slack2020fooling"/>
+    <w:bookmarkEnd w:id="55"/>
+    <w:bookmarkStart w:id="56" w:name="ref-slack2020fooling"/>
     <w:p>
       <w:pPr>
         <w:pStyle w:val="Bibliography"/>
@@ -7366,8 +7377,8 @@
         <w:t xml:space="preserve">, 2020, pp. 180–186.</w:t>
       </w:r>
     </w:p>
-    <w:bookmarkEnd w:id="55"/>
-    <w:bookmarkStart w:id="56" w:name="ref-rudin2019stop"/>
+    <w:bookmarkEnd w:id="56"/>
+    <w:bookmarkStart w:id="57" w:name="ref-rudin2019stop"/>
     <w:p>
       <w:pPr>
         <w:pStyle w:val="Bibliography"/>
@@ -7404,8 +7415,8 @@
         <w:t xml:space="preserve">, vol. 1, no. 5, pp. 206–215, 2019.</w:t>
       </w:r>
     </w:p>
-    <w:bookmarkEnd w:id="56"/>
-    <w:bookmarkStart w:id="57" w:name="ref-lofstrom2026concerning"/>
+    <w:bookmarkEnd w:id="57"/>
+    <w:bookmarkStart w:id="58" w:name="ref-lofstrom2026concerning"/>
     <w:p>
       <w:pPr>
         <w:pStyle w:val="Bibliography"/>
@@ -7451,8 +7462,8 @@
         <w:t xml:space="preserve">, vol. 384, no. 2327, p. 20250079, 2026.</w:t>
       </w:r>
     </w:p>
-    <w:bookmarkEnd w:id="57"/>
-    <w:bookmarkStart w:id="59" w:name="ref-chiaburu2026uncertainty"/>
+    <w:bookmarkEnd w:id="58"/>
+    <w:bookmarkStart w:id="60" w:name="ref-chiaburu2026uncertainty"/>
     <w:p>
       <w:pPr>
         <w:pStyle w:val="Bibliography"/>
@@ -7515,7 +7526,7 @@
       <w:r>
         <w:t xml:space="preserve"> </w:t>
       </w:r>
-      <w:hyperlink r:id="rId58">
+      <w:hyperlink r:id="rId59">
         <w:r>
           <w:rPr>
             <w:rStyle w:val="Hyperlink"/>
@@ -7527,8 +7538,8 @@
         <w:t xml:space="preserve">.</w:t>
       </w:r>
     </w:p>
-    <w:bookmarkEnd w:id="59"/>
-    <w:bookmarkStart w:id="61" w:name="ref-christodoulou2026impact"/>
+    <w:bookmarkEnd w:id="60"/>
+    <w:bookmarkStart w:id="62" w:name="ref-christodoulou2026impact"/>
     <w:p>
       <w:pPr>
         <w:pStyle w:val="Bibliography"/>
@@ -7567,7 +7578,7 @@
       <w:r>
         <w:t xml:space="preserve"> </w:t>
       </w:r>
-      <w:hyperlink r:id="rId60">
+      <w:hyperlink r:id="rId61">
         <w:r>
           <w:rPr>
             <w:rStyle w:val="Hyperlink"/>
@@ -7579,8 +7590,8 @@
         <w:t xml:space="preserve">.</w:t>
       </w:r>
     </w:p>
-    <w:bookmarkEnd w:id="61"/>
-    <w:bookmarkStart w:id="63" w:name="ref-cheng2026uncertainty"/>
+    <w:bookmarkEnd w:id="62"/>
+    <w:bookmarkStart w:id="64" w:name="ref-cheng2026uncertainty"/>
     <w:p>
       <w:pPr>
         <w:pStyle w:val="Bibliography"/>
@@ -7628,7 +7639,7 @@
       <w:r>
         <w:t xml:space="preserve"> </w:t>
       </w:r>
-      <w:hyperlink r:id="rId62">
+      <w:hyperlink r:id="rId63">
         <w:r>
           <w:rPr>
             <w:rStyle w:val="Hyperlink"/>
@@ -7640,8 +7651,8 @@
         <w:t xml:space="preserve">.</w:t>
       </w:r>
     </w:p>
-    <w:bookmarkEnd w:id="63"/>
-    <w:bookmarkStart w:id="64" w:name="ref-becker1996adult"/>
+    <w:bookmarkEnd w:id="64"/>
+    <w:bookmarkStart w:id="65" w:name="ref-becker1996adult"/>
     <w:p>
       <w:pPr>
         <w:pStyle w:val="Bibliography"/>
@@ -7669,50 +7680,50 @@
       </w:r>
       <w:r>
         <w:t xml:space="preserve">UCI Machine Learning Repository, 1996.</w:t>
-      </w:r>
-    </w:p>
-    <w:bookmarkEnd w:id="64"/>
-    <w:bookmarkStart w:id="65" w:name="ref-hofmann1994statlog"/>
-    <w:p>
-      <w:pPr>
-        <w:pStyle w:val="Bibliography"/>
-      </w:pPr>
-      <w:r>
-        <w:t xml:space="preserve">[19]</w:t>
-      </w:r>
-      <w:r>
-        <w:t xml:space="preserve"> </w:t>
-      </w:r>
-      <w:r>
-        <w:t xml:space="preserve">	</w:t>
-      </w:r>
-      <w:r>
-        <w:t xml:space="preserve">H. Hofmann,</w:t>
-      </w:r>
-      <w:r>
-        <w:t xml:space="preserve"> </w:t>
-      </w:r>
-      <w:r>
-        <w:t xml:space="preserve">“Statlog (</w:t>
-      </w:r>
-      <w:r>
-        <w:t xml:space="preserve">German</w:t>
-      </w:r>
-      <w:r>
-        <w:t xml:space="preserve"> </w:t>
-      </w:r>
-      <w:r>
-        <w:t xml:space="preserve">credit data) [dataset].”</w:t>
-      </w:r>
-      <w:r>
-        <w:t xml:space="preserve"> </w:t>
-      </w:r>
-      <w:r>
-        <w:t xml:space="preserve">UCI Machine Learning Repository, 1994.</w:t>
       </w:r>
     </w:p>
     <w:bookmarkEnd w:id="65"/>
-    <w:bookmarkStart w:id="66" w:name="ref-breiman2001random"/>
+    <w:bookmarkStart w:id="66" w:name="ref-hofmann1994statlog"/>
+    <w:p>
+      <w:pPr>
+        <w:pStyle w:val="Bibliography"/>
+      </w:pPr>
+      <w:r>
+        <w:t xml:space="preserve">[19]</w:t>
+      </w:r>
+      <w:r>
+        <w:t xml:space="preserve"> </w:t>
+      </w:r>
+      <w:r>
+        <w:t xml:space="preserve">	</w:t>
+      </w:r>
+      <w:r>
+        <w:t xml:space="preserve">H. Hofmann,</w:t>
+      </w:r>
+      <w:r>
+        <w:t xml:space="preserve"> </w:t>
+      </w:r>
+      <w:r>
+        <w:t xml:space="preserve">“Statlog (</w:t>
+      </w:r>
+      <w:r>
+        <w:t xml:space="preserve">German</w:t>
+      </w:r>
+      <w:r>
+        <w:t xml:space="preserve"> </w:t>
+      </w:r>
+      <w:r>
+        <w:t xml:space="preserve">credit data) [dataset].”</w:t>
+      </w:r>
+      <w:r>
+        <w:t xml:space="preserve"> </w:t>
+      </w:r>
+      <w:r>
+        <w:t xml:space="preserve">UCI Machine Learning Repository, 1994.</w:t>
+      </w:r>
+    </w:p>
+    <w:bookmarkEnd w:id="66"/>
+    <w:bookmarkStart w:id="67" w:name="ref-breiman2001random"/>
     <w:p>
       <w:pPr>
         <w:pStyle w:val="Bibliography"/>
@@ -7749,8 +7760,8 @@
         <w:t xml:space="preserve">, vol. 45, no. 1, pp. 5–32, 2001.</w:t>
       </w:r>
     </w:p>
-    <w:bookmarkEnd w:id="66"/>
-    <w:bookmarkStart w:id="67" w:name="ref-chen2016xgboost"/>
+    <w:bookmarkEnd w:id="67"/>
+    <w:bookmarkStart w:id="68" w:name="ref-chen2016xgboost"/>
     <w:p>
       <w:pPr>
         <w:pStyle w:val="Bibliography"/>
@@ -7799,8 +7810,8 @@
         <w:t xml:space="preserve">, 2016, pp. 785–794.</w:t>
       </w:r>
     </w:p>
-    <w:bookmarkEnd w:id="67"/>
-    <w:bookmarkStart w:id="68" w:name="ref-wilcoxon1945individual"/>
+    <w:bookmarkEnd w:id="68"/>
+    <w:bookmarkStart w:id="69" w:name="ref-wilcoxon1945individual"/>
     <w:p>
       <w:pPr>
         <w:pStyle w:val="Bibliography"/>
@@ -7837,8 +7848,8 @@
         <w:t xml:space="preserve">, vol. 1, no. 6, pp. 80–83, 1945.</w:t>
       </w:r>
     </w:p>
-    <w:bookmarkEnd w:id="68"/>
-    <w:bookmarkStart w:id="69" w:name="ref-holm1979simple"/>
+    <w:bookmarkEnd w:id="69"/>
+    <w:bookmarkStart w:id="70" w:name="ref-holm1979simple"/>
     <w:p>
       <w:pPr>
         <w:pStyle w:val="Bibliography"/>
@@ -7875,8 +7886,8 @@
         <w:t xml:space="preserve">, vol. 6, no. 2, pp. 65–70, 1979.</w:t>
       </w:r>
     </w:p>
-    <w:bookmarkEnd w:id="69"/>
-    <w:bookmarkStart w:id="70" w:name="ref-lakens2013calculating"/>
+    <w:bookmarkEnd w:id="70"/>
+    <w:bookmarkStart w:id="71" w:name="ref-lakens2013calculating"/>
     <w:p>
       <w:pPr>
         <w:pStyle w:val="Bibliography"/>
@@ -7922,8 +7933,8 @@
         <w:t xml:space="preserve">, vol. 4, p. 863, 2013.</w:t>
       </w:r>
     </w:p>
-    <w:bookmarkEnd w:id="70"/>
-    <w:bookmarkStart w:id="72" w:name="ref-kruskal1952use"/>
+    <w:bookmarkEnd w:id="71"/>
+    <w:bookmarkStart w:id="73" w:name="ref-kruskal1952use"/>
     <w:p>
       <w:pPr>
         <w:pStyle w:val="Bibliography"/>
@@ -7962,7 +7973,7 @@
       <w:r>
         <w:t xml:space="preserve"> </w:t>
       </w:r>
-      <w:hyperlink r:id="rId71">
+      <w:hyperlink r:id="rId72">
         <w:r>
           <w:rPr>
             <w:rStyle w:val="Hyperlink"/>
@@ -7974,8 +7985,8 @@
         <w:t xml:space="preserve">.</w:t>
       </w:r>
     </w:p>
-    <w:bookmarkEnd w:id="72"/>
-    <w:bookmarkStart w:id="74" w:name="ref-cameron2015practitioner"/>
+    <w:bookmarkEnd w:id="73"/>
+    <w:bookmarkStart w:id="75" w:name="ref-cameron2015practitioner"/>
     <w:p>
       <w:pPr>
         <w:pStyle w:val="Bibliography"/>
@@ -8014,7 +8025,7 @@
       <w:r>
         <w:t xml:space="preserve"> </w:t>
       </w:r>
-      <w:hyperlink r:id="rId73">
+      <w:hyperlink r:id="rId74">
         <w:r>
           <w:rPr>
             <w:rStyle w:val="Hyperlink"/>
@@ -8026,8 +8037,8 @@
         <w:t xml:space="preserve">.</w:t>
       </w:r>
     </w:p>
-    <w:bookmarkEnd w:id="74"/>
-    <w:bookmarkStart w:id="75" w:name="ref-platt1999probabilistic"/>
+    <w:bookmarkEnd w:id="75"/>
+    <w:bookmarkStart w:id="76" w:name="ref-platt1999probabilistic"/>
     <w:p>
       <w:pPr>
         <w:pStyle w:val="Bibliography"/>
@@ -8070,9 +8081,9 @@
         <w:t xml:space="preserve">, A. J. Smola, P. Bartlett, B. Schölkopf, and D. Schuurmans, Eds., MIT Press, 1999, pp. 61–74.</w:t>
       </w:r>
     </w:p>
-    <w:bookmarkEnd w:id="75"/>
     <w:bookmarkEnd w:id="76"/>
     <w:bookmarkEnd w:id="77"/>
+    <w:bookmarkEnd w:id="78"/>
     <w:sectPr>
       <w:pgSz w:w="12240" w:h="15840"/>
       <w:pgMar w:top="1418" w:right="1418" w:bottom="1418" w:left="1418" w:header="720" w:footer="720" w:gutter="0"/>

--- a/docs/reports/paper_d/submission/paper_d_full.docx
+++ b/docs/reports/paper_d/submission/paper_d_full.docx
@@ -784,19 +784,13 @@
         <w:t xml:space="preserve">[17]</w:t>
       </w:r>
       <w:r>
-        <w:t xml:space="preserve">. These studies vary uncertainty; whether the quality of an</w:t>
-      </w:r>
-      <w:r>
-        <w:t xml:space="preserve"> </w:t>
-      </w:r>
-      <w:r>
-        <w:t xml:space="preserve">explanation differs between the correct and the wrong predictions of a given model is a</w:t>
-      </w:r>
-      <w:r>
-        <w:t xml:space="preserve"> </w:t>
-      </w:r>
-      <w:r>
-        <w:t xml:space="preserve">related but separate question.</w:t>
+        <w:t xml:space="preserve">. These studies vary uncertainty; whether explanation quality differs between a</w:t>
+      </w:r>
+      <w:r>
+        <w:t xml:space="preserve"> </w:t>
+      </w:r>
+      <w:r>
+        <w:t xml:space="preserve">model’s correct and wrong predictions is a separate question.</w:t>
       </w:r>
     </w:p>
     <w:p>
@@ -6481,31 +6475,7 @@
         <w:t xml:space="preserve"> </w:t>
       </w:r>
       <w:r>
-        <w:t xml:space="preserve">equal margin, and there its top features also carry less of an erroneous prediction. A</w:t>
-      </w:r>
-      <w:r>
-        <w:t xml:space="preserve"> </w:t>
-      </w:r>
-      <w:r>
-        <w:t xml:space="preserve">small margin is a simple proxy for predictive uncertainty; uncertainty-aware explanations</w:t>
-      </w:r>
-      <w:r>
-        <w:t xml:space="preserve"> </w:t>
-      </w:r>
-      <w:r>
-        <w:t xml:space="preserve">[14], [15]</w:t>
-      </w:r>
-      <w:r>
-        <w:t xml:space="preserve"> </w:t>
-      </w:r>
-      <w:r>
-        <w:t xml:space="preserve">would be a natural way to flag the</w:t>
-      </w:r>
-      <w:r>
-        <w:t xml:space="preserve"> </w:t>
-      </w:r>
-      <w:r>
-        <w:t xml:space="preserve">explanations this study finds least reliable.</w:t>
+        <w:t xml:space="preserve">equal margin, and there its top features also carry less of an erroneous prediction.</w:t>
       </w:r>
     </w:p>
     <w:p>
@@ -6680,43 +6650,17 @@
       </w:r>
     </w:p>
     <w:bookmarkEnd w:id="40"/>
-    <w:bookmarkStart w:id="78" w:name="acknowledgments"/>
+    <w:bookmarkStart w:id="41" w:name="Xe536ab5833287908b18f3f9d173acc61830ffab"/>
     <w:p>
       <w:pPr>
         <w:pStyle w:val="Heading1"/>
       </w:pPr>
       <w:r>
-        <w:t xml:space="preserve">Acknowledgments</w:t>
-      </w:r>
-    </w:p>
-    <w:p>
-      <w:pPr>
-        <w:pStyle w:val="FirstParagraph"/>
-      </w:pPr>
-      <w:r>
-        <w:t xml:space="preserve">The research questions, analysis plan, experimental design and interpretation are the</w:t>
-      </w:r>
-      <w:r>
-        <w:t xml:space="preserve"> </w:t>
-      </w:r>
-      <w:r>
-        <w:t xml:space="preserve">author’s. An AI assistant (Claude, Anthropic) was used under the author’s direction to</w:t>
-      </w:r>
-      <w:r>
-        <w:t xml:space="preserve"> </w:t>
-      </w:r>
-      <w:r>
-        <w:t xml:space="preserve">help write analysis code and to edit the text; the author checked every result and</w:t>
-      </w:r>
-      <w:r>
-        <w:t xml:space="preserve"> </w:t>
-      </w:r>
-      <w:r>
-        <w:t xml:space="preserve">statement and is responsible for the content.</w:t>
-      </w:r>
-    </w:p>
-    <w:bookmarkStart w:id="77" w:name="refs"/>
-    <w:bookmarkStart w:id="41" w:name="ref-lundberg2017unified"/>
+        <w:t xml:space="preserve">References</w:t>
+      </w:r>
+    </w:p>
+    <w:bookmarkStart w:id="78" w:name="refs"/>
+    <w:bookmarkStart w:id="42" w:name="ref-lundberg2017unified"/>
     <w:p>
       <w:pPr>
         <w:pStyle w:val="Bibliography"/>
@@ -6759,8 +6703,8 @@
         <w:t xml:space="preserve">, 2017, pp. 4765–4774.</w:t>
       </w:r>
     </w:p>
-    <w:bookmarkEnd w:id="41"/>
-    <w:bookmarkStart w:id="43" w:name="ref-ribeiro2016why"/>
+    <w:bookmarkEnd w:id="42"/>
+    <w:bookmarkStart w:id="44" w:name="ref-ribeiro2016why"/>
     <w:p>
       <w:pPr>
         <w:pStyle w:val="Bibliography"/>
@@ -6826,7 +6770,7 @@
       <w:r>
         <w:t xml:space="preserve"> </w:t>
       </w:r>
-      <w:hyperlink r:id="rId42">
+      <w:hyperlink r:id="rId43">
         <w:r>
           <w:rPr>
             <w:rStyle w:val="Hyperlink"/>
@@ -6838,8 +6782,8 @@
         <w:t xml:space="preserve">.</w:t>
       </w:r>
     </w:p>
-    <w:bookmarkEnd w:id="43"/>
-    <w:bookmarkStart w:id="45" w:name="ref-ribeiro2018anchors"/>
+    <w:bookmarkEnd w:id="44"/>
+    <w:bookmarkStart w:id="46" w:name="ref-ribeiro2018anchors"/>
     <w:p>
       <w:pPr>
         <w:pStyle w:val="Bibliography"/>
@@ -6884,7 +6828,7 @@
       <w:r>
         <w:t xml:space="preserve"> </w:t>
       </w:r>
-      <w:hyperlink r:id="rId44">
+      <w:hyperlink r:id="rId45">
         <w:r>
           <w:rPr>
             <w:rStyle w:val="Hyperlink"/>
@@ -6896,8 +6840,8 @@
         <w:t xml:space="preserve">.</w:t>
       </w:r>
     </w:p>
-    <w:bookmarkEnd w:id="45"/>
-    <w:bookmarkStart w:id="47" w:name="ref-mothilal2020dice"/>
+    <w:bookmarkEnd w:id="46"/>
+    <w:bookmarkStart w:id="48" w:name="ref-mothilal2020dice"/>
     <w:p>
       <w:pPr>
         <w:pStyle w:val="Bibliography"/>
@@ -6942,7 +6886,7 @@
       <w:r>
         <w:t xml:space="preserve"> </w:t>
       </w:r>
-      <w:hyperlink r:id="rId46">
+      <w:hyperlink r:id="rId47">
         <w:r>
           <w:rPr>
             <w:rStyle w:val="Hyperlink"/>
@@ -6954,8 +6898,8 @@
         <w:t xml:space="preserve">.</w:t>
       </w:r>
     </w:p>
-    <w:bookmarkEnd w:id="47"/>
-    <w:bookmarkStart w:id="48" w:name="ref-bhatt2020evaluating"/>
+    <w:bookmarkEnd w:id="48"/>
+    <w:bookmarkStart w:id="49" w:name="ref-bhatt2020evaluating"/>
     <w:p>
       <w:pPr>
         <w:pStyle w:val="Bibliography"/>
@@ -6998,8 +6942,8 @@
         <w:t xml:space="preserve">, 2020, pp. 3016–3022.</w:t>
       </w:r>
     </w:p>
-    <w:bookmarkEnd w:id="48"/>
-    <w:bookmarkStart w:id="49" w:name="ref-samek2017evaluating"/>
+    <w:bookmarkEnd w:id="49"/>
+    <w:bookmarkStart w:id="50" w:name="ref-samek2017evaluating"/>
     <w:p>
       <w:pPr>
         <w:pStyle w:val="Bibliography"/>
@@ -7036,8 +6980,8 @@
         <w:t xml:space="preserve">, vol. 28, no. 11, pp. 2660–2673, 2017.</w:t>
       </w:r>
     </w:p>
-    <w:bookmarkEnd w:id="49"/>
-    <w:bookmarkStart w:id="50" w:name="ref-hooker2019benchmark"/>
+    <w:bookmarkEnd w:id="50"/>
+    <w:bookmarkStart w:id="51" w:name="ref-hooker2019benchmark"/>
     <w:p>
       <w:pPr>
         <w:pStyle w:val="Bibliography"/>
@@ -7080,8 +7024,8 @@
         <w:t xml:space="preserve">, 2019, pp. 9737–9748.</w:t>
       </w:r>
     </w:p>
-    <w:bookmarkEnd w:id="50"/>
-    <w:bookmarkStart w:id="52" w:name="ref-alvarezmelis2018robustness"/>
+    <w:bookmarkEnd w:id="51"/>
+    <w:bookmarkStart w:id="53" w:name="ref-alvarezmelis2018robustness"/>
     <w:p>
       <w:pPr>
         <w:pStyle w:val="Bibliography"/>
@@ -7126,7 +7070,7 @@
       <w:r>
         <w:t xml:space="preserve"> </w:t>
       </w:r>
-      <w:hyperlink r:id="rId51">
+      <w:hyperlink r:id="rId52">
         <w:r>
           <w:rPr>
             <w:rStyle w:val="Hyperlink"/>
@@ -7135,8 +7079,8 @@
         </w:r>
       </w:hyperlink>
     </w:p>
-    <w:bookmarkEnd w:id="52"/>
-    <w:bookmarkStart w:id="53" w:name="ref-herrera2026framework"/>
+    <w:bookmarkEnd w:id="53"/>
+    <w:bookmarkStart w:id="54" w:name="ref-herrera2026framework"/>
     <w:p>
       <w:pPr>
         <w:pStyle w:val="Bibliography"/>
@@ -7187,8 +7131,8 @@
         <w:t xml:space="preserve">, no. 3, 2026.</w:t>
       </w:r>
     </w:p>
-    <w:bookmarkEnd w:id="53"/>
-    <w:bookmarkStart w:id="54" w:name="ref-bansal2021whole"/>
+    <w:bookmarkEnd w:id="54"/>
+    <w:bookmarkStart w:id="55" w:name="ref-bansal2021whole"/>
     <w:p>
       <w:pPr>
         <w:pStyle w:val="Bibliography"/>
@@ -7268,8 +7212,8 @@
         <w:t xml:space="preserve">, 2021, pp. 1–16.</w:t>
       </w:r>
     </w:p>
-    <w:bookmarkEnd w:id="54"/>
-    <w:bookmarkStart w:id="55" w:name="ref-adebayo2018sanity"/>
+    <w:bookmarkEnd w:id="55"/>
+    <w:bookmarkStart w:id="56" w:name="ref-adebayo2018sanity"/>
     <w:p>
       <w:pPr>
         <w:pStyle w:val="Bibliography"/>
@@ -7312,8 +7256,8 @@
         <w:t xml:space="preserve">, 2018, pp. 9505–9515.</w:t>
       </w:r>
     </w:p>
-    <w:bookmarkEnd w:id="55"/>
-    <w:bookmarkStart w:id="56" w:name="ref-slack2020fooling"/>
+    <w:bookmarkEnd w:id="56"/>
+    <w:bookmarkStart w:id="57" w:name="ref-slack2020fooling"/>
     <w:p>
       <w:pPr>
         <w:pStyle w:val="Bibliography"/>
@@ -7377,8 +7321,8 @@
         <w:t xml:space="preserve">, 2020, pp. 180–186.</w:t>
       </w:r>
     </w:p>
-    <w:bookmarkEnd w:id="56"/>
-    <w:bookmarkStart w:id="57" w:name="ref-rudin2019stop"/>
+    <w:bookmarkEnd w:id="57"/>
+    <w:bookmarkStart w:id="58" w:name="ref-rudin2019stop"/>
     <w:p>
       <w:pPr>
         <w:pStyle w:val="Bibliography"/>
@@ -7415,8 +7359,8 @@
         <w:t xml:space="preserve">, vol. 1, no. 5, pp. 206–215, 2019.</w:t>
       </w:r>
     </w:p>
-    <w:bookmarkEnd w:id="57"/>
-    <w:bookmarkStart w:id="58" w:name="ref-lofstrom2026concerning"/>
+    <w:bookmarkEnd w:id="58"/>
+    <w:bookmarkStart w:id="59" w:name="ref-lofstrom2026concerning"/>
     <w:p>
       <w:pPr>
         <w:pStyle w:val="Bibliography"/>
@@ -7462,8 +7406,8 @@
         <w:t xml:space="preserve">, vol. 384, no. 2327, p. 20250079, 2026.</w:t>
       </w:r>
     </w:p>
-    <w:bookmarkEnd w:id="58"/>
-    <w:bookmarkStart w:id="60" w:name="ref-chiaburu2026uncertainty"/>
+    <w:bookmarkEnd w:id="59"/>
+    <w:bookmarkStart w:id="61" w:name="ref-chiaburu2026uncertainty"/>
     <w:p>
       <w:pPr>
         <w:pStyle w:val="Bibliography"/>
@@ -7526,7 +7470,7 @@
       <w:r>
         <w:t xml:space="preserve"> </w:t>
       </w:r>
-      <w:hyperlink r:id="rId59">
+      <w:hyperlink r:id="rId60">
         <w:r>
           <w:rPr>
             <w:rStyle w:val="Hyperlink"/>
@@ -7538,8 +7482,8 @@
         <w:t xml:space="preserve">.</w:t>
       </w:r>
     </w:p>
-    <w:bookmarkEnd w:id="60"/>
-    <w:bookmarkStart w:id="62" w:name="ref-christodoulou2026impact"/>
+    <w:bookmarkEnd w:id="61"/>
+    <w:bookmarkStart w:id="63" w:name="ref-christodoulou2026impact"/>
     <w:p>
       <w:pPr>
         <w:pStyle w:val="Bibliography"/>
@@ -7578,7 +7522,7 @@
       <w:r>
         <w:t xml:space="preserve"> </w:t>
       </w:r>
-      <w:hyperlink r:id="rId61">
+      <w:hyperlink r:id="rId62">
         <w:r>
           <w:rPr>
             <w:rStyle w:val="Hyperlink"/>
@@ -7590,8 +7534,8 @@
         <w:t xml:space="preserve">.</w:t>
       </w:r>
     </w:p>
-    <w:bookmarkEnd w:id="62"/>
-    <w:bookmarkStart w:id="64" w:name="ref-cheng2026uncertainty"/>
+    <w:bookmarkEnd w:id="63"/>
+    <w:bookmarkStart w:id="65" w:name="ref-cheng2026uncertainty"/>
     <w:p>
       <w:pPr>
         <w:pStyle w:val="Bibliography"/>
@@ -7639,7 +7583,7 @@
       <w:r>
         <w:t xml:space="preserve"> </w:t>
       </w:r>
-      <w:hyperlink r:id="rId63">
+      <w:hyperlink r:id="rId64">
         <w:r>
           <w:rPr>
             <w:rStyle w:val="Hyperlink"/>
@@ -7651,8 +7595,8 @@
         <w:t xml:space="preserve">.</w:t>
       </w:r>
     </w:p>
-    <w:bookmarkEnd w:id="64"/>
-    <w:bookmarkStart w:id="65" w:name="ref-becker1996adult"/>
+    <w:bookmarkEnd w:id="65"/>
+    <w:bookmarkStart w:id="66" w:name="ref-becker1996adult"/>
     <w:p>
       <w:pPr>
         <w:pStyle w:val="Bibliography"/>
@@ -7682,8 +7626,8 @@
         <w:t xml:space="preserve">UCI Machine Learning Repository, 1996.</w:t>
       </w:r>
     </w:p>
-    <w:bookmarkEnd w:id="65"/>
-    <w:bookmarkStart w:id="66" w:name="ref-hofmann1994statlog"/>
+    <w:bookmarkEnd w:id="66"/>
+    <w:bookmarkStart w:id="67" w:name="ref-hofmann1994statlog"/>
     <w:p>
       <w:pPr>
         <w:pStyle w:val="Bibliography"/>
@@ -7722,8 +7666,8 @@
         <w:t xml:space="preserve">UCI Machine Learning Repository, 1994.</w:t>
       </w:r>
     </w:p>
-    <w:bookmarkEnd w:id="66"/>
-    <w:bookmarkStart w:id="67" w:name="ref-breiman2001random"/>
+    <w:bookmarkEnd w:id="67"/>
+    <w:bookmarkStart w:id="68" w:name="ref-breiman2001random"/>
     <w:p>
       <w:pPr>
         <w:pStyle w:val="Bibliography"/>
@@ -7760,8 +7704,8 @@
         <w:t xml:space="preserve">, vol. 45, no. 1, pp. 5–32, 2001.</w:t>
       </w:r>
     </w:p>
-    <w:bookmarkEnd w:id="67"/>
-    <w:bookmarkStart w:id="68" w:name="ref-chen2016xgboost"/>
+    <w:bookmarkEnd w:id="68"/>
+    <w:bookmarkStart w:id="69" w:name="ref-chen2016xgboost"/>
     <w:p>
       <w:pPr>
         <w:pStyle w:val="Bibliography"/>
@@ -7810,8 +7754,8 @@
         <w:t xml:space="preserve">, 2016, pp. 785–794.</w:t>
       </w:r>
     </w:p>
-    <w:bookmarkEnd w:id="68"/>
-    <w:bookmarkStart w:id="69" w:name="ref-wilcoxon1945individual"/>
+    <w:bookmarkEnd w:id="69"/>
+    <w:bookmarkStart w:id="70" w:name="ref-wilcoxon1945individual"/>
     <w:p>
       <w:pPr>
         <w:pStyle w:val="Bibliography"/>
@@ -7848,8 +7792,8 @@
         <w:t xml:space="preserve">, vol. 1, no. 6, pp. 80–83, 1945.</w:t>
       </w:r>
     </w:p>
-    <w:bookmarkEnd w:id="69"/>
-    <w:bookmarkStart w:id="70" w:name="ref-holm1979simple"/>
+    <w:bookmarkEnd w:id="70"/>
+    <w:bookmarkStart w:id="71" w:name="ref-holm1979simple"/>
     <w:p>
       <w:pPr>
         <w:pStyle w:val="Bibliography"/>
@@ -7886,8 +7830,8 @@
         <w:t xml:space="preserve">, vol. 6, no. 2, pp. 65–70, 1979.</w:t>
       </w:r>
     </w:p>
-    <w:bookmarkEnd w:id="70"/>
-    <w:bookmarkStart w:id="71" w:name="ref-lakens2013calculating"/>
+    <w:bookmarkEnd w:id="71"/>
+    <w:bookmarkStart w:id="72" w:name="ref-lakens2013calculating"/>
     <w:p>
       <w:pPr>
         <w:pStyle w:val="Bibliography"/>
@@ -7933,8 +7877,8 @@
         <w:t xml:space="preserve">, vol. 4, p. 863, 2013.</w:t>
       </w:r>
     </w:p>
-    <w:bookmarkEnd w:id="71"/>
-    <w:bookmarkStart w:id="73" w:name="ref-kruskal1952use"/>
+    <w:bookmarkEnd w:id="72"/>
+    <w:bookmarkStart w:id="74" w:name="ref-kruskal1952use"/>
     <w:p>
       <w:pPr>
         <w:pStyle w:val="Bibliography"/>
@@ -7973,7 +7917,7 @@
       <w:r>
         <w:t xml:space="preserve"> </w:t>
       </w:r>
-      <w:hyperlink r:id="rId72">
+      <w:hyperlink r:id="rId73">
         <w:r>
           <w:rPr>
             <w:rStyle w:val="Hyperlink"/>
@@ -7985,8 +7929,8 @@
         <w:t xml:space="preserve">.</w:t>
       </w:r>
     </w:p>
-    <w:bookmarkEnd w:id="73"/>
-    <w:bookmarkStart w:id="75" w:name="ref-cameron2015practitioner"/>
+    <w:bookmarkEnd w:id="74"/>
+    <w:bookmarkStart w:id="76" w:name="ref-cameron2015practitioner"/>
     <w:p>
       <w:pPr>
         <w:pStyle w:val="Bibliography"/>
@@ -8025,7 +7969,7 @@
       <w:r>
         <w:t xml:space="preserve"> </w:t>
       </w:r>
-      <w:hyperlink r:id="rId74">
+      <w:hyperlink r:id="rId75">
         <w:r>
           <w:rPr>
             <w:rStyle w:val="Hyperlink"/>
@@ -8037,8 +7981,8 @@
         <w:t xml:space="preserve">.</w:t>
       </w:r>
     </w:p>
-    <w:bookmarkEnd w:id="75"/>
-    <w:bookmarkStart w:id="76" w:name="ref-platt1999probabilistic"/>
+    <w:bookmarkEnd w:id="76"/>
+    <w:bookmarkStart w:id="77" w:name="ref-platt1999probabilistic"/>
     <w:p>
       <w:pPr>
         <w:pStyle w:val="Bibliography"/>
@@ -8081,9 +8025,57 @@
         <w:t xml:space="preserve">, A. J. Smola, P. Bartlett, B. Schölkopf, and D. Schuurmans, Eds., MIT Press, 1999, pp. 61–74.</w:t>
       </w:r>
     </w:p>
-    <w:bookmarkEnd w:id="76"/>
     <w:bookmarkEnd w:id="77"/>
     <w:bookmarkEnd w:id="78"/>
+    <w:bookmarkEnd w:id="79"/>
+    <w:p>
+      <w:pPr>
+        <w:pStyle w:val="Heading1"/>
+      </w:pPr>
+      <w:r>
+        <w:t xml:space="preserve">Declaration on the Use of Artificial Intelligence (AI)</w:t>
+      </w:r>
+    </w:p>
+    <w:p>
+      <w:pPr>
+        <w:pStyle w:val="FirstParagraph"/>
+      </w:pPr>
+      <w:r>
+        <w:t xml:space="preserve">The author declares the use of the AI tool Claude (Anthropic), under the author’s</w:t>
+      </w:r>
+      <w:r>
+        <w:t xml:space="preserve"> </w:t>
+      </w:r>
+      <w:r>
+        <w:t xml:space="preserve">direction, to help write the analysis and figure code, edit the English text, translate the</w:t>
+      </w:r>
+      <w:r>
+        <w:t xml:space="preserve"> </w:t>
+      </w:r>
+      <w:r>
+        <w:t xml:space="preserve">abstract into Spanish and format the references. The research questions, analysis plan,</w:t>
+      </w:r>
+      <w:r>
+        <w:t xml:space="preserve"> </w:t>
+      </w:r>
+      <w:r>
+        <w:t xml:space="preserve">design and interpretation are the author’s. All contents were thoroughly reviewed by the</w:t>
+      </w:r>
+      <w:r>
+        <w:t xml:space="preserve"> </w:t>
+      </w:r>
+      <w:r>
+        <w:t xml:space="preserve">author to ensure accuracy and coherence; every number was re-derived automatically from the</w:t>
+      </w:r>
+      <w:r>
+        <w:t xml:space="preserve"> </w:t>
+      </w:r>
+      <w:r>
+        <w:t xml:space="preserve">analysis outputs, and every reference was checked against its published record.</w:t>
+      </w:r>
+    </w:p>
+    <w:bookmarkEnd w:id="41"/>
+    <w:bookmarkStart w:id="79" w:name="bibliography"/>
     <w:sectPr>
       <w:pgSz w:w="12240" w:h="15840"/>
       <w:pgMar w:top="1418" w:right="1418" w:bottom="1418" w:left="1418" w:header="720" w:footer="720" w:gutter="0"/>

--- a/docs/reports/paper_d/submission/paper_d_full.docx
+++ b/docs/reports/paper_d/submission/paper_d_full.docx
@@ -8065,13 +8065,7 @@
         <w:t xml:space="preserve"> </w:t>
       </w:r>
       <w:r>
-        <w:t xml:space="preserve">author to ensure accuracy and coherence; every number was re-derived automatically from the</w:t>
-      </w:r>
-      <w:r>
-        <w:t xml:space="preserve"> </w:t>
-      </w:r>
-      <w:r>
-        <w:t xml:space="preserve">analysis outputs, and every reference was checked against its published record.</w:t>
+        <w:t xml:space="preserve">author to ensure accuracy and coherence.</w:t>
       </w:r>
     </w:p>
     <w:bookmarkEnd w:id="41"/>

--- a/docs/reports/paper_d/submission/paper_d_full.docx
+++ b/docs/reports/paper_d/submission/paper_d_full.docx
@@ -124,7 +124,7 @@
         <w:t xml:space="preserve"> </w:t>
       </w:r>
       <w:r>
-        <w:t xml:space="preserve">doubt, yet explainers are evaluated on averages over all instances. We ask whether</w:t>
+        <w:t xml:space="preserve">doubt, yet explainers are evaluated on averages over all instances. This study asks whether</w:t>
       </w:r>
       <w:r>
         <w:t xml:space="preserve"> </w:t>
@@ -136,7 +136,7 @@
         <w:t xml:space="preserve"> </w:t>
       </w:r>
       <w:r>
-        <w:t xml:space="preserve">dataset, we compare fidelity, stability and faithfulness gap</w:t>
+        <w:t xml:space="preserve">dataset, the analysis compares fidelity, stability and faithfulness gap</w:t>
       </w:r>
       <w:r>
         <w:t xml:space="preserve"> </w:t>
@@ -338,7 +338,7 @@
         <w:t xml:space="preserve"> </w:t>
       </w:r>
       <w:r>
-        <w:t xml:space="preserve">todas las instancias. Nos preguntamos si las explicaciones post hoc son menos fiables</w:t>
+        <w:t xml:space="preserve">todas las instancias. Este estudio examina si las explicaciones post hoc son menos fiables</w:t>
       </w:r>
       <w:r>
         <w:t xml:space="preserve"> </w:t>
@@ -350,7 +350,7 @@
         <w:t xml:space="preserve"> </w:t>
       </w:r>
       <w:r>
-        <w:t xml:space="preserve">comparamos fidelidad, estabilidad y brecha de borrado entre instancias bien y mal</w:t>
+        <w:t xml:space="preserve">se comparan fidelidad, estabilidad y brecha de borrado entre instancias bien y mal</w:t>
       </w:r>
       <w:r>
         <w:t xml:space="preserve"> </w:t>
@@ -798,7 +798,7 @@
         <w:pStyle w:val="BodyText"/>
       </w:pPr>
       <w:r>
-        <w:t xml:space="preserve">We test this with a pre-specified re-analysis of an existing benchmark that explained</w:t>
+        <w:t xml:space="preserve">This study tests this with a pre-specified re-analysis of an existing benchmark that explained</w:t>
       </w:r>
       <w:r>
         <w:t xml:space="preserve"> </w:t>
@@ -810,7 +810,7 @@
         <w:t xml:space="preserve"> </w:t>
       </w:r>
       <w:r>
-        <w:t xml:space="preserve">for four explainers and five model families, and ask: does explanation quality differ</w:t>
+        <w:t xml:space="preserve">for four explainers and five model families, and asks: does explanation quality differ</w:t>
       </w:r>
       <w:r>
         <w:t xml:space="preserve"> </w:t>
@@ -2473,7 +2473,7 @@
         <w:t xml:space="preserve"> </w:t>
       </w:r>
       <w:r>
-        <w:t xml:space="preserve">stored models and, per explainer and metric, we fitted</w:t>
+        <w:t xml:space="preserve">stored models and, per explainer and metric, the analysis fitted</w:t>
       </w:r>
     </w:p>
     <w:p>
@@ -6405,7 +6405,7 @@
         <w:t xml:space="preserve"> </w:t>
       </w:r>
       <w:r>
-        <w:t xml:space="preserve">so we know of no reason for the reversal.</w:t>
+        <w:t xml:space="preserve">so the reason for the reversal remains unknown.</w:t>
       </w:r>
     </w:p>
     <w:bookmarkEnd w:id="35"/>

--- a/docs/reports/paper_d/submission/paper_d_full.docx
+++ b/docs/reports/paper_d/submission/paper_d_full.docx
@@ -6611,22 +6611,22 @@
         <w:pStyle w:val="FirstParagraph"/>
       </w:pPr>
       <w:r>
-        <w:t xml:space="preserve">Code, run artifacts and the analysis script (</w:t>
-      </w:r>
-      <w:r>
-        <w:rPr>
-          <w:rStyle w:val="VerbatimChar"/>
-        </w:rPr>
-        <w:t xml:space="preserve">scripts/pubs/paper_d_analysis.py</w:t>
-      </w:r>
-      <w:r>
-        <w:t xml:space="preserve">)</w:t>
-      </w:r>
-      <w:r>
-        <w:t xml:space="preserve"> </w:t>
-      </w:r>
-      <w:r>
-        <w:t xml:space="preserve">are available at</w:t>
+        <w:t xml:space="preserve">Both datasets are public</w:t>
+      </w:r>
+      <w:r>
+        <w:t xml:space="preserve"> </w:t>
+      </w:r>
+      <w:r>
+        <w:t xml:space="preserve">[18], [19]</w:t>
+      </w:r>
+      <w:r>
+        <w:t xml:space="preserve">. The code, the trained</w:t>
+      </w:r>
+      <w:r>
+        <w:t xml:space="preserve"> </w:t>
+      </w:r>
+      <w:r>
+        <w:t xml:space="preserve">models, the per-instance run outputs and the analysis results are available at</w:t>
       </w:r>
       <w:r>
         <w:t xml:space="preserve"> </w:t>
@@ -6640,13 +6640,64 @@
         </w:r>
       </w:hyperlink>
       <w:r>
-        <w:t xml:space="preserve">; an archived release</w:t>
-      </w:r>
-      <w:r>
-        <w:t xml:space="preserve"> </w:t>
-      </w:r>
-      <w:r>
-        <w:t xml:space="preserve">will be cited.</w:t>
+        <w:t xml:space="preserve"> </w:t>
+      </w:r>
+      <w:r>
+        <w:t xml:space="preserve">(release</w:t>
+      </w:r>
+      <w:r>
+        <w:t xml:space="preserve"> </w:t>
+      </w:r>
+      <w:r>
+        <w:rPr>
+          <w:rStyle w:val="VerbatimChar"/>
+        </w:rPr>
+        <w:t xml:space="preserve">paper-d-submission-2026-10-03</w:t>
+      </w:r>
+      <w:r>
+        <w:t xml:space="preserve">),</w:t>
+      </w:r>
+      <w:r>
+        <w:t xml:space="preserve"> </w:t>
+      </w:r>
+      <w:r>
+        <w:t xml:space="preserve">archived at [ZENODO VERSION DOI PENDING]. Every reported value can be regenerated from the stored runs</w:t>
+      </w:r>
+      <w:r>
+        <w:t xml:space="preserve"> </w:t>
+      </w:r>
+      <w:r>
+        <w:t xml:space="preserve">by following</w:t>
+      </w:r>
+      <w:r>
+        <w:t xml:space="preserve"> </w:t>
+      </w:r>
+      <w:r>
+        <w:rPr>
+          <w:rStyle w:val="VerbatimChar"/>
+        </w:rPr>
+        <w:t xml:space="preserve">docs/reports/paper_d/README.md</w:t>
+      </w:r>
+      <w:r>
+        <w:t xml:space="preserve">, with the package versions fixed in</w:t>
+      </w:r>
+      <w:r>
+        <w:t xml:space="preserve"> </w:t>
+      </w:r>
+      <w:r>
+        <w:rPr>
+          <w:rStyle w:val="VerbatimChar"/>
+        </w:rPr>
+        <w:t xml:space="preserve">docs/reports/paper_d/requirements.txt</w:t>
+      </w:r>
+      <w:r>
+        <w:t xml:space="preserve">; the explanation runs themselves were not</w:t>
+      </w:r>
+      <w:r>
+        <w:t xml:space="preserve"> </w:t>
+      </w:r>
+      <w:r>
+        <w:t xml:space="preserve">repeated.</w:t>
       </w:r>
     </w:p>
     <w:bookmarkEnd w:id="40"/>

--- a/docs/reports/paper_d/submission/paper_d_full.docx
+++ b/docs/reports/paper_d/submission/paper_d_full.docx
@@ -6597,7 +6597,7 @@
       </w:r>
     </w:p>
     <w:bookmarkEnd w:id="38"/>
-    <w:bookmarkStart w:id="40" w:name="data-availability"/>
+    <w:bookmarkStart w:id="41" w:name="data-availability"/>
     <w:p>
       <w:pPr>
         <w:pStyle w:val="Heading1"/>
@@ -6620,13 +6620,13 @@
         <w:t xml:space="preserve">[18], [19]</w:t>
       </w:r>
       <w:r>
-        <w:t xml:space="preserve">. The code, the trained</w:t>
-      </w:r>
-      <w:r>
-        <w:t xml:space="preserve"> </w:t>
-      </w:r>
-      <w:r>
-        <w:t xml:space="preserve">models, the per-instance run outputs and the analysis results are available at</w:t>
+        <w:t xml:space="preserve">. The code, trained</w:t>
+      </w:r>
+      <w:r>
+        <w:t xml:space="preserve"> </w:t>
+      </w:r>
+      <w:r>
+        <w:t xml:space="preserve">models, per-instance run outputs and analysis results are available at</w:t>
       </w:r>
       <w:r>
         <w:t xml:space="preserve"> </w:t>
@@ -6661,7 +6661,21 @@
         <w:t xml:space="preserve"> </w:t>
       </w:r>
       <w:r>
-        <w:t xml:space="preserve">archived at [ZENODO VERSION DOI PENDING]. Every reported value can be regenerated from the stored runs</w:t>
+        <w:t xml:space="preserve">archived at</w:t>
+      </w:r>
+      <w:r>
+        <w:t xml:space="preserve"> </w:t>
+      </w:r>
+      <w:hyperlink r:id="rId40">
+        <w:r>
+          <w:rPr>
+            <w:rStyle w:val="Hyperlink"/>
+          </w:rPr>
+          <w:t xml:space="preserve">https://doi.org/10.5281/zenodo.23130014</w:t>
+        </w:r>
+      </w:hyperlink>
+      <w:r>
+        <w:t xml:space="preserve">. Every reported value can be regenerated from the stored runs</w:t>
       </w:r>
       <w:r>
         <w:t xml:space="preserve"> </w:t>
@@ -6679,29 +6693,11 @@
         <w:t xml:space="preserve">docs/reports/paper_d/README.md</w:t>
       </w:r>
       <w:r>
-        <w:t xml:space="preserve">, with the package versions fixed in</w:t>
-      </w:r>
-      <w:r>
-        <w:t xml:space="preserve"> </w:t>
-      </w:r>
-      <w:r>
-        <w:rPr>
-          <w:rStyle w:val="VerbatimChar"/>
-        </w:rPr>
-        <w:t xml:space="preserve">docs/reports/paper_d/requirements.txt</w:t>
-      </w:r>
-      <w:r>
-        <w:t xml:space="preserve">; the explanation runs themselves were not</w:t>
-      </w:r>
-      <w:r>
-        <w:t xml:space="preserve"> </w:t>
-      </w:r>
-      <w:r>
-        <w:t xml:space="preserve">repeated.</w:t>
+        <w:t xml:space="preserve">.</w:t>
       </w:r>
     </w:p>
-    <w:bookmarkEnd w:id="40"/>
-    <w:bookmarkStart w:id="41" w:name="Xe536ab5833287908b18f3f9d173acc61830ffab"/>
+    <w:bookmarkEnd w:id="41"/>
+    <w:bookmarkStart w:id="42" w:name="Xe536ab5833287908b18f3f9d173acc61830ffab"/>
     <w:p>
       <w:pPr>
         <w:pStyle w:val="Heading1"/>
@@ -6710,8 +6706,8 @@
         <w:t xml:space="preserve">References</w:t>
       </w:r>
     </w:p>
-    <w:bookmarkStart w:id="78" w:name="refs"/>
-    <w:bookmarkStart w:id="42" w:name="ref-lundberg2017unified"/>
+    <w:bookmarkStart w:id="79" w:name="refs"/>
+    <w:bookmarkStart w:id="43" w:name="ref-lundberg2017unified"/>
     <w:p>
       <w:pPr>
         <w:pStyle w:val="Bibliography"/>
@@ -6754,8 +6750,8 @@
         <w:t xml:space="preserve">, 2017, pp. 4765–4774.</w:t>
       </w:r>
     </w:p>
-    <w:bookmarkEnd w:id="42"/>
-    <w:bookmarkStart w:id="44" w:name="ref-ribeiro2016why"/>
+    <w:bookmarkEnd w:id="43"/>
+    <w:bookmarkStart w:id="45" w:name="ref-ribeiro2016why"/>
     <w:p>
       <w:pPr>
         <w:pStyle w:val="Bibliography"/>
@@ -6821,7 +6817,7 @@
       <w:r>
         <w:t xml:space="preserve"> </w:t>
       </w:r>
-      <w:hyperlink r:id="rId43">
+      <w:hyperlink r:id="rId44">
         <w:r>
           <w:rPr>
             <w:rStyle w:val="Hyperlink"/>
@@ -6833,8 +6829,8 @@
         <w:t xml:space="preserve">.</w:t>
       </w:r>
     </w:p>
-    <w:bookmarkEnd w:id="44"/>
-    <w:bookmarkStart w:id="46" w:name="ref-ribeiro2018anchors"/>
+    <w:bookmarkEnd w:id="45"/>
+    <w:bookmarkStart w:id="47" w:name="ref-ribeiro2018anchors"/>
     <w:p>
       <w:pPr>
         <w:pStyle w:val="Bibliography"/>
@@ -6879,7 +6875,7 @@
       <w:r>
         <w:t xml:space="preserve"> </w:t>
       </w:r>
-      <w:hyperlink r:id="rId45">
+      <w:hyperlink r:id="rId46">
         <w:r>
           <w:rPr>
             <w:rStyle w:val="Hyperlink"/>
@@ -6891,8 +6887,8 @@
         <w:t xml:space="preserve">.</w:t>
       </w:r>
     </w:p>
-    <w:bookmarkEnd w:id="46"/>
-    <w:bookmarkStart w:id="48" w:name="ref-mothilal2020dice"/>
+    <w:bookmarkEnd w:id="47"/>
+    <w:bookmarkStart w:id="49" w:name="ref-mothilal2020dice"/>
     <w:p>
       <w:pPr>
         <w:pStyle w:val="Bibliography"/>
@@ -6937,7 +6933,7 @@
       <w:r>
         <w:t xml:space="preserve"> </w:t>
       </w:r>
-      <w:hyperlink r:id="rId47">
+      <w:hyperlink r:id="rId48">
         <w:r>
           <w:rPr>
             <w:rStyle w:val="Hyperlink"/>
@@ -6949,8 +6945,8 @@
         <w:t xml:space="preserve">.</w:t>
       </w:r>
     </w:p>
-    <w:bookmarkEnd w:id="48"/>
-    <w:bookmarkStart w:id="49" w:name="ref-bhatt2020evaluating"/>
+    <w:bookmarkEnd w:id="49"/>
+    <w:bookmarkStart w:id="50" w:name="ref-bhatt2020evaluating"/>
     <w:p>
       <w:pPr>
         <w:pStyle w:val="Bibliography"/>
@@ -6993,8 +6989,8 @@
         <w:t xml:space="preserve">, 2020, pp. 3016–3022.</w:t>
       </w:r>
     </w:p>
-    <w:bookmarkEnd w:id="49"/>
-    <w:bookmarkStart w:id="50" w:name="ref-samek2017evaluating"/>
+    <w:bookmarkEnd w:id="50"/>
+    <w:bookmarkStart w:id="51" w:name="ref-samek2017evaluating"/>
     <w:p>
       <w:pPr>
         <w:pStyle w:val="Bibliography"/>
@@ -7031,8 +7027,8 @@
         <w:t xml:space="preserve">, vol. 28, no. 11, pp. 2660–2673, 2017.</w:t>
       </w:r>
     </w:p>
-    <w:bookmarkEnd w:id="50"/>
-    <w:bookmarkStart w:id="51" w:name="ref-hooker2019benchmark"/>
+    <w:bookmarkEnd w:id="51"/>
+    <w:bookmarkStart w:id="52" w:name="ref-hooker2019benchmark"/>
     <w:p>
       <w:pPr>
         <w:pStyle w:val="Bibliography"/>
@@ -7075,8 +7071,8 @@
         <w:t xml:space="preserve">, 2019, pp. 9737–9748.</w:t>
       </w:r>
     </w:p>
-    <w:bookmarkEnd w:id="51"/>
-    <w:bookmarkStart w:id="53" w:name="ref-alvarezmelis2018robustness"/>
+    <w:bookmarkEnd w:id="52"/>
+    <w:bookmarkStart w:id="54" w:name="ref-alvarezmelis2018robustness"/>
     <w:p>
       <w:pPr>
         <w:pStyle w:val="Bibliography"/>
@@ -7121,7 +7117,7 @@
       <w:r>
         <w:t xml:space="preserve"> </w:t>
       </w:r>
-      <w:hyperlink r:id="rId52">
+      <w:hyperlink r:id="rId53">
         <w:r>
           <w:rPr>
             <w:rStyle w:val="Hyperlink"/>
@@ -7130,8 +7126,8 @@
         </w:r>
       </w:hyperlink>
     </w:p>
-    <w:bookmarkEnd w:id="53"/>
-    <w:bookmarkStart w:id="54" w:name="ref-herrera2026framework"/>
+    <w:bookmarkEnd w:id="54"/>
+    <w:bookmarkStart w:id="55" w:name="ref-herrera2026framework"/>
     <w:p>
       <w:pPr>
         <w:pStyle w:val="Bibliography"/>
@@ -7182,8 +7178,8 @@
         <w:t xml:space="preserve">, no. 3, 2026.</w:t>
       </w:r>
     </w:p>
-    <w:bookmarkEnd w:id="54"/>
-    <w:bookmarkStart w:id="55" w:name="ref-bansal2021whole"/>
+    <w:bookmarkEnd w:id="55"/>
+    <w:bookmarkStart w:id="56" w:name="ref-bansal2021whole"/>
     <w:p>
       <w:pPr>
         <w:pStyle w:val="Bibliography"/>
@@ -7263,8 +7259,8 @@
         <w:t xml:space="preserve">, 2021, pp. 1–16.</w:t>
       </w:r>
     </w:p>
-    <w:bookmarkEnd w:id="55"/>
-    <w:bookmarkStart w:id="56" w:name="ref-adebayo2018sanity"/>
+    <w:bookmarkEnd w:id="56"/>
+    <w:bookmarkStart w:id="57" w:name="ref-adebayo2018sanity"/>
     <w:p>
       <w:pPr>
         <w:pStyle w:val="Bibliography"/>
@@ -7307,8 +7303,8 @@
         <w:t xml:space="preserve">, 2018, pp. 9505–9515.</w:t>
       </w:r>
     </w:p>
-    <w:bookmarkEnd w:id="56"/>
-    <w:bookmarkStart w:id="57" w:name="ref-slack2020fooling"/>
+    <w:bookmarkEnd w:id="57"/>
+    <w:bookmarkStart w:id="58" w:name="ref-slack2020fooling"/>
     <w:p>
       <w:pPr>
         <w:pStyle w:val="Bibliography"/>
@@ -7372,8 +7368,8 @@
         <w:t xml:space="preserve">, 2020, pp. 180–186.</w:t>
       </w:r>
     </w:p>
-    <w:bookmarkEnd w:id="57"/>
-    <w:bookmarkStart w:id="58" w:name="ref-rudin2019stop"/>
+    <w:bookmarkEnd w:id="58"/>
+    <w:bookmarkStart w:id="59" w:name="ref-rudin2019stop"/>
     <w:p>
       <w:pPr>
         <w:pStyle w:val="Bibliography"/>
@@ -7410,8 +7406,8 @@
         <w:t xml:space="preserve">, vol. 1, no. 5, pp. 206–215, 2019.</w:t>
       </w:r>
     </w:p>
-    <w:bookmarkEnd w:id="58"/>
-    <w:bookmarkStart w:id="59" w:name="ref-lofstrom2026concerning"/>
+    <w:bookmarkEnd w:id="59"/>
+    <w:bookmarkStart w:id="60" w:name="ref-lofstrom2026concerning"/>
     <w:p>
       <w:pPr>
         <w:pStyle w:val="Bibliography"/>
@@ -7457,8 +7453,8 @@
         <w:t xml:space="preserve">, vol. 384, no. 2327, p. 20250079, 2026.</w:t>
       </w:r>
     </w:p>
-    <w:bookmarkEnd w:id="59"/>
-    <w:bookmarkStart w:id="61" w:name="ref-chiaburu2026uncertainty"/>
+    <w:bookmarkEnd w:id="60"/>
+    <w:bookmarkStart w:id="62" w:name="ref-chiaburu2026uncertainty"/>
     <w:p>
       <w:pPr>
         <w:pStyle w:val="Bibliography"/>
@@ -7521,7 +7517,7 @@
       <w:r>
         <w:t xml:space="preserve"> </w:t>
       </w:r>
-      <w:hyperlink r:id="rId60">
+      <w:hyperlink r:id="rId61">
         <w:r>
           <w:rPr>
             <w:rStyle w:val="Hyperlink"/>
@@ -7533,8 +7529,8 @@
         <w:t xml:space="preserve">.</w:t>
       </w:r>
     </w:p>
-    <w:bookmarkEnd w:id="61"/>
-    <w:bookmarkStart w:id="63" w:name="ref-christodoulou2026impact"/>
+    <w:bookmarkEnd w:id="62"/>
+    <w:bookmarkStart w:id="64" w:name="ref-christodoulou2026impact"/>
     <w:p>
       <w:pPr>
         <w:pStyle w:val="Bibliography"/>
@@ -7573,7 +7569,7 @@
       <w:r>
         <w:t xml:space="preserve"> </w:t>
       </w:r>
-      <w:hyperlink r:id="rId62">
+      <w:hyperlink r:id="rId63">
         <w:r>
           <w:rPr>
             <w:rStyle w:val="Hyperlink"/>
@@ -7585,8 +7581,8 @@
         <w:t xml:space="preserve">.</w:t>
       </w:r>
     </w:p>
-    <w:bookmarkEnd w:id="63"/>
-    <w:bookmarkStart w:id="65" w:name="ref-cheng2026uncertainty"/>
+    <w:bookmarkEnd w:id="64"/>
+    <w:bookmarkStart w:id="66" w:name="ref-cheng2026uncertainty"/>
     <w:p>
       <w:pPr>
         <w:pStyle w:val="Bibliography"/>
@@ -7634,7 +7630,7 @@
       <w:r>
         <w:t xml:space="preserve"> </w:t>
       </w:r>
-      <w:hyperlink r:id="rId64">
+      <w:hyperlink r:id="rId65">
         <w:r>
           <w:rPr>
             <w:rStyle w:val="Hyperlink"/>
@@ -7646,8 +7642,8 @@
         <w:t xml:space="preserve">.</w:t>
       </w:r>
     </w:p>
-    <w:bookmarkEnd w:id="65"/>
-    <w:bookmarkStart w:id="66" w:name="ref-becker1996adult"/>
+    <w:bookmarkEnd w:id="66"/>
+    <w:bookmarkStart w:id="67" w:name="ref-becker1996adult"/>
     <w:p>
       <w:pPr>
         <w:pStyle w:val="Bibliography"/>
@@ -7675,50 +7671,50 @@
       </w:r>
       <w:r>
         <w:t xml:space="preserve">UCI Machine Learning Repository, 1996.</w:t>
-      </w:r>
-    </w:p>
-    <w:bookmarkEnd w:id="66"/>
-    <w:bookmarkStart w:id="67" w:name="ref-hofmann1994statlog"/>
-    <w:p>
-      <w:pPr>
-        <w:pStyle w:val="Bibliography"/>
-      </w:pPr>
-      <w:r>
-        <w:t xml:space="preserve">[19]</w:t>
-      </w:r>
-      <w:r>
-        <w:t xml:space="preserve"> </w:t>
-      </w:r>
-      <w:r>
-        <w:t xml:space="preserve">	</w:t>
-      </w:r>
-      <w:r>
-        <w:t xml:space="preserve">H. Hofmann,</w:t>
-      </w:r>
-      <w:r>
-        <w:t xml:space="preserve"> </w:t>
-      </w:r>
-      <w:r>
-        <w:t xml:space="preserve">“Statlog (</w:t>
-      </w:r>
-      <w:r>
-        <w:t xml:space="preserve">German</w:t>
-      </w:r>
-      <w:r>
-        <w:t xml:space="preserve"> </w:t>
-      </w:r>
-      <w:r>
-        <w:t xml:space="preserve">credit data) [dataset].”</w:t>
-      </w:r>
-      <w:r>
-        <w:t xml:space="preserve"> </w:t>
-      </w:r>
-      <w:r>
-        <w:t xml:space="preserve">UCI Machine Learning Repository, 1994.</w:t>
       </w:r>
     </w:p>
     <w:bookmarkEnd w:id="67"/>
-    <w:bookmarkStart w:id="68" w:name="ref-breiman2001random"/>
+    <w:bookmarkStart w:id="68" w:name="ref-hofmann1994statlog"/>
+    <w:p>
+      <w:pPr>
+        <w:pStyle w:val="Bibliography"/>
+      </w:pPr>
+      <w:r>
+        <w:t xml:space="preserve">[19]</w:t>
+      </w:r>
+      <w:r>
+        <w:t xml:space="preserve"> </w:t>
+      </w:r>
+      <w:r>
+        <w:t xml:space="preserve">	</w:t>
+      </w:r>
+      <w:r>
+        <w:t xml:space="preserve">H. Hofmann,</w:t>
+      </w:r>
+      <w:r>
+        <w:t xml:space="preserve"> </w:t>
+      </w:r>
+      <w:r>
+        <w:t xml:space="preserve">“Statlog (</w:t>
+      </w:r>
+      <w:r>
+        <w:t xml:space="preserve">German</w:t>
+      </w:r>
+      <w:r>
+        <w:t xml:space="preserve"> </w:t>
+      </w:r>
+      <w:r>
+        <w:t xml:space="preserve">credit data) [dataset].”</w:t>
+      </w:r>
+      <w:r>
+        <w:t xml:space="preserve"> </w:t>
+      </w:r>
+      <w:r>
+        <w:t xml:space="preserve">UCI Machine Learning Repository, 1994.</w:t>
+      </w:r>
+    </w:p>
+    <w:bookmarkEnd w:id="68"/>
+    <w:bookmarkStart w:id="69" w:name="ref-breiman2001random"/>
     <w:p>
       <w:pPr>
         <w:pStyle w:val="Bibliography"/>
@@ -7755,8 +7751,8 @@
         <w:t xml:space="preserve">, vol. 45, no. 1, pp. 5–32, 2001.</w:t>
       </w:r>
     </w:p>
-    <w:bookmarkEnd w:id="68"/>
-    <w:bookmarkStart w:id="69" w:name="ref-chen2016xgboost"/>
+    <w:bookmarkEnd w:id="69"/>
+    <w:bookmarkStart w:id="70" w:name="ref-chen2016xgboost"/>
     <w:p>
       <w:pPr>
         <w:pStyle w:val="Bibliography"/>
@@ -7805,8 +7801,8 @@
         <w:t xml:space="preserve">, 2016, pp. 785–794.</w:t>
       </w:r>
     </w:p>
-    <w:bookmarkEnd w:id="69"/>
-    <w:bookmarkStart w:id="70" w:name="ref-wilcoxon1945individual"/>
+    <w:bookmarkEnd w:id="70"/>
+    <w:bookmarkStart w:id="71" w:name="ref-wilcoxon1945individual"/>
     <w:p>
       <w:pPr>
         <w:pStyle w:val="Bibliography"/>
@@ -7843,8 +7839,8 @@
         <w:t xml:space="preserve">, vol. 1, no. 6, pp. 80–83, 1945.</w:t>
       </w:r>
     </w:p>
-    <w:bookmarkEnd w:id="70"/>
-    <w:bookmarkStart w:id="71" w:name="ref-holm1979simple"/>
+    <w:bookmarkEnd w:id="71"/>
+    <w:bookmarkStart w:id="72" w:name="ref-holm1979simple"/>
     <w:p>
       <w:pPr>
         <w:pStyle w:val="Bibliography"/>
@@ -7881,8 +7877,8 @@
         <w:t xml:space="preserve">, vol. 6, no. 2, pp. 65–70, 1979.</w:t>
       </w:r>
     </w:p>
-    <w:bookmarkEnd w:id="71"/>
-    <w:bookmarkStart w:id="72" w:name="ref-lakens2013calculating"/>
+    <w:bookmarkEnd w:id="72"/>
+    <w:bookmarkStart w:id="73" w:name="ref-lakens2013calculating"/>
     <w:p>
       <w:pPr>
         <w:pStyle w:val="Bibliography"/>
@@ -7928,8 +7924,8 @@
         <w:t xml:space="preserve">, vol. 4, p. 863, 2013.</w:t>
       </w:r>
     </w:p>
-    <w:bookmarkEnd w:id="72"/>
-    <w:bookmarkStart w:id="74" w:name="ref-kruskal1952use"/>
+    <w:bookmarkEnd w:id="73"/>
+    <w:bookmarkStart w:id="75" w:name="ref-kruskal1952use"/>
     <w:p>
       <w:pPr>
         <w:pStyle w:val="Bibliography"/>
@@ -7968,7 +7964,7 @@
       <w:r>
         <w:t xml:space="preserve"> </w:t>
       </w:r>
-      <w:hyperlink r:id="rId73">
+      <w:hyperlink r:id="rId74">
         <w:r>
           <w:rPr>
             <w:rStyle w:val="Hyperlink"/>
@@ -7980,8 +7976,8 @@
         <w:t xml:space="preserve">.</w:t>
       </w:r>
     </w:p>
-    <w:bookmarkEnd w:id="74"/>
-    <w:bookmarkStart w:id="76" w:name="ref-cameron2015practitioner"/>
+    <w:bookmarkEnd w:id="75"/>
+    <w:bookmarkStart w:id="77" w:name="ref-cameron2015practitioner"/>
     <w:p>
       <w:pPr>
         <w:pStyle w:val="Bibliography"/>
@@ -8020,7 +8016,7 @@
       <w:r>
         <w:t xml:space="preserve"> </w:t>
       </w:r>
-      <w:hyperlink r:id="rId75">
+      <w:hyperlink r:id="rId76">
         <w:r>
           <w:rPr>
             <w:rStyle w:val="Hyperlink"/>
@@ -8032,8 +8028,8 @@
         <w:t xml:space="preserve">.</w:t>
       </w:r>
     </w:p>
-    <w:bookmarkEnd w:id="76"/>
-    <w:bookmarkStart w:id="77" w:name="ref-platt1999probabilistic"/>
+    <w:bookmarkEnd w:id="77"/>
+    <w:bookmarkStart w:id="78" w:name="ref-platt1999probabilistic"/>
     <w:p>
       <w:pPr>
         <w:pStyle w:val="Bibliography"/>
@@ -8076,9 +8072,9 @@
         <w:t xml:space="preserve">, A. J. Smola, P. Bartlett, B. Schölkopf, and D. Schuurmans, Eds., MIT Press, 1999, pp. 61–74.</w:t>
       </w:r>
     </w:p>
-    <w:bookmarkEnd w:id="77"/>
     <w:bookmarkEnd w:id="78"/>
     <w:bookmarkEnd w:id="79"/>
+    <w:bookmarkEnd w:id="80"/>
     <w:p>
       <w:pPr>
         <w:pStyle w:val="Heading1"/>
@@ -8119,8 +8115,8 @@
         <w:t xml:space="preserve">author to ensure accuracy and coherence.</w:t>
       </w:r>
     </w:p>
-    <w:bookmarkEnd w:id="41"/>
-    <w:bookmarkStart w:id="79" w:name="bibliography"/>
+    <w:bookmarkEnd w:id="42"/>
+    <w:bookmarkStart w:id="80" w:name="bibliography"/>
     <w:sectPr>
       <w:pgSz w:w="12240" w:h="15840"/>
       <w:pgMar w:top="1418" w:right="1418" w:bottom="1418" w:left="1418" w:header="720" w:footer="720" w:gutter="0"/>

--- a/docs/reports/paper_d/submission/paper_d_full.docx
+++ b/docs/reports/paper_d/submission/paper_d_full.docx
@@ -67,16 +67,7 @@
         <w:pStyle w:val="BodyText"/>
       </w:pPr>
       <w:r>
-        <w:t xml:space="preserve">[</w:t>
-      </w:r>
-      <w:r>
-        <w:t xml:space="preserve">AUTHOR: profession</w:t>
-      </w:r>
-      <w:r>
-        <w:t xml:space="preserve">]</w:t>
-      </w:r>
-      <w:r>
-        <w:t xml:space="preserve">. Department of Computer Science, Universidad Americana de Europa</w:t>
+        <w:t xml:space="preserve">PhD candidate. Department of Computer Science, Universidad Americana de Europa</w:t>
       </w:r>
       <w:r>
         <w:t xml:space="preserve"> </w:t>
